--- a/Documents/2022-rag.docx
+++ b/Documents/2022-rag.docx
@@ -215,7 +215,7 @@
       <w:pPr>
         <w:numPr>
           <w:ilvl w:val="1"/>
-          <w:numId w:val="35"/>
+          <w:numId w:val="34"/>
         </w:numPr>
         <w:pBdr>
           <w:top w:space="0" w:sz="0" w:val="nil"/>
@@ -243,6 +243,147 @@
           <w:rtl w:val="0"/>
         </w:rPr>
         <w:t xml:space="preserve"> Lighthouse / Trasloelevatore (SRM) 2</w:t>
+      </w:r>
+    </w:p>
+    <w:p>
+      <w:pPr>
+        <w:numPr>
+          <w:ilvl w:val="1"/>
+          <w:numId w:val="34"/>
+        </w:numPr>
+        <w:pBdr>
+          <w:top w:space="0" w:sz="0" w:val="nil"/>
+          <w:left w:space="0" w:sz="0" w:val="nil"/>
+          <w:bottom w:space="0" w:sz="0" w:val="nil"/>
+          <w:right w:space="0" w:sz="0" w:val="nil"/>
+          <w:between w:space="0" w:sz="0" w:val="nil"/>
+        </w:pBdr>
+        <w:shd w:fill="auto" w:val="clear"/>
+        <w:spacing w:line="275.9999942779541" w:lineRule="auto"/>
+        <w:ind w:left="1200" w:hanging="360"/>
+      </w:pPr>
+      <w:r>
+        <w:rPr>
+          <w:rFonts w:ascii="Google Sans" w:cs="Google Sans" w:eastAsia="Google Sans" w:hAnsi="Google Sans"/>
+          <w:b w:val="1"/>
+          <w:bCs w:val="1"/>
+          <w:rtl w:val="0"/>
+        </w:rPr>
+        <w:t xml:space="preserve">Descrizione del problema:</w:t>
+      </w:r>
+      <w:r>
+        <w:rPr>
+          <w:rFonts w:ascii="Google Sans" w:cs="Google Sans" w:eastAsia="Google Sans" w:hAnsi="Google Sans"/>
+          <w:rtl w:val="0"/>
+        </w:rPr>
+        <w:t xml:space="preserve"> Il trasloelevatore SRM 2 (identificato anche come EXYZ) appariva completamente fermo sull'interfaccia grafica Lighthouse per alcuni operatori. L'interfaccia non segnalava alcun errore, sebbene fisicamente la gru stesse operando regolarmente.</w:t>
+      </w:r>
+    </w:p>
+    <w:p>
+      <w:pPr>
+        <w:numPr>
+          <w:ilvl w:val="1"/>
+          <w:numId w:val="34"/>
+        </w:numPr>
+        <w:pBdr>
+          <w:top w:space="0" w:sz="0" w:val="nil"/>
+          <w:left w:space="0" w:sz="0" w:val="nil"/>
+          <w:bottom w:space="0" w:sz="0" w:val="nil"/>
+          <w:right w:space="0" w:sz="0" w:val="nil"/>
+          <w:between w:space="0" w:sz="0" w:val="nil"/>
+        </w:pBdr>
+        <w:shd w:fill="auto" w:val="clear"/>
+        <w:spacing w:line="275.9999942779541" w:lineRule="auto"/>
+        <w:ind w:left="1200" w:hanging="360"/>
+      </w:pPr>
+      <w:r>
+        <w:rPr>
+          <w:rFonts w:ascii="Google Sans" w:cs="Google Sans" w:eastAsia="Google Sans" w:hAnsi="Google Sans"/>
+          <w:b w:val="1"/>
+          <w:bCs w:val="1"/>
+          <w:rtl w:val="0"/>
+        </w:rPr>
+        <w:t xml:space="preserve">Causa radice:</w:t>
+      </w:r>
+      <w:r>
+        <w:rPr>
+          <w:rFonts w:ascii="Google Sans" w:cs="Google Sans" w:eastAsia="Google Sans" w:hAnsi="Google Sans"/>
+          <w:rtl w:val="0"/>
+        </w:rPr>
+        <w:t xml:space="preserve"> Errore di rendering visivo puramente lato client (browser web), senza alcuna interruzione reale del flusso dati dai sensori PLC della gru.</w:t>
+      </w:r>
+    </w:p>
+    <w:p>
+      <w:pPr>
+        <w:numPr>
+          <w:ilvl w:val="1"/>
+          <w:numId w:val="34"/>
+        </w:numPr>
+        <w:pBdr>
+          <w:top w:space="0" w:sz="0" w:val="nil"/>
+          <w:left w:space="0" w:sz="0" w:val="nil"/>
+          <w:bottom w:space="0" w:sz="0" w:val="nil"/>
+          <w:right w:space="0" w:sz="0" w:val="nil"/>
+          <w:between w:space="0" w:sz="0" w:val="nil"/>
+        </w:pBdr>
+        <w:shd w:fill="auto" w:val="clear"/>
+        <w:spacing w:line="275.9999942779541" w:lineRule="auto"/>
+        <w:ind w:left="1200" w:hanging="360"/>
+      </w:pPr>
+      <w:r>
+        <w:rPr>
+          <w:rFonts w:ascii="Google Sans" w:cs="Google Sans" w:eastAsia="Google Sans" w:hAnsi="Google Sans"/>
+          <w:b w:val="1"/>
+          <w:bCs w:val="1"/>
+          <w:rtl w:val="0"/>
+        </w:rPr>
+        <w:t xml:space="preserve">Soluzione o workaround:</w:t>
+      </w:r>
+      <w:r>
+        <w:rPr>
+          <w:rFonts w:ascii="Google Sans" w:cs="Google Sans" w:eastAsia="Google Sans" w:hAnsi="Google Sans"/>
+          <w:rtl w:val="0"/>
+        </w:rPr>
+        <w:t xml:space="preserve"> Esecuzione di un refresh della pagina web e pulizia dei cookie del browser come procedura standard, o semplice riavvio dell'applicazione.</w:t>
+      </w:r>
+      <w:r>
+        <w:rPr>
+          <w:rtl w:val="0"/>
+        </w:rPr>
+      </w:r>
+    </w:p>
+    <w:p>
+      <w:pPr>
+        <w:numPr>
+          <w:ilvl w:val="0"/>
+          <w:numId w:val="1"/>
+        </w:numPr>
+        <w:pBdr>
+          <w:top w:space="0" w:sz="0" w:val="nil"/>
+          <w:left w:space="0" w:sz="0" w:val="nil"/>
+          <w:bottom w:space="0" w:sz="0" w:val="nil"/>
+          <w:right w:space="0" w:sz="0" w:val="nil"/>
+          <w:between w:space="0" w:sz="0" w:val="nil"/>
+        </w:pBdr>
+        <w:shd w:fill="auto" w:val="clear"/>
+        <w:spacing w:line="275.9999942779541" w:lineRule="auto"/>
+        <w:ind w:left="600" w:hanging="360"/>
+      </w:pPr>
+      <w:r>
+        <w:rPr>
+          <w:rFonts w:ascii="Google Sans" w:cs="Google Sans" w:eastAsia="Google Sans" w:hAnsi="Google Sans"/>
+          <w:b w:val="1"/>
+          <w:bCs w:val="1"/>
+          <w:rtl w:val="0"/>
+        </w:rPr>
+        <w:t xml:space="preserve">Data:</w:t>
+      </w:r>
+      <w:r>
+        <w:rPr>
+          <w:rFonts w:ascii="Google Sans" w:cs="Google Sans" w:eastAsia="Google Sans" w:hAnsi="Google Sans"/>
+          <w:rtl w:val="0"/>
+        </w:rPr>
+        <w:t xml:space="preserve"> 30/12/21</w:t>
       </w:r>
     </w:p>
     <w:p>
@@ -269,14 +410,14 @@
           <w:bCs w:val="1"/>
           <w:rtl w:val="0"/>
         </w:rPr>
-        <w:t xml:space="preserve">Descrizione del problema:</w:t>
-      </w:r>
-      <w:r>
-        <w:rPr>
-          <w:rFonts w:ascii="Google Sans" w:cs="Google Sans" w:eastAsia="Google Sans" w:hAnsi="Google Sans"/>
-          <w:rtl w:val="0"/>
-        </w:rPr>
-        <w:t xml:space="preserve"> Il trasloelevatore SRM 2 (identificato anche come EXYZ) appariva completamente fermo sull'interfaccia grafica Lighthouse per alcuni operatori. L'interfaccia non segnalava alcun errore, sebbene fisicamente la gru stesse operando regolarmente.</w:t>
+        <w:t xml:space="preserve">Sottosistema:</w:t>
+      </w:r>
+      <w:r>
+        <w:rPr>
+          <w:rFonts w:ascii="Google Sans" w:cs="Google Sans" w:eastAsia="Google Sans" w:hAnsi="Google Sans"/>
+          <w:rtl w:val="0"/>
+        </w:rPr>
+        <w:t xml:space="preserve"> Terminali mobili (RF Terminals) / Connettività di Rete</w:t>
       </w:r>
     </w:p>
     <w:p>
@@ -303,14 +444,14 @@
           <w:bCs w:val="1"/>
           <w:rtl w:val="0"/>
         </w:rPr>
-        <w:t xml:space="preserve">Causa radice:</w:t>
-      </w:r>
-      <w:r>
-        <w:rPr>
-          <w:rFonts w:ascii="Google Sans" w:cs="Google Sans" w:eastAsia="Google Sans" w:hAnsi="Google Sans"/>
-          <w:rtl w:val="0"/>
-        </w:rPr>
-        <w:t xml:space="preserve"> Errore di rendering visivo puramente lato client (browser web), senza alcuna interruzione reale del flusso dati dai sensori PLC della gru.</w:t>
+        <w:t xml:space="preserve">Descrizione del problema:</w:t>
+      </w:r>
+      <w:r>
+        <w:rPr>
+          <w:rFonts w:ascii="Google Sans" w:cs="Google Sans" w:eastAsia="Google Sans" w:hAnsi="Google Sans"/>
+          <w:rtl w:val="0"/>
+        </w:rPr>
+        <w:t xml:space="preserve"> Disconnessione massiva e improvvisa di tutti i terminali mobili dal server centrale WAMAS, bloccando istantaneamente tutti i carrellisti in impianto e impedendo la ricezione di ordini di trasporto.</w:t>
       </w:r>
     </w:p>
     <w:p>
@@ -337,6 +478,40 @@
           <w:bCs w:val="1"/>
           <w:rtl w:val="0"/>
         </w:rPr>
+        <w:t xml:space="preserve">Causa radice:</w:t>
+      </w:r>
+      <w:r>
+        <w:rPr>
+          <w:rFonts w:ascii="Google Sans" w:cs="Google Sans" w:eastAsia="Google Sans" w:hAnsi="Google Sans"/>
+          <w:rtl w:val="0"/>
+        </w:rPr>
+        <w:t xml:space="preserve"> Collasso della rete wireless o dell'interfaccia di comunicazione dati (recidiva di un difetto della settimana precedente).</w:t>
+      </w:r>
+    </w:p>
+    <w:p>
+      <w:pPr>
+        <w:numPr>
+          <w:ilvl w:val="1"/>
+          <w:numId w:val="35"/>
+        </w:numPr>
+        <w:pBdr>
+          <w:top w:space="0" w:sz="0" w:val="nil"/>
+          <w:left w:space="0" w:sz="0" w:val="nil"/>
+          <w:bottom w:space="0" w:sz="0" w:val="nil"/>
+          <w:right w:space="0" w:sz="0" w:val="nil"/>
+          <w:between w:space="0" w:sz="0" w:val="nil"/>
+        </w:pBdr>
+        <w:shd w:fill="auto" w:val="clear"/>
+        <w:spacing w:line="275.9999942779541" w:lineRule="auto"/>
+        <w:ind w:left="1200" w:hanging="360"/>
+      </w:pPr>
+      <w:r>
+        <w:rPr>
+          <w:rFonts w:ascii="Google Sans" w:cs="Google Sans" w:eastAsia="Google Sans" w:hAnsi="Google Sans"/>
+          <w:b w:val="1"/>
+          <w:bCs w:val="1"/>
+          <w:rtl w:val="0"/>
+        </w:rPr>
         <w:t xml:space="preserve">Soluzione o workaround:</w:t>
       </w:r>
       <w:r>
@@ -344,7 +519,7 @@
           <w:rFonts w:ascii="Google Sans" w:cs="Google Sans" w:eastAsia="Google Sans" w:hAnsi="Google Sans"/>
           <w:rtl w:val="0"/>
         </w:rPr>
-        <w:t xml:space="preserve"> Esecuzione di un refresh della pagina web e pulizia dei cookie del browser come procedura standard, o semplice riavvio dell'applicazione.</w:t>
+        <w:t xml:space="preserve"> Intervento dell'help desk IT aziendale per ristabilire l'integrità del layer di rete wireless.</w:t>
       </w:r>
       <w:r>
         <w:rPr>
@@ -417,7 +592,7 @@
           <w:rFonts w:ascii="Google Sans" w:cs="Google Sans" w:eastAsia="Google Sans" w:hAnsi="Google Sans"/>
           <w:rtl w:val="0"/>
         </w:rPr>
-        <w:t xml:space="preserve"> Terminali mobili (RF Terminals) / Connettività di Rete</w:t>
+        <w:t xml:space="preserve"> Lighthouse / SRM 01</w:t>
       </w:r>
     </w:p>
     <w:p>
@@ -451,7 +626,7 @@
           <w:rFonts w:ascii="Google Sans" w:cs="Google Sans" w:eastAsia="Google Sans" w:hAnsi="Google Sans"/>
           <w:rtl w:val="0"/>
         </w:rPr>
-        <w:t xml:space="preserve"> Disconnessione massiva e improvvisa di tutti i terminali mobili dal server centrale WAMAS, bloccando istantaneamente tutti i carrellisti in impianto e impedendo la ricezione di ordini di trasporto.</w:t>
+        <w:t xml:space="preserve"> Disallineamento severo tra stato fisico e supervisione logica: la gru SRM 01 era in corretto stato di funzionamento sul campo, ma la dashboard Lighthouse la segnalava perennemente bloccata in posizione "home".</w:t>
       </w:r>
     </w:p>
     <w:p>
@@ -485,7 +660,7 @@
           <w:rFonts w:ascii="Google Sans" w:cs="Google Sans" w:eastAsia="Google Sans" w:hAnsi="Google Sans"/>
           <w:rtl w:val="0"/>
         </w:rPr>
-        <w:t xml:space="preserve"> Collasso della rete wireless o dell'interfaccia di comunicazione dati (recidiva di un difetto della settimana precedente).</w:t>
+        <w:t xml:space="preserve"> Mancata o corrotta propagazione dello status reale dalla sensoristica della macchina all'interfaccia SCADA.</w:t>
       </w:r>
     </w:p>
     <w:p>
@@ -519,7 +694,7 @@
           <w:rFonts w:ascii="Google Sans" w:cs="Google Sans" w:eastAsia="Google Sans" w:hAnsi="Google Sans"/>
           <w:rtl w:val="0"/>
         </w:rPr>
-        <w:t xml:space="preserve"> Intervento dell'help desk IT aziendale per ristabilire l'integrità del layer di rete wireless.</w:t>
+        <w:t xml:space="preserve"> Nessun intervento di basso livello richiesto; il sistema fisico ha continuato a operare ignorando l'anomalia unicamente visiva.</w:t>
       </w:r>
       <w:r>
         <w:rPr>
@@ -558,7 +733,7 @@
           <w:rFonts w:ascii="Google Sans" w:cs="Google Sans" w:eastAsia="Google Sans" w:hAnsi="Google Sans"/>
           <w:rtl w:val="0"/>
         </w:rPr>
-        <w:t xml:space="preserve"> 30/12/21</w:t>
+        <w:t xml:space="preserve"> 04/01/22</w:t>
       </w:r>
     </w:p>
     <w:p>
@@ -592,7 +767,7 @@
           <w:rFonts w:ascii="Google Sans" w:cs="Google Sans" w:eastAsia="Google Sans" w:hAnsi="Google Sans"/>
           <w:rtl w:val="0"/>
         </w:rPr>
-        <w:t xml:space="preserve"> Lighthouse / SRM 01</w:t>
+        <w:t xml:space="preserve"> Livello MFS / PLC (Lighthouse)</w:t>
       </w:r>
     </w:p>
     <w:p>
@@ -626,7 +801,7 @@
           <w:rFonts w:ascii="Google Sans" w:cs="Google Sans" w:eastAsia="Google Sans" w:hAnsi="Google Sans"/>
           <w:rtl w:val="0"/>
         </w:rPr>
-        <w:t xml:space="preserve"> Disallineamento severo tra stato fisico e supervisione logica: la gru SRM 01 era in corretto stato di funzionamento sul campo, ma la dashboard Lighthouse la segnalava perennemente bloccata in posizione "home".</w:t>
+        <w:t xml:space="preserve"> Rilevato sull'SRM 01 un "Fine Positioning Error" fisico associato a riduzione manuale dei valori cinematici di sollevamento, ma tale allarme non veniva propagato sull'interfaccia Lighthouse.</w:t>
       </w:r>
     </w:p>
     <w:p>
@@ -660,7 +835,7 @@
           <w:rFonts w:ascii="Google Sans" w:cs="Google Sans" w:eastAsia="Google Sans" w:hAnsi="Google Sans"/>
           <w:rtl w:val="0"/>
         </w:rPr>
-        <w:t xml:space="preserve"> Mancata o corrotta propagazione dello status reale dalla sensoristica della macchina all'interfaccia SCADA.</w:t>
+        <w:t xml:space="preserve"> Concomitanza con il collaudo di una patch sviluppata da Pentanova relativa alle notifiche "PLC Offline". Il layer di comunicazione tratteneva l'errore.</w:t>
       </w:r>
     </w:p>
     <w:p>
@@ -694,7 +869,7 @@
           <w:rFonts w:ascii="Google Sans" w:cs="Google Sans" w:eastAsia="Google Sans" w:hAnsi="Google Sans"/>
           <w:rtl w:val="0"/>
         </w:rPr>
-        <w:t xml:space="preserve"> Nessun intervento di basso livello richiesto; il sistema fisico ha continuato a operare ignorando l'anomalia unicamente visiva.</w:t>
+        <w:t xml:space="preserve"> I tecnici hanno richiesto la "provocazione" forzata del guasto (scollegamento fisico del PLC su veicolo non critico) per testare l'aggiornamento e forzare l'allineamento.</w:t>
       </w:r>
       <w:r>
         <w:rPr>
@@ -733,7 +908,7 @@
           <w:rFonts w:ascii="Google Sans" w:cs="Google Sans" w:eastAsia="Google Sans" w:hAnsi="Google Sans"/>
           <w:rtl w:val="0"/>
         </w:rPr>
-        <w:t xml:space="preserve"> 04/01/22</w:t>
+        <w:t xml:space="preserve"> 05/01/22</w:t>
       </w:r>
     </w:p>
     <w:p>
@@ -767,7 +942,7 @@
           <w:rFonts w:ascii="Google Sans" w:cs="Google Sans" w:eastAsia="Google Sans" w:hAnsi="Google Sans"/>
           <w:rtl w:val="0"/>
         </w:rPr>
-        <w:t xml:space="preserve"> Livello MFS / PLC (Lighthouse)</w:t>
+        <w:t xml:space="preserve"> SRM 8 / Core MFS / Rete Dati</w:t>
       </w:r>
     </w:p>
     <w:p>
@@ -801,7 +976,7 @@
           <w:rFonts w:ascii="Google Sans" w:cs="Google Sans" w:eastAsia="Google Sans" w:hAnsi="Google Sans"/>
           <w:rtl w:val="0"/>
         </w:rPr>
-        <w:t xml:space="preserve"> Rilevato sull'SRM 01 un "Fine Positioning Error" fisico associato a riduzione manuale dei valori cinematici di sollevamento, ma tale allarme non veniva propagato sull'interfaccia Lighthouse.</w:t>
+        <w:t xml:space="preserve"> Stallo dell'SRM 8 seguito in serata da un collasso totale del modulo MFS. Tutti i pallet in viaggio si sono bloccati e Lighthouse è stata inondata da allarmi "occupation without transport order".</w:t>
       </w:r>
     </w:p>
     <w:p>
@@ -835,7 +1010,7 @@
           <w:rFonts w:ascii="Google Sans" w:cs="Google Sans" w:eastAsia="Google Sans" w:hAnsi="Google Sans"/>
           <w:rtl w:val="0"/>
         </w:rPr>
-        <w:t xml:space="preserve"> Concomitanza con il collaudo di una patch sviluppata da Pentanova relativa alle notifiche "PLC Offline". Il layer di comunicazione tratteneva l'errore.</w:t>
+        <w:t xml:space="preserve"> Grave caduta della rete dati (data network problem) che ha isolato l'MFS dal campo, recidendo il legame logico tra i pacchi fisici e il database.</w:t>
       </w:r>
     </w:p>
     <w:p>
@@ -869,7 +1044,7 @@
           <w:rFonts w:ascii="Google Sans" w:cs="Google Sans" w:eastAsia="Google Sans" w:hAnsi="Google Sans"/>
           <w:rtl w:val="0"/>
         </w:rPr>
-        <w:t xml:space="preserve"> I tecnici hanno richiesto la "provocazione" forzata del guasto (scollegamento fisico del PLC su veicolo non critico) per testare l'aggiornamento e forzare l'allineamento.</w:t>
+        <w:t xml:space="preserve"> Reset manuale dell'handling per la gru 8 e riavvio remoto dei servizi MFS per ripristinare il magazzino ("back on track" alle 22:13).</w:t>
       </w:r>
       <w:r>
         <w:rPr>
@@ -908,7 +1083,7 @@
           <w:rFonts w:ascii="Google Sans" w:cs="Google Sans" w:eastAsia="Google Sans" w:hAnsi="Google Sans"/>
           <w:rtl w:val="0"/>
         </w:rPr>
-        <w:t xml:space="preserve"> 05/01/22</w:t>
+        <w:t xml:space="preserve"> 07/01/22</w:t>
       </w:r>
     </w:p>
     <w:p>
@@ -942,7 +1117,7 @@
           <w:rFonts w:ascii="Google Sans" w:cs="Google Sans" w:eastAsia="Google Sans" w:hAnsi="Google Sans"/>
           <w:rtl w:val="0"/>
         </w:rPr>
-        <w:t xml:space="preserve"> SRM 8 / Core MFS / Rete Dati</w:t>
+        <w:t xml:space="preserve"> Linea di ingresso (Infeed Line) SRM 07</w:t>
       </w:r>
     </w:p>
     <w:p>
@@ -976,7 +1151,7 @@
           <w:rFonts w:ascii="Google Sans" w:cs="Google Sans" w:eastAsia="Google Sans" w:hAnsi="Google Sans"/>
           <w:rtl w:val="0"/>
         </w:rPr>
-        <w:t xml:space="preserve"> Stallo dell'SRM 8 seguito in serata da un collasso totale del modulo MFS. Tutti i pallet in viaggio si sono bloccati e Lighthouse è stata inondata da allarmi "occupation without transport order".</w:t>
+        <w:t xml:space="preserve"> Blocco della linea di immissione con comparsa del messaggio "wait for routing lock MFS...". I tentativi dell'operatore di aggiornare o resettare le LU dal terminale venivano sistematicamente ignorati.</w:t>
       </w:r>
     </w:p>
     <w:p>
@@ -1010,7 +1185,7 @@
           <w:rFonts w:ascii="Google Sans" w:cs="Google Sans" w:eastAsia="Google Sans" w:hAnsi="Google Sans"/>
           <w:rtl w:val="0"/>
         </w:rPr>
-        <w:t xml:space="preserve"> Grave caduta della rete dati (data network problem) che ha isolato l'MFS dal campo, recidendo il legame logico tra i pacchi fisici e il database.</w:t>
+        <w:t xml:space="preserve"> Il WMS non riusciva ad acquisire il diritto esclusivo di transito (lock) sul percorso verso la destinazione, mantenuto indebitamente da un altro processo in deadlock.</w:t>
       </w:r>
     </w:p>
     <w:p>
@@ -1044,7 +1219,7 @@
           <w:rFonts w:ascii="Google Sans" w:cs="Google Sans" w:eastAsia="Google Sans" w:hAnsi="Google Sans"/>
           <w:rtl w:val="0"/>
         </w:rPr>
-        <w:t xml:space="preserve"> Reset manuale dell'handling per la gru 8 e riavvio remoto dei servizi MFS per ripristinare il magazzino ("back on track" alle 22:13).</w:t>
+        <w:t xml:space="preserve"> Ispezione remota e pulizia della tabella di routing per sbloccare l'entità fantasma dal percorso.</w:t>
       </w:r>
       <w:r>
         <w:rPr>
@@ -1083,7 +1258,7 @@
           <w:rFonts w:ascii="Google Sans" w:cs="Google Sans" w:eastAsia="Google Sans" w:hAnsi="Google Sans"/>
           <w:rtl w:val="0"/>
         </w:rPr>
-        <w:t xml:space="preserve"> 07/01/22</w:t>
+        <w:t xml:space="preserve"> 12/01/22</w:t>
       </w:r>
     </w:p>
     <w:p>
@@ -1117,7 +1292,7 @@
           <w:rFonts w:ascii="Google Sans" w:cs="Google Sans" w:eastAsia="Google Sans" w:hAnsi="Google Sans"/>
           <w:rtl w:val="0"/>
         </w:rPr>
-        <w:t xml:space="preserve"> Linea di ingresso (Infeed Line) SRM 07</w:t>
+        <w:t xml:space="preserve"> Logica di Creazione TPO / Terminali RF (Mobile)</w:t>
       </w:r>
     </w:p>
     <w:p>
@@ -1151,7 +1326,7 @@
           <w:rFonts w:ascii="Google Sans" w:cs="Google Sans" w:eastAsia="Google Sans" w:hAnsi="Google Sans"/>
           <w:rtl w:val="0"/>
         </w:rPr>
-        <w:t xml:space="preserve"> Blocco della linea di immissione con comparsa del messaggio "wait for routing lock MFS...". I tentativi dell'operatore di aggiornare o resettare le LU dal terminale venivano sistematicamente ignorati.</w:t>
+        <w:t xml:space="preserve"> Freeze totale dei terminali RF in fase di "allocazione manuale" (trasferimenti da locazioni S10 a buffer S97). Uscendo dal menu per stampare un'etichetta, il palmare restituiva un errore bloccante inaggirabile, paralizzando le spedizioni in vista di alti volumi.</w:t>
       </w:r>
     </w:p>
     <w:p>
@@ -1185,7 +1360,7 @@
           <w:rFonts w:ascii="Google Sans" w:cs="Google Sans" w:eastAsia="Google Sans" w:hAnsi="Google Sans"/>
           <w:rtl w:val="0"/>
         </w:rPr>
-        <w:t xml:space="preserve"> Il WMS non riusciva ad acquisire il diritto esclusivo di transito (lock) sul percorso verso la destinazione, mantenuto indebitamente da un altro processo in deadlock.</w:t>
+        <w:t xml:space="preserve"> Bug innescato involontariamente da un aggiustamento "al volo" (on the fly patch) dei programmatori nel tentativo di risolvere una preesistente anomalia sui TPO spontanei.</w:t>
       </w:r>
     </w:p>
     <w:p>
@@ -1219,7 +1394,7 @@
           <w:rFonts w:ascii="Google Sans" w:cs="Google Sans" w:eastAsia="Google Sans" w:hAnsi="Google Sans"/>
           <w:rtl w:val="0"/>
         </w:rPr>
-        <w:t xml:space="preserve"> Ispezione remota e pulizia della tabella di routing per sbloccare l'entità fantasma dal percorso.</w:t>
+        <w:t xml:space="preserve"> Riavvio forzato hardware del singolo terminale per il magazziniere. Per la risoluzione sistemica, riavvio controllato dell'applicazione MFS in serata previa messa in pausa della flotta (agvDisable=true).</w:t>
       </w:r>
       <w:r>
         <w:rPr>
@@ -1292,7 +1467,7 @@
           <w:rFonts w:ascii="Google Sans" w:cs="Google Sans" w:eastAsia="Google Sans" w:hAnsi="Google Sans"/>
           <w:rtl w:val="0"/>
         </w:rPr>
-        <w:t xml:space="preserve"> Logica di Creazione TPO / Terminali RF (Mobile)</w:t>
+        <w:t xml:space="preserve"> Stampanti (Dispositivi di Rete) / MFS Pending Events</w:t>
       </w:r>
     </w:p>
     <w:p>
@@ -1326,7 +1501,7 @@
           <w:rFonts w:ascii="Google Sans" w:cs="Google Sans" w:eastAsia="Google Sans" w:hAnsi="Google Sans"/>
           <w:rtl w:val="0"/>
         </w:rPr>
-        <w:t xml:space="preserve"> Freeze totale dei terminali RF in fase di "allocazione manuale" (trasferimenti da locazioni S10 a buffer S97). Uscendo dal menu per stampare un'etichetta, il palmare restituiva un errore bloccante inaggirabile, paralizzando le spedizioni in vista di alti volumi.</w:t>
+        <w:t xml:space="preserve"> La stampante etichettatrice (IP 10.32.0.82) presso la Baia 2 ha smesso di rispondere, provocando accumulo di "false occupazioni" in zona F01. Questo evento espone una grave vulnerabilità architetturale: la gestione sincrona delle periferiche ausiliarie crea catastrofici colli di bottiglia logici.</w:t>
       </w:r>
     </w:p>
     <w:p>
@@ -1360,7 +1535,7 @@
           <w:rFonts w:ascii="Google Sans" w:cs="Google Sans" w:eastAsia="Google Sans" w:hAnsi="Google Sans"/>
           <w:rtl w:val="0"/>
         </w:rPr>
-        <w:t xml:space="preserve"> Bug innescato involontariamente da un aggiustamento "al volo" (on the fly patch) dei programmatori nel tentativo di risolvere una preesistente anomalia sui TPO spontanei.</w:t>
+        <w:t xml:space="preserve"> Poiché la stampa non è un processo asincrono (fire-and-forget), l'assenza di risposta (ACK) congelava l'intero thread dell'MFS deputato agli "eventi pendenti", bloccando a monte tutte le LU in arrivo.</w:t>
       </w:r>
     </w:p>
     <w:p>
@@ -1394,7 +1569,7 @@
           <w:rFonts w:ascii="Google Sans" w:cs="Google Sans" w:eastAsia="Google Sans" w:hAnsi="Google Sans"/>
           <w:rtl w:val="0"/>
         </w:rPr>
-        <w:t xml:space="preserve"> Riavvio forzato hardware del singolo terminale per il magazziniere. Per la risoluzione sistemica, riavvio controllato dell'applicazione MFS in serata previa messa in pausa della flotta (agvDisable=true).</w:t>
+        <w:t xml:space="preserve"> Configurazione della stampante guasta in modalità "bypass logico" per rimuovere il deadlock e permettere alle merci di avanzare fluidamente.</w:t>
       </w:r>
       <w:r>
         <w:rPr>
@@ -1433,7 +1608,7 @@
           <w:rFonts w:ascii="Google Sans" w:cs="Google Sans" w:eastAsia="Google Sans" w:hAnsi="Google Sans"/>
           <w:rtl w:val="0"/>
         </w:rPr>
-        <w:t xml:space="preserve"> 12/01/22</w:t>
+        <w:t xml:space="preserve"> 18/01/22</w:t>
       </w:r>
     </w:p>
     <w:p>
@@ -1467,7 +1642,7 @@
           <w:rFonts w:ascii="Google Sans" w:cs="Google Sans" w:eastAsia="Google Sans" w:hAnsi="Google Sans"/>
           <w:rtl w:val="0"/>
         </w:rPr>
-        <w:t xml:space="preserve"> Stampanti (Dispositivi di Rete) / MFS Pending Events</w:t>
+        <w:t xml:space="preserve"> Convogliatore (Conveyor) 148 / EMS (Wunderwuzzi)</w:t>
       </w:r>
     </w:p>
     <w:p>
@@ -1501,7 +1676,7 @@
           <w:rFonts w:ascii="Google Sans" w:cs="Google Sans" w:eastAsia="Google Sans" w:hAnsi="Google Sans"/>
           <w:rtl w:val="0"/>
         </w:rPr>
-        <w:t xml:space="preserve"> La stampante etichettatrice (IP 10.32.0.82) presso la Baia 2 ha smesso di rispondere, provocando accumulo di "false occupazioni" in zona F01. Questo evento espone una grave vulnerabilità architetturale: la gestione sincrona delle periferiche ausiliarie crea catastrofici colli di bottiglia logici.</w:t>
+        <w:t xml:space="preserve"> La LU 60562847 è rimasta bloccata sul nastro. Lighthouse segnava il sensore 148B1111 come "occupied or manipulated", e i reset dal quadro elettrico fallivano sistematicamente.</w:t>
       </w:r>
     </w:p>
     <w:p>
@@ -1535,7 +1710,7 @@
           <w:rFonts w:ascii="Google Sans" w:cs="Google Sans" w:eastAsia="Google Sans" w:hAnsi="Google Sans"/>
           <w:rtl w:val="0"/>
         </w:rPr>
-        <w:t xml:space="preserve"> Poiché la stampa non è un processo asincrono (fire-and-forget), l'assenza di risposta (ACK) congelava l'intero thread dell'MFS deputato agli "eventi pendenti", bloccando a monte tutte le LU in arrivo.</w:t>
+        <w:t xml:space="preserve"> Il sensore hardware ottico era in errore fisico profondo, alterando lo stato trasmesso al controller e impedendo l'ingaggio da parte della navetta EMS.</w:t>
       </w:r>
     </w:p>
     <w:p>
@@ -1569,7 +1744,7 @@
           <w:rFonts w:ascii="Google Sans" w:cs="Google Sans" w:eastAsia="Google Sans" w:hAnsi="Google Sans"/>
           <w:rtl w:val="0"/>
         </w:rPr>
-        <w:t xml:space="preserve"> Configurazione della stampante guasta in modalità "bypass logico" per rimuovere il deadlock e permettere alle merci di avanzare fluidamente.</w:t>
+        <w:t xml:space="preserve"> Ripristino fisico forzato del sensore hardware che ha permesso al sistema EMS di riottenere visibilità, agganciare il veicolo e raccogliere regolarmente l'unità.</w:t>
       </w:r>
       <w:r>
         <w:rPr>
@@ -1608,7 +1783,7 @@
           <w:rFonts w:ascii="Google Sans" w:cs="Google Sans" w:eastAsia="Google Sans" w:hAnsi="Google Sans"/>
           <w:rtl w:val="0"/>
         </w:rPr>
-        <w:t xml:space="preserve"> 18/01/22</w:t>
+        <w:t xml:space="preserve"> 21/01/22</w:t>
       </w:r>
     </w:p>
     <w:p>
@@ -1642,7 +1817,7 @@
           <w:rFonts w:ascii="Google Sans" w:cs="Google Sans" w:eastAsia="Google Sans" w:hAnsi="Google Sans"/>
           <w:rtl w:val="0"/>
         </w:rPr>
-        <w:t xml:space="preserve"> Convogliatore (Conveyor) 148 / EMS (Wunderwuzzi)</w:t>
+        <w:t xml:space="preserve"> Monorotaia EMS / Aree Manuali / Rete Dati</w:t>
       </w:r>
     </w:p>
     <w:p>
@@ -1676,7 +1851,7 @@
           <w:rFonts w:ascii="Google Sans" w:cs="Google Sans" w:eastAsia="Google Sans" w:hAnsi="Google Sans"/>
           <w:rtl w:val="0"/>
         </w:rPr>
-        <w:t xml:space="preserve"> La LU 60562847 è rimasta bloccata sul nastro. Lighthouse segnava il sensore 148B1111 come "occupied or manipulated", e i reset dal quadro elettrico fallivano sistematicamente.</w:t>
+        <w:t xml:space="preserve"> Blocco dell'intero sistema EMS con apparizione di pallet fantasma agli infeed delle incellofanatrici (es. SLF*071) e comparsa di "CONNECTION TIME OUT" su tutti i terminali RF. Ciò evidenzia un'altra debolezza: nelle micro-disconnessioni, i PLC perdono il riferimento logico della merce (TPO).</w:t>
       </w:r>
     </w:p>
     <w:p>
@@ -1710,7 +1885,7 @@
           <w:rFonts w:ascii="Google Sans" w:cs="Google Sans" w:eastAsia="Google Sans" w:hAnsi="Google Sans"/>
           <w:rtl w:val="0"/>
         </w:rPr>
-        <w:t xml:space="preserve"> Il sensore hardware ottico era in errore fisico profondo, alterando lo stato trasmesso al controller e impedendo l'ingaggio da parte della navetta EMS.</w:t>
+        <w:t xml:space="preserve"> Compromissione della messaggistica di routing e caduta dei nodi di rete. Al ritorno online, i sensori rilevavano le scatole ma senza referenza nel DB, innescando l'allarme "occupation without transport order".</w:t>
       </w:r>
     </w:p>
     <w:p>
@@ -1744,7 +1919,7 @@
           <w:rFonts w:ascii="Google Sans" w:cs="Google Sans" w:eastAsia="Google Sans" w:hAnsi="Google Sans"/>
           <w:rtl w:val="0"/>
         </w:rPr>
-        <w:t xml:space="preserve"> Ripristino fisico forzato del sensore hardware che ha permesso al sistema EMS di riottenere visibilità, agganciare il veicolo e raccogliere regolarmente l'unità.</w:t>
+        <w:t xml:space="preserve"> Esecuzione di hard stop/start del modulo applicativo EMS su WAMAS; spinta manuale di un veicolo sospeso per forzare l'aggiornamento dei sensori, e autoripristino silente per i palmari RF.</w:t>
       </w:r>
       <w:r>
         <w:rPr>
@@ -1783,7 +1958,7 @@
           <w:rFonts w:ascii="Google Sans" w:cs="Google Sans" w:eastAsia="Google Sans" w:hAnsi="Google Sans"/>
           <w:rtl w:val="0"/>
         </w:rPr>
-        <w:t xml:space="preserve"> 21/01/22</w:t>
+        <w:t xml:space="preserve"> 31/01/22</w:t>
       </w:r>
     </w:p>
     <w:p>
@@ -1817,7 +1992,7 @@
           <w:rFonts w:ascii="Google Sans" w:cs="Google Sans" w:eastAsia="Google Sans" w:hAnsi="Google Sans"/>
           <w:rtl w:val="0"/>
         </w:rPr>
-        <w:t xml:space="preserve"> Monorotaia EMS / Aree Manuali / Rete Dati</w:t>
+        <w:t xml:space="preserve"> Operazione di Deploy Aggiornamento WMS/MFS</w:t>
       </w:r>
     </w:p>
     <w:p>
@@ -1851,7 +2026,7 @@
           <w:rFonts w:ascii="Google Sans" w:cs="Google Sans" w:eastAsia="Google Sans" w:hAnsi="Google Sans"/>
           <w:rtl w:val="0"/>
         </w:rPr>
-        <w:t xml:space="preserve"> Blocco dell'intero sistema EMS con apparizione di pallet fantasma agli infeed delle incellofanatrici (es. SLF*071) e comparsa di "CONNECTION TIME OUT" su tutti i terminali RF. Ciò evidenzia un'altra debolezza: nelle micro-disconnessioni, i PLC perdono il riferimento logico della merce (TPO).</w:t>
+        <w:t xml:space="preserve"> Difficoltà di riavvio dei servizi applicativi (downtime prolungato) durante un deploy programmato. Il primo avvio post-installazione è fallito.</w:t>
       </w:r>
     </w:p>
     <w:p>
@@ -1885,7 +2060,7 @@
           <w:rFonts w:ascii="Google Sans" w:cs="Google Sans" w:eastAsia="Google Sans" w:hAnsi="Google Sans"/>
           <w:rtl w:val="0"/>
         </w:rPr>
-        <w:t xml:space="preserve"> Compromissione della messaggistica di routing e caduta dei nodi di rete. Al ritorno online, i sensori rilevavano le scatole ma senza referenza nel DB, innescando l'allarme "occupation without transport order".</w:t>
+        <w:t xml:space="preserve"> Instabilità dei thread applicativi al caricamento. Manipolare il DB durante le missioni attive causa corruzioni, richiedendo procedure di "disarmo" rigorose.</w:t>
       </w:r>
     </w:p>
     <w:p>
@@ -1919,7 +2094,7 @@
           <w:rFonts w:ascii="Google Sans" w:cs="Google Sans" w:eastAsia="Google Sans" w:hAnsi="Google Sans"/>
           <w:rtl w:val="0"/>
         </w:rPr>
-        <w:t xml:space="preserve"> Esecuzione di hard stop/start del modulo applicativo EMS su WAMAS; spinta manuale di un veicolo sospeso per forzare l'aggiornamento dei sensori, e autoripristino silente per i palmari RF.</w:t>
+        <w:t xml:space="preserve"> Impostazione cautelativa di agvDisable = true (con attesa fino a 15 minuti per svuotamento code). Esecuzione di un secondo tentativo consecutivo di avvio ("2nd try") che ha avuto esito positivo.</w:t>
       </w:r>
       <w:r>
         <w:rPr>
@@ -1958,7 +2133,7 @@
           <w:rFonts w:ascii="Google Sans" w:cs="Google Sans" w:eastAsia="Google Sans" w:hAnsi="Google Sans"/>
           <w:rtl w:val="0"/>
         </w:rPr>
-        <w:t xml:space="preserve"> 31/01/22</w:t>
+        <w:t xml:space="preserve"> 01/02/22</w:t>
       </w:r>
     </w:p>
     <w:p>
@@ -1992,7 +2167,7 @@
           <w:rFonts w:ascii="Google Sans" w:cs="Google Sans" w:eastAsia="Google Sans" w:hAnsi="Google Sans"/>
           <w:rtl w:val="0"/>
         </w:rPr>
-        <w:t xml:space="preserve"> Operazione di Deploy Aggiornamento WMS/MFS</w:t>
+        <w:t xml:space="preserve"> Archiviazione Database (WAMASDB)</w:t>
       </w:r>
     </w:p>
     <w:p>
@@ -2026,7 +2201,7 @@
           <w:rFonts w:ascii="Google Sans" w:cs="Google Sans" w:eastAsia="Google Sans" w:hAnsi="Google Sans"/>
           <w:rtl w:val="0"/>
         </w:rPr>
-        <w:t xml:space="preserve"> Difficoltà di riavvio dei servizi applicativi (downtime prolungato) durante un deploy programmato. Il primo avvio post-installazione è fallito.</w:t>
+        <w:t xml:space="preserve"> Il job in background preposto all'archiviazione di sistema e allo svuotamento fisiologico dei file di log vecchi è andato completamente in blocco.</w:t>
       </w:r>
     </w:p>
     <w:p>
@@ -2060,7 +2235,7 @@
           <w:rFonts w:ascii="Google Sans" w:cs="Google Sans" w:eastAsia="Google Sans" w:hAnsi="Google Sans"/>
           <w:rtl w:val="0"/>
         </w:rPr>
-        <w:t xml:space="preserve"> Instabilità dei thread applicativi al caricamento. Manipolare il DB durante le missioni attive causa corruzioni, richiedendo procedure di "disarmo" rigorose.</w:t>
+        <w:t xml:space="preserve"> Le procedure di deploy interrotte della sera precedente avevano lasciato aperto un "lock" di transazione a livello Oracle sul job, paralizzandolo.</w:t>
       </w:r>
     </w:p>
     <w:p>
@@ -2094,7 +2269,7 @@
           <w:rFonts w:ascii="Google Sans" w:cs="Google Sans" w:eastAsia="Google Sans" w:hAnsi="Google Sans"/>
           <w:rtl w:val="0"/>
         </w:rPr>
-        <w:t xml:space="preserve"> Impostazione cautelativa di agvDisable = true (con attesa fino a 15 minuti per svuotamento code). Esecuzione di un secondo tentativo consecutivo di avvio ("2nd try") che ha avuto esito positivo.</w:t>
+        <w:t xml:space="preserve"> L'assistenza remota è entrata nel sistema gestionale tramite transazione SE024 per forzare manualmente l'unlock del job, ammettendo la svista.</w:t>
       </w:r>
       <w:r>
         <w:rPr>
@@ -2133,7 +2308,7 @@
           <w:rFonts w:ascii="Google Sans" w:cs="Google Sans" w:eastAsia="Google Sans" w:hAnsi="Google Sans"/>
           <w:rtl w:val="0"/>
         </w:rPr>
-        <w:t xml:space="preserve"> 01/02/22</w:t>
+        <w:t xml:space="preserve"> 04/02/22</w:t>
       </w:r>
     </w:p>
     <w:p>
@@ -2167,7 +2342,7 @@
           <w:rFonts w:ascii="Google Sans" w:cs="Google Sans" w:eastAsia="Google Sans" w:hAnsi="Google Sans"/>
           <w:rtl w:val="0"/>
         </w:rPr>
-        <w:t xml:space="preserve"> Archiviazione Database (WAMASDB)</w:t>
+        <w:t xml:space="preserve"> Interfaccia Desktop / Baia di Picking 12</w:t>
       </w:r>
     </w:p>
     <w:p>
@@ -2201,7 +2376,7 @@
           <w:rFonts w:ascii="Google Sans" w:cs="Google Sans" w:eastAsia="Google Sans" w:hAnsi="Google Sans"/>
           <w:rtl w:val="0"/>
         </w:rPr>
-        <w:t xml:space="preserve"> Il job in background preposto all'archiviazione di sistema e allo svuotamento fisiologico dei file di log vecchi è andato completamente in blocco.</w:t>
+        <w:t xml:space="preserve"> L'applicazione client Java andava in crash irreversibile ("unknown error") non all'avvio, ma specificamente durante la schermata di caricamento ("loading screen") successiva alla conferma di un'operazione di picking.</w:t>
       </w:r>
     </w:p>
     <w:p>
@@ -2235,7 +2410,7 @@
           <w:rFonts w:ascii="Google Sans" w:cs="Google Sans" w:eastAsia="Google Sans" w:hAnsi="Google Sans"/>
           <w:rtl w:val="0"/>
         </w:rPr>
-        <w:t xml:space="preserve"> Le procedure di deploy interrotte della sera precedente avevano lasciato aperto un "lock" di transazione a livello Oracle sul job, paralizzandolo.</w:t>
+        <w:t xml:space="preserve"> Eccezione software non tracciata lato server ma strettamente confinata all'elaborazione del rendering client-side.</w:t>
       </w:r>
     </w:p>
     <w:p>
@@ -2269,7 +2444,7 @@
           <w:rFonts w:ascii="Google Sans" w:cs="Google Sans" w:eastAsia="Google Sans" w:hAnsi="Google Sans"/>
           <w:rtl w:val="0"/>
         </w:rPr>
-        <w:t xml:space="preserve"> L'assistenza remota è entrata nel sistema gestionale tramite transazione SE024 per forzare manualmente l'unlock del job, ammettendo la svista.</w:t>
+        <w:t xml:space="preserve"> Estrazione locale dei file di log crudi dal desktop della baia e invio via e-mail al team di sviluppo per l'ispezione profonda dello stack trace.</w:t>
       </w:r>
       <w:r>
         <w:rPr>
@@ -2308,14 +2483,14 @@
           <w:rFonts w:ascii="Google Sans" w:cs="Google Sans" w:eastAsia="Google Sans" w:hAnsi="Google Sans"/>
           <w:rtl w:val="0"/>
         </w:rPr>
-        <w:t xml:space="preserve"> 04/02/22</w:t>
+        <w:t xml:space="preserve"> 05/02/22</w:t>
       </w:r>
     </w:p>
     <w:p>
       <w:pPr>
         <w:numPr>
           <w:ilvl w:val="1"/>
-          <w:numId w:val="47"/>
+          <w:numId w:val="2"/>
         </w:numPr>
         <w:pBdr>
           <w:top w:space="0" w:sz="0" w:val="nil"/>
@@ -2342,14 +2517,14 @@
           <w:rFonts w:ascii="Google Sans" w:cs="Google Sans" w:eastAsia="Google Sans" w:hAnsi="Google Sans"/>
           <w:rtl w:val="0"/>
         </w:rPr>
-        <w:t xml:space="preserve"> Interfaccia Desktop / Baia di Picking 12</w:t>
+        <w:t xml:space="preserve"> Logica Client / Aree di Prelievo Manuali</w:t>
       </w:r>
     </w:p>
     <w:p>
       <w:pPr>
         <w:numPr>
           <w:ilvl w:val="1"/>
-          <w:numId w:val="47"/>
+          <w:numId w:val="2"/>
         </w:numPr>
         <w:pBdr>
           <w:top w:space="0" w:sz="0" w:val="nil"/>
@@ -2376,14 +2551,14 @@
           <w:rFonts w:ascii="Google Sans" w:cs="Google Sans" w:eastAsia="Google Sans" w:hAnsi="Google Sans"/>
           <w:rtl w:val="0"/>
         </w:rPr>
-        <w:t xml:space="preserve"> L'applicazione client Java andava in crash irreversibile ("unknown error") non all'avvio, ma specificamente durante la schermata di caricamento ("loading screen") successiva alla conferma di un'operazione di picking.</w:t>
+        <w:t xml:space="preserve"> Paralisi massiva (Red Alarm) delle aree Canaletto, Viazza e Scaffale all'inizio del turno. Tutti gli utenti venivano respinti dalle maschere di picking con un "unknown error have occurred" bloccante.</w:t>
       </w:r>
     </w:p>
     <w:p>
       <w:pPr>
         <w:numPr>
           <w:ilvl w:val="1"/>
-          <w:numId w:val="47"/>
+          <w:numId w:val="2"/>
         </w:numPr>
         <w:pBdr>
           <w:top w:space="0" w:sz="0" w:val="nil"/>
@@ -2410,14 +2585,14 @@
           <w:rFonts w:ascii="Google Sans" w:cs="Google Sans" w:eastAsia="Google Sans" w:hAnsi="Google Sans"/>
           <w:rtl w:val="0"/>
         </w:rPr>
-        <w:t xml:space="preserve"> Eccezione software non tracciata lato server ma strettamente confinata all'elaborazione del rendering client-side.</w:t>
+        <w:t xml:space="preserve"> Blocco interno ai processi worker o esaurimento drastico dei thread sul server WAMASAPP destinato alla gestione delle sessioni desktop umane.</w:t>
       </w:r>
     </w:p>
     <w:p>
       <w:pPr>
         <w:numPr>
           <w:ilvl w:val="1"/>
-          <w:numId w:val="47"/>
+          <w:numId w:val="2"/>
         </w:numPr>
         <w:pBdr>
           <w:top w:space="0" w:sz="0" w:val="nil"/>
@@ -2444,7 +2619,7 @@
           <w:rFonts w:ascii="Google Sans" w:cs="Google Sans" w:eastAsia="Google Sans" w:hAnsi="Google Sans"/>
           <w:rtl w:val="0"/>
         </w:rPr>
-        <w:t xml:space="preserve"> Estrazione locale dei file di log crudi dal desktop della baia e invio via e-mail al team di sviluppo per l'ispezione profonda dello stack trace.</w:t>
+        <w:t xml:space="preserve"> Intervento d'urgenza dei tecnici sui log del server durante la giornata di domenica per ripristinare in extremis l'applicativo per il turno del lunedì mattina.</w:t>
       </w:r>
       <w:r>
         <w:rPr>
@@ -2483,14 +2658,14 @@
           <w:rFonts w:ascii="Google Sans" w:cs="Google Sans" w:eastAsia="Google Sans" w:hAnsi="Google Sans"/>
           <w:rtl w:val="0"/>
         </w:rPr>
-        <w:t xml:space="preserve"> 05/02/22</w:t>
+        <w:t xml:space="preserve"> 11/02/22</w:t>
       </w:r>
     </w:p>
     <w:p>
       <w:pPr>
         <w:numPr>
           <w:ilvl w:val="1"/>
-          <w:numId w:val="2"/>
+          <w:numId w:val="3"/>
         </w:numPr>
         <w:pBdr>
           <w:top w:space="0" w:sz="0" w:val="nil"/>
@@ -2517,14 +2692,14 @@
           <w:rFonts w:ascii="Google Sans" w:cs="Google Sans" w:eastAsia="Google Sans" w:hAnsi="Google Sans"/>
           <w:rtl w:val="0"/>
         </w:rPr>
-        <w:t xml:space="preserve"> Logica Client / Aree di Prelievo Manuali</w:t>
+        <w:t xml:space="preserve"> Interfaccia verso l'ERP (Host AS400 - Nodo logico DI004)</w:t>
       </w:r>
     </w:p>
     <w:p>
       <w:pPr>
         <w:numPr>
           <w:ilvl w:val="1"/>
-          <w:numId w:val="2"/>
+          <w:numId w:val="3"/>
         </w:numPr>
         <w:pBdr>
           <w:top w:space="0" w:sz="0" w:val="nil"/>
@@ -2551,14 +2726,14 @@
           <w:rFonts w:ascii="Google Sans" w:cs="Google Sans" w:eastAsia="Google Sans" w:hAnsi="Google Sans"/>
           <w:rtl w:val="0"/>
         </w:rPr>
-        <w:t xml:space="preserve"> Paralisi massiva (Red Alarm) delle aree Canaletto, Viazza e Scaffale all'inizio del turno. Tutti gli utenti venivano respinti dalle maschere di picking con un "unknown error have occurred" bloccante.</w:t>
+        <w:t xml:space="preserve"> Collasso prolungato della comunicazione bidirezionale vitale tra WAMAS e il gestionale AS400. Questa vulnerabilità obbliga gli admin a monitorare manualmente i canali di scambio per evitare colli di bottiglia logistici.</w:t>
       </w:r>
     </w:p>
     <w:p>
       <w:pPr>
         <w:numPr>
           <w:ilvl w:val="1"/>
-          <w:numId w:val="2"/>
+          <w:numId w:val="3"/>
         </w:numPr>
         <w:pBdr>
           <w:top w:space="0" w:sz="0" w:val="nil"/>
@@ -2585,14 +2760,14 @@
           <w:rFonts w:ascii="Google Sans" w:cs="Google Sans" w:eastAsia="Google Sans" w:hAnsi="Google Sans"/>
           <w:rtl w:val="0"/>
         </w:rPr>
-        <w:t xml:space="preserve"> Blocco interno ai processi worker o esaurimento drastico dei thread sul server WAMASAPP destinato alla gestione delle sessioni desktop umane.</w:t>
+        <w:t xml:space="preserve"> L'aggiunta in produzione di code di messaggistica per nuovi Totem di impianto ha inavvertitamente mandato in deadlock (stato di zombie) il fondamentale processo Sender worker.</w:t>
       </w:r>
     </w:p>
     <w:p>
       <w:pPr>
         <w:numPr>
           <w:ilvl w:val="1"/>
-          <w:numId w:val="2"/>
+          <w:numId w:val="3"/>
         </w:numPr>
         <w:pBdr>
           <w:top w:space="0" w:sz="0" w:val="nil"/>
@@ -2619,7 +2794,7 @@
           <w:rFonts w:ascii="Google Sans" w:cs="Google Sans" w:eastAsia="Google Sans" w:hAnsi="Google Sans"/>
           <w:rtl w:val="0"/>
         </w:rPr>
-        <w:t xml:space="preserve"> Intervento d'urgenza dei tecnici sui log del server durante la giornata di domenica per ripristinare in extremis l'applicativo per il turno del lunedì mattina.</w:t>
+        <w:t xml:space="preserve"> Esecuzione di uno "stop start" esplicito sul processo demone Sender worker per rianimare le connessioni e ripristinare il dialogo con l'host.</w:t>
       </w:r>
       <w:r>
         <w:rPr>
@@ -2658,14 +2833,14 @@
           <w:rFonts w:ascii="Google Sans" w:cs="Google Sans" w:eastAsia="Google Sans" w:hAnsi="Google Sans"/>
           <w:rtl w:val="0"/>
         </w:rPr>
-        <w:t xml:space="preserve"> 11/02/22</w:t>
+        <w:t xml:space="preserve"> 15/02/22</w:t>
       </w:r>
     </w:p>
     <w:p>
       <w:pPr>
         <w:numPr>
           <w:ilvl w:val="1"/>
-          <w:numId w:val="3"/>
+          <w:numId w:val="4"/>
         </w:numPr>
         <w:pBdr>
           <w:top w:space="0" w:sz="0" w:val="nil"/>
@@ -2692,14 +2867,14 @@
           <w:rFonts w:ascii="Google Sans" w:cs="Google Sans" w:eastAsia="Google Sans" w:hAnsi="Google Sans"/>
           <w:rtl w:val="0"/>
         </w:rPr>
-        <w:t xml:space="preserve"> Interfaccia verso l'ERP (Host AS400 - Nodo logico DI004)</w:t>
+        <w:t xml:space="preserve"> Generazione TPO / Area Magazzino Automatico</w:t>
       </w:r>
     </w:p>
     <w:p>
       <w:pPr>
         <w:numPr>
           <w:ilvl w:val="1"/>
-          <w:numId w:val="3"/>
+          <w:numId w:val="4"/>
         </w:numPr>
         <w:pBdr>
           <w:top w:space="0" w:sz="0" w:val="nil"/>
@@ -2726,14 +2901,14 @@
           <w:rFonts w:ascii="Google Sans" w:cs="Google Sans" w:eastAsia="Google Sans" w:hAnsi="Google Sans"/>
           <w:rtl w:val="0"/>
         </w:rPr>
-        <w:t xml:space="preserve"> Collasso prolungato della comunicazione bidirezionale vitale tra WAMAS e il gestionale AS400. Questa vulnerabilità obbliga gli admin a monitorare manualmente i canali di scambio per evitare colli di bottiglia logistici.</w:t>
+        <w:t xml:space="preserve"> Ammutolimento totale ("RED ALARM") della procedura silente incaricata di generare i Transport Orders, bloccando ogni transito da e per la zona completamente automatizzata.</w:t>
       </w:r>
     </w:p>
     <w:p>
       <w:pPr>
         <w:numPr>
           <w:ilvl w:val="1"/>
-          <w:numId w:val="3"/>
+          <w:numId w:val="4"/>
         </w:numPr>
         <w:pBdr>
           <w:top w:space="0" w:sz="0" w:val="nil"/>
@@ -2760,14 +2935,14 @@
           <w:rFonts w:ascii="Google Sans" w:cs="Google Sans" w:eastAsia="Google Sans" w:hAnsi="Google Sans"/>
           <w:rtl w:val="0"/>
         </w:rPr>
-        <w:t xml:space="preserve"> L'aggiunta in produzione di code di messaggistica per nuovi Totem di impianto ha inavvertitamente mandato in deadlock (stato di zombie) il fondamentale processo Sender worker.</w:t>
+        <w:t xml:space="preserve"> Anomalia logico-strutturale nelle tabelle operative di trigger del database, invisibile dalle interfacce utente.</w:t>
       </w:r>
     </w:p>
     <w:p>
       <w:pPr>
         <w:numPr>
           <w:ilvl w:val="1"/>
-          <w:numId w:val="3"/>
+          <w:numId w:val="4"/>
         </w:numPr>
         <w:pBdr>
           <w:top w:space="0" w:sz="0" w:val="nil"/>
@@ -2794,7 +2969,7 @@
           <w:rFonts w:ascii="Google Sans" w:cs="Google Sans" w:eastAsia="Google Sans" w:hAnsi="Google Sans"/>
           <w:rtl w:val="0"/>
         </w:rPr>
-        <w:t xml:space="preserve"> Esecuzione di uno "stop start" esplicito sul processo demone Sender worker per rianimare le connessioni e ripristinare il dialogo con l'host.</w:t>
+        <w:t xml:space="preserve"> Manovra d'urgenza da backend del supporto di secondo livello per riallineare le query di allocazione e rigenerare il flusso ordini.</w:t>
       </w:r>
       <w:r>
         <w:rPr>
@@ -2833,14 +3008,14 @@
           <w:rFonts w:ascii="Google Sans" w:cs="Google Sans" w:eastAsia="Google Sans" w:hAnsi="Google Sans"/>
           <w:rtl w:val="0"/>
         </w:rPr>
-        <w:t xml:space="preserve"> 15/02/22</w:t>
+        <w:t xml:space="preserve"> 24/02/22</w:t>
       </w:r>
     </w:p>
     <w:p>
       <w:pPr>
         <w:numPr>
           <w:ilvl w:val="1"/>
-          <w:numId w:val="4"/>
+          <w:numId w:val="5"/>
         </w:numPr>
         <w:pBdr>
           <w:top w:space="0" w:sz="0" w:val="nil"/>
@@ -2867,14 +3042,14 @@
           <w:rFonts w:ascii="Google Sans" w:cs="Google Sans" w:eastAsia="Google Sans" w:hAnsi="Google Sans"/>
           <w:rtl w:val="0"/>
         </w:rPr>
-        <w:t xml:space="preserve"> Generazione TPO / Area Magazzino Automatico</w:t>
+        <w:t xml:space="preserve"> Servizio Stampanti / Linee Convogliatori (CU296)</w:t>
       </w:r>
     </w:p>
     <w:p>
       <w:pPr>
         <w:numPr>
           <w:ilvl w:val="1"/>
-          <w:numId w:val="4"/>
+          <w:numId w:val="5"/>
         </w:numPr>
         <w:pBdr>
           <w:top w:space="0" w:sz="0" w:val="nil"/>
@@ -2901,14 +3076,14 @@
           <w:rFonts w:ascii="Google Sans" w:cs="Google Sans" w:eastAsia="Google Sans" w:hAnsi="Google Sans"/>
           <w:rtl w:val="0"/>
         </w:rPr>
-        <w:t xml:space="preserve"> Ammutolimento totale ("RED ALARM") della procedura silente incaricata di generare i Transport Orders, bloccando ogni transito da e per la zona completamente automatizzata.</w:t>
+        <w:t xml:space="preserve"> Ripetute allerte fisiche con "bolle rosse" sul convogliatore CU296 in cui ogni tentativo di reset falliva. Ancora una volta, un errore logico causato da un timeout di periferica si trascinava dietro l'hardware dei nastri.</w:t>
       </w:r>
     </w:p>
     <w:p>
       <w:pPr>
         <w:numPr>
           <w:ilvl w:val="1"/>
-          <w:numId w:val="4"/>
+          <w:numId w:val="5"/>
         </w:numPr>
         <w:pBdr>
           <w:top w:space="0" w:sz="0" w:val="nil"/>
@@ -2935,14 +3110,14 @@
           <w:rFonts w:ascii="Google Sans" w:cs="Google Sans" w:eastAsia="Google Sans" w:hAnsi="Google Sans"/>
           <w:rtl w:val="0"/>
         </w:rPr>
-        <w:t xml:space="preserve"> Anomalia logico-strutturale nelle tabelle operative di trigger del database, invisibile dalle interfacce utente.</w:t>
+        <w:t xml:space="preserve"> Collasso del "printing service" legato alla baia, che continuava a bloccare il convogliatore in un loop di attesa di un feedback inesistente.</w:t>
       </w:r>
     </w:p>
     <w:p>
       <w:pPr>
         <w:numPr>
           <w:ilvl w:val="1"/>
-          <w:numId w:val="4"/>
+          <w:numId w:val="5"/>
         </w:numPr>
         <w:pBdr>
           <w:top w:space="0" w:sz="0" w:val="nil"/>
@@ -2969,7 +3144,7 @@
           <w:rFonts w:ascii="Google Sans" w:cs="Google Sans" w:eastAsia="Google Sans" w:hAnsi="Google Sans"/>
           <w:rtl w:val="0"/>
         </w:rPr>
-        <w:t xml:space="preserve"> Manovra d'urgenza da backend del supporto di secondo livello per riallineare le query di allocazione e rigenerare il flusso ordini.</w:t>
+        <w:t xml:space="preserve"> Passaggio in modalità MANUALE del nastro e applicazione a caldo di un workaround manipolando le tabelle di routing per deviare le unità attorno alla strozzatura, salvando l'operatività del resto dell'impianto.</w:t>
       </w:r>
       <w:r>
         <w:rPr>
@@ -3008,14 +3183,14 @@
           <w:rFonts w:ascii="Google Sans" w:cs="Google Sans" w:eastAsia="Google Sans" w:hAnsi="Google Sans"/>
           <w:rtl w:val="0"/>
         </w:rPr>
-        <w:t xml:space="preserve"> 24/02/22</w:t>
+        <w:t xml:space="preserve"> 04/04/22</w:t>
       </w:r>
     </w:p>
     <w:p>
       <w:pPr>
         <w:numPr>
           <w:ilvl w:val="1"/>
-          <w:numId w:val="5"/>
+          <w:numId w:val="6"/>
         </w:numPr>
         <w:pBdr>
           <w:top w:space="0" w:sz="0" w:val="nil"/>
@@ -3042,14 +3217,14 @@
           <w:rFonts w:ascii="Google Sans" w:cs="Google Sans" w:eastAsia="Google Sans" w:hAnsi="Google Sans"/>
           <w:rtl w:val="0"/>
         </w:rPr>
-        <w:t xml:space="preserve"> Servizio Stampanti / Linee Convogliatori (CU296)</w:t>
+        <w:t xml:space="preserve"> Allocazione Manuale TPO / Integrazione Dati AS400</w:t>
       </w:r>
     </w:p>
     <w:p>
       <w:pPr>
         <w:numPr>
           <w:ilvl w:val="1"/>
-          <w:numId w:val="5"/>
+          <w:numId w:val="6"/>
         </w:numPr>
         <w:pBdr>
           <w:top w:space="0" w:sz="0" w:val="nil"/>
@@ -3076,14 +3251,14 @@
           <w:rFonts w:ascii="Google Sans" w:cs="Google Sans" w:eastAsia="Google Sans" w:hAnsi="Google Sans"/>
           <w:rtl w:val="0"/>
         </w:rPr>
-        <w:t xml:space="preserve"> Ripetute allerte fisiche con "bolle rosse" sul convogliatore CU296 in cui ogni tentativo di reset falliva. Ancora una volta, un errore logico causato da un timeout di periferica si trascinava dietro l'hardware dei nastri.</w:t>
+        <w:t xml:space="preserve"> Disastro sistemico che ha abbattuto i dialoghi AS400 (ODBC) e impedito ai terminali di generare allocazioni per spedizioni (errore: "no TPO for outbound goods"). L'evento palesa la mancanza di tolleranza agli errori (sandboxing) nelle code di routing WMS.</w:t>
       </w:r>
     </w:p>
     <w:p>
       <w:pPr>
         <w:numPr>
           <w:ilvl w:val="1"/>
-          <w:numId w:val="5"/>
+          <w:numId w:val="6"/>
         </w:numPr>
         <w:pBdr>
           <w:top w:space="0" w:sz="0" w:val="nil"/>
@@ -3110,14 +3285,14 @@
           <w:rFonts w:ascii="Google Sans" w:cs="Google Sans" w:eastAsia="Google Sans" w:hAnsi="Google Sans"/>
           <w:rtl w:val="0"/>
         </w:rPr>
-        <w:t xml:space="preserve"> Collasso del "printing service" legato alla baia, che continuava a bloccare il convogliatore in un loop di attesa di un feedback inesistente.</w:t>
+        <w:t xml:space="preserve"> Fallimento intrinseco degli algoritmi introdotti col deploy notturno. La corruzione della logica ha impallato la generazione di percorsi.</w:t>
       </w:r>
     </w:p>
     <w:p>
       <w:pPr>
         <w:numPr>
           <w:ilvl w:val="1"/>
-          <w:numId w:val="5"/>
+          <w:numId w:val="6"/>
         </w:numPr>
         <w:pBdr>
           <w:top w:space="0" w:sz="0" w:val="nil"/>
@@ -3144,7 +3319,7 @@
           <w:rFonts w:ascii="Google Sans" w:cs="Google Sans" w:eastAsia="Google Sans" w:hAnsi="Google Sans"/>
           <w:rtl w:val="0"/>
         </w:rPr>
-        <w:t xml:space="preserve"> Passaggio in modalità MANUALE del nastro e applicazione a caldo di un workaround manipolando le tabelle di routing per deviare le unità attorno alla strozzatura, salvando l'operatività del resto dell'impianto.</w:t>
+        <w:t xml:space="preserve"> Rollback totale d'emergenza del software. Per i pallet corrotti rimasti "nel limbo", i magazzinieri hanno dovuto eseguire un massacrante workaround manuale alternando i comandi "Suspend" e "Resume" su MF014 per forzare il ricalcolo di ciascun TPO.</w:t>
       </w:r>
       <w:r>
         <w:rPr>
@@ -3190,7 +3365,7 @@
       <w:pPr>
         <w:numPr>
           <w:ilvl w:val="1"/>
-          <w:numId w:val="6"/>
+          <w:numId w:val="7"/>
         </w:numPr>
         <w:pBdr>
           <w:top w:space="0" w:sz="0" w:val="nil"/>
@@ -3217,14 +3392,14 @@
           <w:rFonts w:ascii="Google Sans" w:cs="Google Sans" w:eastAsia="Google Sans" w:hAnsi="Google Sans"/>
           <w:rtl w:val="0"/>
         </w:rPr>
-        <w:t xml:space="preserve"> Allocazione Manuale TPO / Integrazione Dati AS400</w:t>
+        <w:t xml:space="preserve"> Logica Errori di Sagoma (Wood Error / Clearance Wood)</w:t>
       </w:r>
     </w:p>
     <w:p>
       <w:pPr>
         <w:numPr>
           <w:ilvl w:val="1"/>
-          <w:numId w:val="6"/>
+          <w:numId w:val="7"/>
         </w:numPr>
         <w:pBdr>
           <w:top w:space="0" w:sz="0" w:val="nil"/>
@@ -3251,14 +3426,14 @@
           <w:rFonts w:ascii="Google Sans" w:cs="Google Sans" w:eastAsia="Google Sans" w:hAnsi="Google Sans"/>
           <w:rtl w:val="0"/>
         </w:rPr>
-        <w:t xml:space="preserve"> Disastro sistemico che ha abbattuto i dialoghi AS400 (ODBC) e impedito ai terminali di generare allocazioni per spedizioni (errore: "no TPO for outbound goods"). L'evento palesa la mancanza di tolleranza agli errori (sandboxing) nelle code di routing WMS.</w:t>
+        <w:t xml:space="preserve"> Impossibilità di approvare manualmente "falsi positivi" su bancali isolati per difetti di sagoma, impedendo l'immissione a stock della merce idonea.</w:t>
       </w:r>
     </w:p>
     <w:p>
       <w:pPr>
         <w:numPr>
           <w:ilvl w:val="1"/>
-          <w:numId w:val="6"/>
+          <w:numId w:val="7"/>
         </w:numPr>
         <w:pBdr>
           <w:top w:space="0" w:sz="0" w:val="nil"/>
@@ -3285,14 +3460,14 @@
           <w:rFonts w:ascii="Google Sans" w:cs="Google Sans" w:eastAsia="Google Sans" w:hAnsi="Google Sans"/>
           <w:rtl w:val="0"/>
         </w:rPr>
-        <w:t xml:space="preserve"> Fallimento intrinseco degli algoritmi introdotti col deploy notturno. La corruzione della logica ha impallato la generazione di percorsi.</w:t>
+        <w:t xml:space="preserve"> Limite architetturale (Hardcoding). L'algoritmo imponeva tassativamente la presenza di una LU fittizia (TEMP) nella locazione di scarto per effettuare uno "swap" incrociato di ID. Senza la TEMP, l'accettazione andava in eccezione e si bloccava.</w:t>
       </w:r>
     </w:p>
     <w:p>
       <w:pPr>
         <w:numPr>
           <w:ilvl w:val="1"/>
-          <w:numId w:val="6"/>
+          <w:numId w:val="7"/>
         </w:numPr>
         <w:pBdr>
           <w:top w:space="0" w:sz="0" w:val="nil"/>
@@ -3319,7 +3494,7 @@
           <w:rFonts w:ascii="Google Sans" w:cs="Google Sans" w:eastAsia="Google Sans" w:hAnsi="Google Sans"/>
           <w:rtl w:val="0"/>
         </w:rPr>
-        <w:t xml:space="preserve"> Rollback totale d'emergenza del software. Per i pallet corrotti rimasti "nel limbo", i magazzinieri hanno dovuto eseguire un massacrante workaround manuale alternando i comandi "Suspend" e "Resume" su MF014 per forzare il ricalcolo di ciascun TPO.</w:t>
+        <w:t xml:space="preserve"> È stata richiesta la riscrittura del flusso di gestione dell'errore per svincolare l'azione umana dalla disponibilità dello slot fittizio.</w:t>
       </w:r>
       <w:r>
         <w:rPr>
@@ -3358,14 +3533,14 @@
           <w:rFonts w:ascii="Google Sans" w:cs="Google Sans" w:eastAsia="Google Sans" w:hAnsi="Google Sans"/>
           <w:rtl w:val="0"/>
         </w:rPr>
-        <w:t xml:space="preserve"> 04/04/22</w:t>
+        <w:t xml:space="preserve"> 05/04/22</w:t>
       </w:r>
     </w:p>
     <w:p>
       <w:pPr>
         <w:numPr>
           <w:ilvl w:val="1"/>
-          <w:numId w:val="7"/>
+          <w:numId w:val="8"/>
         </w:numPr>
         <w:pBdr>
           <w:top w:space="0" w:sz="0" w:val="nil"/>
@@ -3392,14 +3567,14 @@
           <w:rFonts w:ascii="Google Sans" w:cs="Google Sans" w:eastAsia="Google Sans" w:hAnsi="Google Sans"/>
           <w:rtl w:val="0"/>
         </w:rPr>
-        <w:t xml:space="preserve"> Logica Errori di Sagoma (Wood Error / Clearance Wood)</w:t>
+        <w:t xml:space="preserve"> Coda di Routing TPO (Thread Queue) / Linea Foiling</w:t>
       </w:r>
     </w:p>
     <w:p>
       <w:pPr>
         <w:numPr>
           <w:ilvl w:val="1"/>
-          <w:numId w:val="7"/>
+          <w:numId w:val="8"/>
         </w:numPr>
         <w:pBdr>
           <w:top w:space="0" w:sz="0" w:val="nil"/>
@@ -3426,14 +3601,14 @@
           <w:rFonts w:ascii="Google Sans" w:cs="Google Sans" w:eastAsia="Google Sans" w:hAnsi="Google Sans"/>
           <w:rtl w:val="0"/>
         </w:rPr>
-        <w:t xml:space="preserve"> Impossibilità di approvare manualmente "falsi positivi" su bancali isolati per difetti di sagoma, impedendo l'immissione a stock della merce idonea.</w:t>
+        <w:t xml:space="preserve"> Arresto istantaneo di ogni singolo pallet in uscita dalle incellofanatrici, rimasti orfani di destinazione. Un singolo dato corrotto paralizzava l'intero processo asincrono.</w:t>
       </w:r>
     </w:p>
     <w:p>
       <w:pPr>
         <w:numPr>
           <w:ilvl w:val="1"/>
-          <w:numId w:val="7"/>
+          <w:numId w:val="8"/>
         </w:numPr>
         <w:pBdr>
           <w:top w:space="0" w:sz="0" w:val="nil"/>
@@ -3460,14 +3635,14 @@
           <w:rFonts w:ascii="Google Sans" w:cs="Google Sans" w:eastAsia="Google Sans" w:hAnsi="Google Sans"/>
           <w:rtl w:val="0"/>
         </w:rPr>
-        <w:t xml:space="preserve"> Limite architetturale (Hardcoding). L'algoritmo imponeva tassativamente la presenza di una LU fittizia (TEMP) nella locazione di scarto per effettuare uno "swap" incrociato di ID. Senza la TEMP, l'accettazione andava in eccezione e si bloccava.</w:t>
+        <w:t xml:space="preserve"> Un TPO corrotto del giorno precedente (il pallet 60598768 destinato a S04 MAV) aveva impallato permanentemente la coda messaggi in serie del worker ("queue crash"). Poiché la coda del thread è unica, tutto il traffico a monte veniva congelato.</w:t>
       </w:r>
     </w:p>
     <w:p>
       <w:pPr>
         <w:numPr>
           <w:ilvl w:val="1"/>
-          <w:numId w:val="7"/>
+          <w:numId w:val="8"/>
         </w:numPr>
         <w:pBdr>
           <w:top w:space="0" w:sz="0" w:val="nil"/>
@@ -3494,7 +3669,7 @@
           <w:rFonts w:ascii="Google Sans" w:cs="Google Sans" w:eastAsia="Google Sans" w:hAnsi="Google Sans"/>
           <w:rtl w:val="0"/>
         </w:rPr>
-        <w:t xml:space="preserve"> È stata richiesta la riscrittura del flusso di gestione dell'errore per svincolare l'azione umana dalla disponibilità dello slot fittizio.</w:t>
+        <w:t xml:space="preserve"> Cancellazione chirurgica nel database del singolo TPO tossico bloccante, seguita da un globale "restart of the mobile worker" per spurgare i detriti latenti sui palmari e fermare la dipendenza dal Suspend/Resume.</w:t>
       </w:r>
       <w:r>
         <w:rPr>
@@ -3533,14 +3708,14 @@
           <w:rFonts w:ascii="Google Sans" w:cs="Google Sans" w:eastAsia="Google Sans" w:hAnsi="Google Sans"/>
           <w:rtl w:val="0"/>
         </w:rPr>
-        <w:t xml:space="preserve"> 05/04/22</w:t>
+        <w:t xml:space="preserve"> 06/04/22</w:t>
       </w:r>
     </w:p>
     <w:p>
       <w:pPr>
         <w:numPr>
           <w:ilvl w:val="1"/>
-          <w:numId w:val="8"/>
+          <w:numId w:val="9"/>
         </w:numPr>
         <w:pBdr>
           <w:top w:space="0" w:sz="0" w:val="nil"/>
@@ -3567,14 +3742,14 @@
           <w:rFonts w:ascii="Google Sans" w:cs="Google Sans" w:eastAsia="Google Sans" w:hAnsi="Google Sans"/>
           <w:rtl w:val="0"/>
         </w:rPr>
-        <w:t xml:space="preserve"> Coda di Routing TPO (Thread Queue) / Linea Foiling</w:t>
+        <w:t xml:space="preserve"> Sensoristica Infeed (CU001 e CU007) / Logica Lighthouse</w:t>
       </w:r>
     </w:p>
     <w:p>
       <w:pPr>
         <w:numPr>
           <w:ilvl w:val="1"/>
-          <w:numId w:val="8"/>
+          <w:numId w:val="9"/>
         </w:numPr>
         <w:pBdr>
           <w:top w:space="0" w:sz="0" w:val="nil"/>
@@ -3601,14 +3776,14 @@
           <w:rFonts w:ascii="Google Sans" w:cs="Google Sans" w:eastAsia="Google Sans" w:hAnsi="Google Sans"/>
           <w:rtl w:val="0"/>
         </w:rPr>
-        <w:t xml:space="preserve"> Arresto istantaneo di ogni singolo pallet in uscita dalle incellofanatrici, rimasti orfani di destinazione. Un singolo dato corrotto paralizzava l'intero processo asincrono.</w:t>
+        <w:t xml:space="preserve"> Disconoscimento sistematico dei bancali posti sugli ingressi. Invece di leggere la LU, il DB generava un finto TEMPXXXX e la matrice diagnostica MF266 mostrava stringhe nulle T_000000000000000000.</w:t>
       </w:r>
     </w:p>
     <w:p>
       <w:pPr>
         <w:numPr>
           <w:ilvl w:val="1"/>
-          <w:numId w:val="8"/>
+          <w:numId w:val="9"/>
         </w:numPr>
         <w:pBdr>
           <w:top w:space="0" w:sz="0" w:val="nil"/>
@@ -3635,14 +3810,14 @@
           <w:rFonts w:ascii="Google Sans" w:cs="Google Sans" w:eastAsia="Google Sans" w:hAnsi="Google Sans"/>
           <w:rtl w:val="0"/>
         </w:rPr>
-        <w:t xml:space="preserve"> Un TPO corrotto del giorno precedente (il pallet 60598768 destinato a S04 MAV) aveva impallato permanentemente la coda messaggi in serie del worker ("queue crash"). Poiché la coda del thread è unica, tutto il traffico a monte veniva congelato.</w:t>
+        <w:t xml:space="preserve"> L'eliminazione forzata dell'entità nulla da parte degli operatori faceva entrare l'MFS in un loop panico di generazione ciclica di falsi SOC-ID, saturando la memoria del modulo senza cause fisiche reali (nessuna sporcizia ottica).</w:t>
       </w:r>
     </w:p>
     <w:p>
       <w:pPr>
         <w:numPr>
           <w:ilvl w:val="1"/>
-          <w:numId w:val="8"/>
+          <w:numId w:val="9"/>
         </w:numPr>
         <w:pBdr>
           <w:top w:space="0" w:sz="0" w:val="nil"/>
@@ -3669,7 +3844,7 @@
           <w:rFonts w:ascii="Google Sans" w:cs="Google Sans" w:eastAsia="Google Sans" w:hAnsi="Google Sans"/>
           <w:rtl w:val="0"/>
         </w:rPr>
-        <w:t xml:space="preserve"> Cancellazione chirurgica nel database del singolo TPO tossico bloccante, seguita da un globale "restart of the mobile worker" per spurgare i detriti latenti sui palmari e fermare la dipendenza dal Suspend/Resume.</w:t>
+        <w:t xml:space="preserve"> Reiterare la mitigazione del "suspend/resume" sui codici storici arenati, dopodiché le nuove LU inserite venivano finalmente processate correttamente.</w:t>
       </w:r>
       <w:r>
         <w:rPr>
@@ -3708,14 +3883,14 @@
           <w:rFonts w:ascii="Google Sans" w:cs="Google Sans" w:eastAsia="Google Sans" w:hAnsi="Google Sans"/>
           <w:rtl w:val="0"/>
         </w:rPr>
-        <w:t xml:space="preserve"> 06/04/22</w:t>
+        <w:t xml:space="preserve"> 26/04/22</w:t>
       </w:r>
     </w:p>
     <w:p>
       <w:pPr>
         <w:numPr>
           <w:ilvl w:val="1"/>
-          <w:numId w:val="9"/>
+          <w:numId w:val="10"/>
         </w:numPr>
         <w:pBdr>
           <w:top w:space="0" w:sz="0" w:val="nil"/>
@@ -3742,14 +3917,14 @@
           <w:rFonts w:ascii="Google Sans" w:cs="Google Sans" w:eastAsia="Google Sans" w:hAnsi="Google Sans"/>
           <w:rtl w:val="0"/>
         </w:rPr>
-        <w:t xml:space="preserve"> Sensoristica Infeed (CU001 e CU007) / Logica Lighthouse</w:t>
+        <w:t xml:space="preserve"> Core Elaborativo MFS / Stati SOC-ID</w:t>
       </w:r>
     </w:p>
     <w:p>
       <w:pPr>
         <w:numPr>
           <w:ilvl w:val="1"/>
-          <w:numId w:val="9"/>
+          <w:numId w:val="10"/>
         </w:numPr>
         <w:pBdr>
           <w:top w:space="0" w:sz="0" w:val="nil"/>
@@ -3776,14 +3951,14 @@
           <w:rFonts w:ascii="Google Sans" w:cs="Google Sans" w:eastAsia="Google Sans" w:hAnsi="Google Sans"/>
           <w:rtl w:val="0"/>
         </w:rPr>
-        <w:t xml:space="preserve"> Disconoscimento sistematico dei bancali posti sugli ingressi. Invece di leggere la LU, il DB generava un finto TEMPXXXX e la matrice diagnostica MF266 mostrava stringhe nulle T_000000000000000000.</w:t>
+        <w:t xml:space="preserve"> Paralisi massiva (silent crash) dell'area automatica con SOC-ID bloccati a display sullo status perennemente "complete", ma con macchinari del tutto fermi.</w:t>
       </w:r>
     </w:p>
     <w:p>
       <w:pPr>
         <w:numPr>
           <w:ilvl w:val="1"/>
-          <w:numId w:val="9"/>
+          <w:numId w:val="10"/>
         </w:numPr>
         <w:pBdr>
           <w:top w:space="0" w:sz="0" w:val="nil"/>
@@ -3810,14 +3985,14 @@
           <w:rFonts w:ascii="Google Sans" w:cs="Google Sans" w:eastAsia="Google Sans" w:hAnsi="Google Sans"/>
           <w:rtl w:val="0"/>
         </w:rPr>
-        <w:t xml:space="preserve"> L'eliminazione forzata dell'entità nulla da parte degli operatori faceva entrare l'MFS in un loop panico di generazione ciclica di falsi SOC-ID, saturando la memoria del modulo senza cause fisiche reali (nessuna sporcizia ottica).</w:t>
+        <w:t xml:space="preserve"> Una specifica istruzione non "sandboxata" legata alla LU malformata 60440210 si schiantava senza rilasciare log, trascinando in deadlock la coda intera di gestione MFS.</w:t>
       </w:r>
     </w:p>
     <w:p>
       <w:pPr>
         <w:numPr>
           <w:ilvl w:val="1"/>
-          <w:numId w:val="9"/>
+          <w:numId w:val="10"/>
         </w:numPr>
         <w:pBdr>
           <w:top w:space="0" w:sz="0" w:val="nil"/>
@@ -3844,7 +4019,7 @@
           <w:rFonts w:ascii="Google Sans" w:cs="Google Sans" w:eastAsia="Google Sans" w:hAnsi="Google Sans"/>
           <w:rtl w:val="0"/>
         </w:rPr>
-        <w:t xml:space="preserve"> Reiterare la mitigazione del "suspend/resume" sui codici storici arenati, dopodiché le nuove LU inserite venivano finalmente processate correttamente.</w:t>
+        <w:t xml:space="preserve"> Cancellazione del TPO guasto. Innesco di un'indagine severa al dipartimento CSS per riprogettare e implementare robustezza (fault tolerance) sui thread di routing.</w:t>
       </w:r>
       <w:r>
         <w:rPr>
@@ -3883,14 +4058,14 @@
           <w:rFonts w:ascii="Google Sans" w:cs="Google Sans" w:eastAsia="Google Sans" w:hAnsi="Google Sans"/>
           <w:rtl w:val="0"/>
         </w:rPr>
-        <w:t xml:space="preserve"> 26/04/22</w:t>
+        <w:t xml:space="preserve"> 02/05/22</w:t>
       </w:r>
     </w:p>
     <w:p>
       <w:pPr>
         <w:numPr>
           <w:ilvl w:val="1"/>
-          <w:numId w:val="10"/>
+          <w:numId w:val="11"/>
         </w:numPr>
         <w:pBdr>
           <w:top w:space="0" w:sz="0" w:val="nil"/>
@@ -3917,14 +4092,14 @@
           <w:rFonts w:ascii="Google Sans" w:cs="Google Sans" w:eastAsia="Google Sans" w:hAnsi="Google Sans"/>
           <w:rtl w:val="0"/>
         </w:rPr>
-        <w:t xml:space="preserve"> Core Elaborativo MFS / Stati SOC-ID</w:t>
+        <w:t xml:space="preserve"> Layer Applicativo WAMAS / Repository MFS (Deploy CR43)</w:t>
       </w:r>
     </w:p>
     <w:p>
       <w:pPr>
         <w:numPr>
           <w:ilvl w:val="1"/>
-          <w:numId w:val="10"/>
+          <w:numId w:val="11"/>
         </w:numPr>
         <w:pBdr>
           <w:top w:space="0" w:sz="0" w:val="nil"/>
@@ -3951,14 +4126,14 @@
           <w:rFonts w:ascii="Google Sans" w:cs="Google Sans" w:eastAsia="Google Sans" w:hAnsi="Google Sans"/>
           <w:rtl w:val="0"/>
         </w:rPr>
-        <w:t xml:space="preserve"> Paralisi massiva (silent crash) dell'area automatica con SOC-ID bloccati a display sullo status perennemente "complete", ma con macchinari del tutto fermi.</w:t>
+        <w:t xml:space="preserve"> Necessità di procedure macchinose, altamente critiche e dispendiose (tempi di svuotamento missioni su totem Rocla, logout coatto e reset buffer) per l'introduzione della logica architetturale "Bucket TO".</w:t>
       </w:r>
     </w:p>
     <w:p>
       <w:pPr>
         <w:numPr>
           <w:ilvl w:val="1"/>
-          <w:numId w:val="10"/>
+          <w:numId w:val="11"/>
         </w:numPr>
         <w:pBdr>
           <w:top w:space="0" w:sz="0" w:val="nil"/>
@@ -3985,14 +4160,14 @@
           <w:rFonts w:ascii="Google Sans" w:cs="Google Sans" w:eastAsia="Google Sans" w:hAnsi="Google Sans"/>
           <w:rtl w:val="0"/>
         </w:rPr>
-        <w:t xml:space="preserve"> Una specifica istruzione non "sandboxata" legata alla LU malformata 60440210 si schiantava senza rilasciare log, trascinando in deadlock la coda intera di gestione MFS.</w:t>
+        <w:t xml:space="preserve"> Evoluzione profonda: la ricalibrazione degli algoritmi strategici di raggruppamento missioni andava a mappare nuove decine di coordinate logiche, invalidando temporaneamente le memorie precedenti.</w:t>
       </w:r>
     </w:p>
     <w:p>
       <w:pPr>
         <w:numPr>
           <w:ilvl w:val="1"/>
-          <w:numId w:val="10"/>
+          <w:numId w:val="11"/>
         </w:numPr>
         <w:pBdr>
           <w:top w:space="0" w:sz="0" w:val="nil"/>
@@ -4019,7 +4194,7 @@
           <w:rFonts w:ascii="Google Sans" w:cs="Google Sans" w:eastAsia="Google Sans" w:hAnsi="Google Sans"/>
           <w:rtl w:val="0"/>
         </w:rPr>
-        <w:t xml:space="preserve"> Cancellazione del TPO guasto. Innesco di un'indagine severa al dipartimento CSS per riprogettare e implementare robustezza (fault tolerance) sui thread di routing.</w:t>
+        <w:t xml:space="preserve"> Applicazione rigida di agvDisable = true pre-installazione. Nonostante l'avvio riuscito alle 13:53, la patch ha generato leggeri artefatti visivi sui conteggi (referenze residue sporche), mitigati tramite ticket asincroni.</w:t>
       </w:r>
       <w:r>
         <w:rPr>
@@ -4058,14 +4233,14 @@
           <w:rFonts w:ascii="Google Sans" w:cs="Google Sans" w:eastAsia="Google Sans" w:hAnsi="Google Sans"/>
           <w:rtl w:val="0"/>
         </w:rPr>
-        <w:t xml:space="preserve"> 02/05/22</w:t>
+        <w:t xml:space="preserve"> 05/05/22</w:t>
       </w:r>
     </w:p>
     <w:p>
       <w:pPr>
         <w:numPr>
           <w:ilvl w:val="1"/>
-          <w:numId w:val="11"/>
+          <w:numId w:val="12"/>
         </w:numPr>
         <w:pBdr>
           <w:top w:space="0" w:sz="0" w:val="nil"/>
@@ -4092,14 +4267,14 @@
           <w:rFonts w:ascii="Google Sans" w:cs="Google Sans" w:eastAsia="Google Sans" w:hAnsi="Google Sans"/>
           <w:rtl w:val="0"/>
         </w:rPr>
-        <w:t xml:space="preserve"> Layer Applicativo WAMAS / Repository MFS (Deploy CR43)</w:t>
+        <w:t xml:space="preserve"> Motore Relazionale (WAMASDB / Macchina Virtuale Oracle)</w:t>
       </w:r>
     </w:p>
     <w:p>
       <w:pPr>
         <w:numPr>
           <w:ilvl w:val="1"/>
-          <w:numId w:val="11"/>
+          <w:numId w:val="12"/>
         </w:numPr>
         <w:pBdr>
           <w:top w:space="0" w:sz="0" w:val="nil"/>
@@ -4126,14 +4301,14 @@
           <w:rFonts w:ascii="Google Sans" w:cs="Google Sans" w:eastAsia="Google Sans" w:hAnsi="Google Sans"/>
           <w:rtl w:val="0"/>
         </w:rPr>
-        <w:t xml:space="preserve"> Necessità di procedure macchinose, altamente critiche e dispendiose (tempi di svuotamento missioni su totem Rocla, logout coatto e reset buffer) per l'introduzione della logica architetturale "Bucket TO".</w:t>
+        <w:t xml:space="preserve"> Caduta in picchiata delle performance d'impianto per consumo CPU proiettato al 90-99% rispetto alla soglia standard del 30-35%. Il blocco di elaborazione impatta i destacker e strozza le baie.</w:t>
       </w:r>
     </w:p>
     <w:p>
       <w:pPr>
         <w:numPr>
           <w:ilvl w:val="1"/>
-          <w:numId w:val="11"/>
+          <w:numId w:val="12"/>
         </w:numPr>
         <w:pBdr>
           <w:top w:space="0" w:sz="0" w:val="nil"/>
@@ -4160,14 +4335,14 @@
           <w:rFonts w:ascii="Google Sans" w:cs="Google Sans" w:eastAsia="Google Sans" w:hAnsi="Google Sans"/>
           <w:rtl w:val="0"/>
         </w:rPr>
-        <w:t xml:space="preserve"> Evoluzione profonda: la ricalibrazione degli algoritmi strategici di raggruppamento missioni andava a mappare nuove decine di coordinate logiche, invalidando temporaneamente le memorie precedenti.</w:t>
+        <w:t xml:space="preserve"> Una Data Retention spropositata, voluta dal management per trattenere tonnellate di vecchi log di sistema, aveva quasi saturato i tablespace del database. Le normali query asincrone di MFS venivano trasformate in colossi che divoravano l'heap computazionale.</w:t>
       </w:r>
     </w:p>
     <w:p>
       <w:pPr>
         <w:numPr>
           <w:ilvl w:val="1"/>
-          <w:numId w:val="11"/>
+          <w:numId w:val="12"/>
         </w:numPr>
         <w:pBdr>
           <w:top w:space="0" w:sz="0" w:val="nil"/>
@@ -4194,7 +4369,7 @@
           <w:rFonts w:ascii="Google Sans" w:cs="Google Sans" w:eastAsia="Google Sans" w:hAnsi="Google Sans"/>
           <w:rtl w:val="0"/>
         </w:rPr>
-        <w:t xml:space="preserve"> Applicazione rigida di agvDisable = true pre-installazione. Nonostante l'avvio riuscito alle 13:53, la patch ha generato leggeri artefatti visivi sui conteggi (referenze residue sporche), mitigati tramite ticket asincroni.</w:t>
+        <w:t xml:space="preserve"> Il carico si è auto-bilanciato in extremis ("self-adjusted") scongiurando il riavvio "All-In-One", ma il fenomeno ha funto da precursore d'allarme per la crisi di query ottimizzate dei mesi seguenti.</w:t>
       </w:r>
       <w:r>
         <w:rPr>
@@ -4233,14 +4408,14 @@
           <w:rFonts w:ascii="Google Sans" w:cs="Google Sans" w:eastAsia="Google Sans" w:hAnsi="Google Sans"/>
           <w:rtl w:val="0"/>
         </w:rPr>
-        <w:t xml:space="preserve"> 05/05/22</w:t>
+        <w:t xml:space="preserve"> 09/05/22</w:t>
       </w:r>
     </w:p>
     <w:p>
       <w:pPr>
         <w:numPr>
           <w:ilvl w:val="1"/>
-          <w:numId w:val="12"/>
+          <w:numId w:val="13"/>
         </w:numPr>
         <w:pBdr>
           <w:top w:space="0" w:sz="0" w:val="nil"/>
@@ -4267,14 +4442,14 @@
           <w:rFonts w:ascii="Google Sans" w:cs="Google Sans" w:eastAsia="Google Sans" w:hAnsi="Google Sans"/>
           <w:rtl w:val="0"/>
         </w:rPr>
-        <w:t xml:space="preserve"> Motore Relazionale (WAMASDB / Macchina Virtuale Oracle)</w:t>
+        <w:t xml:space="preserve"> Deploy Aggiornamento K76 / Logica Prelievo Baie</w:t>
       </w:r>
     </w:p>
     <w:p>
       <w:pPr>
         <w:numPr>
           <w:ilvl w:val="1"/>
-          <w:numId w:val="12"/>
+          <w:numId w:val="13"/>
         </w:numPr>
         <w:pBdr>
           <w:top w:space="0" w:sz="0" w:val="nil"/>
@@ -4301,14 +4476,14 @@
           <w:rFonts w:ascii="Google Sans" w:cs="Google Sans" w:eastAsia="Google Sans" w:hAnsi="Google Sans"/>
           <w:rtl w:val="0"/>
         </w:rPr>
-        <w:t xml:space="preserve"> Caduta in picchiata delle performance d'impianto per consumo CPU proiettato al 90-99% rispetto alla soglia standard del 30-35%. Il blocco di elaborazione impatta i destacker e strozza le baie.</w:t>
+        <w:t xml:space="preserve"> Il rilascio serale della patch K76, originariamente intesa a risolvere disconnessioni latenti, distruggeva istantaneamente l'infrastruttura di prelievo umano: le fonti esaurite venivano bloccate in stazione e non instradate al ritorno.</w:t>
       </w:r>
     </w:p>
     <w:p>
       <w:pPr>
         <w:numPr>
           <w:ilvl w:val="1"/>
-          <w:numId w:val="12"/>
+          <w:numId w:val="13"/>
         </w:numPr>
         <w:pBdr>
           <w:top w:space="0" w:sz="0" w:val="nil"/>
@@ -4335,14 +4510,14 @@
           <w:rFonts w:ascii="Google Sans" w:cs="Google Sans" w:eastAsia="Google Sans" w:hAnsi="Google Sans"/>
           <w:rtl w:val="0"/>
         </w:rPr>
-        <w:t xml:space="preserve"> Una Data Retention spropositata, voluta dal management per trattenere tonnellate di vecchi log di sistema, aveva quasi saturato i tablespace del database. Le normali query asincrone di MFS venivano trasformate in colossi che divoravano l'heap computazionale.</w:t>
+        <w:t xml:space="preserve"> Violento conflitto algoritmico causato dal codice non testato a sufficienza (regressione): WAMAS entrava in conflitto esistenziale scontrando lo stato cinematico reale della merce contro le contabilità teoriche alterate dalla K76.</w:t>
       </w:r>
     </w:p>
     <w:p>
       <w:pPr>
         <w:numPr>
           <w:ilvl w:val="1"/>
-          <w:numId w:val="12"/>
+          <w:numId w:val="13"/>
         </w:numPr>
         <w:pBdr>
           <w:top w:space="0" w:sz="0" w:val="nil"/>
@@ -4369,7 +4544,7 @@
           <w:rFonts w:ascii="Google Sans" w:cs="Google Sans" w:eastAsia="Google Sans" w:hAnsi="Google Sans"/>
           <w:rtl w:val="0"/>
         </w:rPr>
-        <w:t xml:space="preserve"> Il carico si è auto-bilanciato in extremis ("self-adjusted") scongiurando il riavvio "All-In-One", ma il fenomeno ha funto da precursore d'allarme per la crisi di query ottimizzate dei mesi seguenti.</w:t>
+        <w:t xml:space="preserve"> La lentezza estenuante dell'aggiramento manuale ha imposto ai programmatori un rollback disperato serale ("Revert per K76"), azzerando la patch e reinserendo i parametri logici di inventario originali (da 0 a 2).</w:t>
       </w:r>
       <w:r>
         <w:rPr>
@@ -4408,14 +4583,14 @@
           <w:rFonts w:ascii="Google Sans" w:cs="Google Sans" w:eastAsia="Google Sans" w:hAnsi="Google Sans"/>
           <w:rtl w:val="0"/>
         </w:rPr>
-        <w:t xml:space="preserve"> 09/05/22</w:t>
+        <w:t xml:space="preserve"> 10/05/22</w:t>
       </w:r>
     </w:p>
     <w:p>
       <w:pPr>
         <w:numPr>
           <w:ilvl w:val="1"/>
-          <w:numId w:val="13"/>
+          <w:numId w:val="14"/>
         </w:numPr>
         <w:pBdr>
           <w:top w:space="0" w:sz="0" w:val="nil"/>
@@ -4442,14 +4617,14 @@
           <w:rFonts w:ascii="Google Sans" w:cs="Google Sans" w:eastAsia="Google Sans" w:hAnsi="Google Sans"/>
           <w:rtl w:val="0"/>
         </w:rPr>
-        <w:t xml:space="preserve"> Deploy Aggiornamento K76 / Logica Prelievo Baie</w:t>
+        <w:t xml:space="preserve"> Interazione WMS-EMS / Tasto "CancelRequestEMS"</w:t>
       </w:r>
     </w:p>
     <w:p>
       <w:pPr>
         <w:numPr>
           <w:ilvl w:val="1"/>
-          <w:numId w:val="13"/>
+          <w:numId w:val="14"/>
         </w:numPr>
         <w:pBdr>
           <w:top w:space="0" w:sz="0" w:val="nil"/>
@@ -4476,14 +4651,14 @@
           <w:rFonts w:ascii="Google Sans" w:cs="Google Sans" w:eastAsia="Google Sans" w:hAnsi="Google Sans"/>
           <w:rtl w:val="0"/>
         </w:rPr>
-        <w:t xml:space="preserve"> Il rilascio serale della patch K76, originariamente intesa a risolvere disconnessioni latenti, distruggeva istantaneamente l'infrastruttura di prelievo umano: le fonti esaurite venivano bloccate in stazione e non instradate al ritorno.</w:t>
+        <w:t xml:space="preserve"> Un bancale rimaneva arenato sul BP04 BUFFER rifiutando caparbiamente di accettare i comandi convenzionali di reset o "replan route".</w:t>
       </w:r>
     </w:p>
     <w:p>
       <w:pPr>
         <w:numPr>
           <w:ilvl w:val="1"/>
-          <w:numId w:val="13"/>
+          <w:numId w:val="14"/>
         </w:numPr>
         <w:pBdr>
           <w:top w:space="0" w:sz="0" w:val="nil"/>
@@ -4510,14 +4685,14 @@
           <w:rFonts w:ascii="Google Sans" w:cs="Google Sans" w:eastAsia="Google Sans" w:hAnsi="Google Sans"/>
           <w:rtl w:val="0"/>
         </w:rPr>
-        <w:t xml:space="preserve"> Violento conflitto algoritmico causato dal codice non testato a sufficienza (regressione): WAMAS entrava in conflitto esistenziale scontrando lo stato cinematico reale della merce contro le contabilità teoriche alterate dalla K76.</w:t>
+        <w:t xml:space="preserve"> L'integrazione a doppio filo a livello software tra le code del core WMS e quelle dell'impianto EMS (Monorotaia) impediva di eradicare l'ID incagliato, bloccando in modo perpetuo la navetta associata.</w:t>
       </w:r>
     </w:p>
     <w:p>
       <w:pPr>
         <w:numPr>
           <w:ilvl w:val="1"/>
-          <w:numId w:val="13"/>
+          <w:numId w:val="14"/>
         </w:numPr>
         <w:pBdr>
           <w:top w:space="0" w:sz="0" w:val="nil"/>
@@ -4544,7 +4719,7 @@
           <w:rFonts w:ascii="Google Sans" w:cs="Google Sans" w:eastAsia="Google Sans" w:hAnsi="Google Sans"/>
           <w:rtl w:val="0"/>
         </w:rPr>
-        <w:t xml:space="preserve"> La lentezza estenuante dell'aggiramento manuale ha imposto ai programmatori un rollback disperato serale ("Revert per K76"), azzerando la patch e reinserendo i parametri logici di inventario originali (da 0 a 2).</w:t>
+        <w:t xml:space="preserve"> Formalizzazione dell'uso del nuovo pulsante "fine-di-mondo" CancelRequestEMS. La sequenza obbliga: 1) refresh/reset classico; 2) replan; 3) se fallisce, estirpare lo step in MF266; 4) colpo di grazia col CancelRequestEMS per tranciare brutalmente il vincolo logico.</w:t>
       </w:r>
       <w:r>
         <w:rPr>
@@ -4590,7 +4765,7 @@
       <w:pPr>
         <w:numPr>
           <w:ilvl w:val="1"/>
-          <w:numId w:val="14"/>
+          <w:numId w:val="15"/>
         </w:numPr>
         <w:pBdr>
           <w:top w:space="0" w:sz="0" w:val="nil"/>
@@ -4617,14 +4792,14 @@
           <w:rFonts w:ascii="Google Sans" w:cs="Google Sans" w:eastAsia="Google Sans" w:hAnsi="Google Sans"/>
           <w:rtl w:val="0"/>
         </w:rPr>
-        <w:t xml:space="preserve"> Interazione WMS-EMS / Tasto "CancelRequestEMS"</w:t>
+        <w:t xml:space="preserve"> Monorotaia EMS (Wunderwuzzi) / Algoritmi Regole FIFO</w:t>
       </w:r>
     </w:p>
     <w:p>
       <w:pPr>
         <w:numPr>
           <w:ilvl w:val="1"/>
-          <w:numId w:val="14"/>
+          <w:numId w:val="15"/>
         </w:numPr>
         <w:pBdr>
           <w:top w:space="0" w:sz="0" w:val="nil"/>
@@ -4651,14 +4826,14 @@
           <w:rFonts w:ascii="Google Sans" w:cs="Google Sans" w:eastAsia="Google Sans" w:hAnsi="Google Sans"/>
           <w:rtl w:val="0"/>
         </w:rPr>
-        <w:t xml:space="preserve"> Un bancale rimaneva arenato sul BP04 BUFFER rifiutando caparbiamente di accettare i comandi convenzionali di reset o "replan route".</w:t>
+        <w:t xml:space="preserve"> Segnalazione formale dei bug di routing N30, N31 e N33. L'EMS prelevava merce recente ignorando quella vecchia da ore sui convogliatori (es. CU379, 384, 388), bloccando il principio FIFO essenziale allo scorrimento dei piazzali.</w:t>
       </w:r>
     </w:p>
     <w:p>
       <w:pPr>
         <w:numPr>
           <w:ilvl w:val="1"/>
-          <w:numId w:val="14"/>
+          <w:numId w:val="15"/>
         </w:numPr>
         <w:pBdr>
           <w:top w:space="0" w:sz="0" w:val="nil"/>
@@ -4685,14 +4860,14 @@
           <w:rFonts w:ascii="Google Sans" w:cs="Google Sans" w:eastAsia="Google Sans" w:hAnsi="Google Sans"/>
           <w:rtl w:val="0"/>
         </w:rPr>
-        <w:t xml:space="preserve"> L'integrazione a doppio filo a livello software tra le code del core WMS e quelle dell'impianto EMS (Monorotaia) impediva di eradicare l'ID incagliato, bloccando in modo perpetuo la navetta associata.</w:t>
+        <w:t xml:space="preserve"> Bug algoritmico ammesso dai dev: interrogando i PLC, il layer MFS non operava mai il consolidamento (aggregazione) dei nodi di prelievo (Retrieval Points). Calcolava la priorità per singolo nastro atomico, ignorando le età dei pallet sulle linee parallele.</w:t>
       </w:r>
     </w:p>
     <w:p>
       <w:pPr>
         <w:numPr>
           <w:ilvl w:val="1"/>
-          <w:numId w:val="14"/>
+          <w:numId w:val="15"/>
         </w:numPr>
         <w:pBdr>
           <w:top w:space="0" w:sz="0" w:val="nil"/>
@@ -4719,7 +4894,7 @@
           <w:rFonts w:ascii="Google Sans" w:cs="Google Sans" w:eastAsia="Google Sans" w:hAnsi="Google Sans"/>
           <w:rtl w:val="0"/>
         </w:rPr>
-        <w:t xml:space="preserve"> Formalizzazione dell'uso del nuovo pulsante "fine-di-mondo" CancelRequestEMS. La sequenza obbliga: 1) refresh/reset classico; 2) replan; 3) se fallisce, estirpare lo step in MF266; 4) colpo di grazia col CancelRequestEMS per tranciare brutalmente il vincolo logico.</w:t>
+        <w:t xml:space="preserve"> Assenza di fix immediato per logiche multi-nodo ("slaved pallets"). È stata delegata a una futura change request la riscrittura del core di selezione prioritaria MFS.</w:t>
       </w:r>
       <w:r>
         <w:rPr>
@@ -4758,14 +4933,14 @@
           <w:rFonts w:ascii="Google Sans" w:cs="Google Sans" w:eastAsia="Google Sans" w:hAnsi="Google Sans"/>
           <w:rtl w:val="0"/>
         </w:rPr>
-        <w:t xml:space="preserve"> 10/05/22</w:t>
+        <w:t xml:space="preserve"> 19/05/22</w:t>
       </w:r>
     </w:p>
     <w:p>
       <w:pPr>
         <w:numPr>
           <w:ilvl w:val="1"/>
-          <w:numId w:val="15"/>
+          <w:numId w:val="16"/>
         </w:numPr>
         <w:pBdr>
           <w:top w:space="0" w:sz="0" w:val="nil"/>
@@ -4792,14 +4967,14 @@
           <w:rFonts w:ascii="Google Sans" w:cs="Google Sans" w:eastAsia="Google Sans" w:hAnsi="Google Sans"/>
           <w:rtl w:val="0"/>
         </w:rPr>
-        <w:t xml:space="preserve"> Monorotaia EMS (Wunderwuzzi) / Algoritmi Regole FIFO</w:t>
+        <w:t xml:space="preserve"> Pianificazione Rotte WMS / Area HBW1 vs EMS</w:t>
       </w:r>
     </w:p>
     <w:p>
       <w:pPr>
         <w:numPr>
           <w:ilvl w:val="1"/>
-          <w:numId w:val="15"/>
+          <w:numId w:val="16"/>
         </w:numPr>
         <w:pBdr>
           <w:top w:space="0" w:sz="0" w:val="nil"/>
@@ -4826,14 +5001,14 @@
           <w:rFonts w:ascii="Google Sans" w:cs="Google Sans" w:eastAsia="Google Sans" w:hAnsi="Google Sans"/>
           <w:rtl w:val="0"/>
         </w:rPr>
-        <w:t xml:space="preserve"> Segnalazione formale dei bug di routing N30, N31 e N33. L'EMS prelevava merce recente ignorando quella vecchia da ore sui convogliatori (es. CU379, 384, 388), bloccando il principio FIFO essenziale allo scorrimento dei piazzali.</w:t>
+        <w:t xml:space="preserve"> In caso di saturazione fisica del magazzino H (scarsità nicchie omologate per tolleranze e peso), il cervello andava in tilt: invece di rallentare la creazione di nuovi TPO, WAMAS inondava coercitivamente l'anello monorotaia continuo (EMS) di tutte le unità vuote scartate dal picking, fino all'occlusione e paralisi di deviazioni e qualità.</w:t>
       </w:r>
     </w:p>
     <w:p>
       <w:pPr>
         <w:numPr>
           <w:ilvl w:val="1"/>
-          <w:numId w:val="15"/>
+          <w:numId w:val="16"/>
         </w:numPr>
         <w:pBdr>
           <w:top w:space="0" w:sz="0" w:val="nil"/>
@@ -4860,14 +5035,14 @@
           <w:rFonts w:ascii="Google Sans" w:cs="Google Sans" w:eastAsia="Google Sans" w:hAnsi="Google Sans"/>
           <w:rtl w:val="0"/>
         </w:rPr>
-        <w:t xml:space="preserve"> Bug algoritmico ammesso dai dev: interrogando i PLC, il layer MFS non operava mai il consolidamento (aggregazione) dei nodi di prelievo (Retrieval Points). Calcolava la priorità per singolo nastro atomico, ignorando le età dei pallet sulle linee parallele.</w:t>
+        <w:t xml:space="preserve"> Cecità architetturale sulle regole di auto-tutela ("Auto-protezione sistemica"). WAMAS è sprovvisto di logica che frena i replenishments a fronte di un bypass; si limitava a dirottare brutalmente le merci al primo transito disponibile all'infinito.</w:t>
       </w:r>
     </w:p>
     <w:p>
       <w:pPr>
         <w:numPr>
           <w:ilvl w:val="1"/>
-          <w:numId w:val="15"/>
+          <w:numId w:val="16"/>
         </w:numPr>
         <w:pBdr>
           <w:top w:space="0" w:sz="0" w:val="nil"/>
@@ -4894,7 +5069,7 @@
           <w:rFonts w:ascii="Google Sans" w:cs="Google Sans" w:eastAsia="Google Sans" w:hAnsi="Google Sans"/>
           <w:rtl w:val="0"/>
         </w:rPr>
-        <w:t xml:space="preserve"> Assenza di fix immediato per logiche multi-nodo ("slaved pallets"). È stata delegata a una futura change request la riscrittura del core di selezione prioritaria MFS.</w:t>
+        <w:t xml:space="preserve"> Intervento obbligato e logorante umano: cancellazione brutale via database dei TPO d'ingombro per "chiudere la diga" ("dam the river"). Evoluzione da bug a Change Request strutturale.</w:t>
       </w:r>
       <w:r>
         <w:rPr>
@@ -4933,14 +5108,14 @@
           <w:rFonts w:ascii="Google Sans" w:cs="Google Sans" w:eastAsia="Google Sans" w:hAnsi="Google Sans"/>
           <w:rtl w:val="0"/>
         </w:rPr>
-        <w:t xml:space="preserve"> 19/05/22</w:t>
+        <w:t xml:space="preserve"> 23/05/22</w:t>
       </w:r>
     </w:p>
     <w:p>
       <w:pPr>
         <w:numPr>
           <w:ilvl w:val="1"/>
-          <w:numId w:val="16"/>
+          <w:numId w:val="17"/>
         </w:numPr>
         <w:pBdr>
           <w:top w:space="0" w:sz="0" w:val="nil"/>
@@ -4967,14 +5142,14 @@
           <w:rFonts w:ascii="Google Sans" w:cs="Google Sans" w:eastAsia="Google Sans" w:hAnsi="Google Sans"/>
           <w:rtl w:val="0"/>
         </w:rPr>
-        <w:t xml:space="preserve"> Pianificazione Rotte WMS / Area HBW1 vs EMS</w:t>
+        <w:t xml:space="preserve"> Versioning Repository (Patching K76) / Baie Pick</w:t>
       </w:r>
     </w:p>
     <w:p>
       <w:pPr>
         <w:numPr>
           <w:ilvl w:val="1"/>
-          <w:numId w:val="16"/>
+          <w:numId w:val="17"/>
         </w:numPr>
         <w:pBdr>
           <w:top w:space="0" w:sz="0" w:val="nil"/>
@@ -5001,14 +5176,14 @@
           <w:rFonts w:ascii="Google Sans" w:cs="Google Sans" w:eastAsia="Google Sans" w:hAnsi="Google Sans"/>
           <w:rtl w:val="0"/>
         </w:rPr>
-        <w:t xml:space="preserve"> In caso di saturazione fisica del magazzino H (scarsità nicchie omologate per tolleranze e peso), il cervello andava in tilt: invece di rallentare la creazione di nuovi TPO, WAMAS inondava coercitivamente l'anello monorotaia continuo (EMS) di tutte le unità vuote scartate dal picking, fino all'occlusione e paralisi di deviazioni e qualità.</w:t>
+        <w:t xml:space="preserve"> Un grave scivolone di controllo versione riattiva in tronco l'anomalia "K76" cancellata giorni prima. Le stazioni impazziscono per collisioni cinematiche in un infausto "While(1) loop", con navette che reclamavano bancali vuoti da depositare in posti fisicamente bloccati. L'evento cristallizza la pericolosità dello strappo software-hardware.</w:t>
       </w:r>
     </w:p>
     <w:p>
       <w:pPr>
         <w:numPr>
           <w:ilvl w:val="1"/>
-          <w:numId w:val="16"/>
+          <w:numId w:val="17"/>
         </w:numPr>
         <w:pBdr>
           <w:top w:space="0" w:sz="0" w:val="nil"/>
@@ -5035,14 +5210,14 @@
           <w:rFonts w:ascii="Google Sans" w:cs="Google Sans" w:eastAsia="Google Sans" w:hAnsi="Google Sans"/>
           <w:rtl w:val="0"/>
         </w:rPr>
-        <w:t xml:space="preserve"> Cecità architetturale sulle regole di auto-tutela ("Auto-protezione sistemica"). WAMAS è sprovvisto di logica che frena i replenishments a fronte di un bypass; si limitava a dirottare brutalmente le merci al primo transito disponibile all'infinito.</w:t>
+        <w:t xml:space="preserve"> La K76 sganciava il pallet destinazione tracciandolo matematicamente a zero inventory=0 per agevolare il rientro. L'assenza di partizionamento induceva i task di riempimento a spedire colli nuovi su un sensore che, nella realtà dei PLC, era ancora palesemente ostruito dal pallet d'uscita in attesa di navetta.</w:t>
       </w:r>
     </w:p>
     <w:p>
       <w:pPr>
         <w:numPr>
           <w:ilvl w:val="1"/>
-          <w:numId w:val="16"/>
+          <w:numId w:val="17"/>
         </w:numPr>
         <w:pBdr>
           <w:top w:space="0" w:sz="0" w:val="nil"/>
@@ -5069,7 +5244,7 @@
           <w:rFonts w:ascii="Google Sans" w:cs="Google Sans" w:eastAsia="Google Sans" w:hAnsi="Google Sans"/>
           <w:rtl w:val="0"/>
         </w:rPr>
-        <w:t xml:space="preserve"> Intervento obbligato e logorante umano: cancellazione brutale via database dei TPO d'ingombro per "chiudere la diga" ("dam the river"). Evoluzione da bug a Change Request strutturale.</w:t>
+        <w:t xml:space="preserve"> Soppressione istantanea dei controlli (soglie tollerate azzerate) per coprire l'errore, terminazione spietata (Kill) delle transazioni orfane e pianificazione umiliante di un "Rollback del Rollback" per la serata.</w:t>
       </w:r>
       <w:r>
         <w:rPr>
@@ -5108,14 +5283,14 @@
           <w:rFonts w:ascii="Google Sans" w:cs="Google Sans" w:eastAsia="Google Sans" w:hAnsi="Google Sans"/>
           <w:rtl w:val="0"/>
         </w:rPr>
-        <w:t xml:space="preserve"> 23/05/22</w:t>
+        <w:t xml:space="preserve"> 30/05/22</w:t>
       </w:r>
     </w:p>
     <w:p>
       <w:pPr>
         <w:numPr>
           <w:ilvl w:val="1"/>
-          <w:numId w:val="17"/>
+          <w:numId w:val="19"/>
         </w:numPr>
         <w:pBdr>
           <w:top w:space="0" w:sz="0" w:val="nil"/>
@@ -5142,14 +5317,14 @@
           <w:rFonts w:ascii="Google Sans" w:cs="Google Sans" w:eastAsia="Google Sans" w:hAnsi="Google Sans"/>
           <w:rtl w:val="0"/>
         </w:rPr>
-        <w:t xml:space="preserve"> Versioning Repository (Patching K76) / Baie Pick</w:t>
+        <w:t xml:space="preserve"> Log Analitico (Tabella CC015) / Outbound (Spedizioni)</w:t>
       </w:r>
     </w:p>
     <w:p>
       <w:pPr>
         <w:numPr>
           <w:ilvl w:val="1"/>
-          <w:numId w:val="17"/>
+          <w:numId w:val="19"/>
         </w:numPr>
         <w:pBdr>
           <w:top w:space="0" w:sz="0" w:val="nil"/>
@@ -5176,14 +5351,14 @@
           <w:rFonts w:ascii="Google Sans" w:cs="Google Sans" w:eastAsia="Google Sans" w:hAnsi="Google Sans"/>
           <w:rtl w:val="0"/>
         </w:rPr>
-        <w:t xml:space="preserve"> Un grave scivolone di controllo versione riattiva in tronco l'anomalia "K76" cancellata giorni prima. Le stazioni impazziscono per collisioni cinematiche in un infausto "While(1) loop", con navette che reclamavano bancali vuoti da depositare in posti fisicamente bloccati. L'evento cristallizza la pericolosità dello strappo software-hardware.</w:t>
+        <w:t xml:space="preserve"> Arresto cardiaco del nastro logico alle 06:01. La macro-tabella di storico CC015 cessava di incidere movimenti. Contemporaneamente, montagne di spedizioni intere venivano "riservate" in database senza convertire le entità PPLU in ordini operativi sui palmari.</w:t>
       </w:r>
     </w:p>
     <w:p>
       <w:pPr>
         <w:numPr>
           <w:ilvl w:val="1"/>
-          <w:numId w:val="17"/>
+          <w:numId w:val="19"/>
         </w:numPr>
         <w:pBdr>
           <w:top w:space="0" w:sz="0" w:val="nil"/>
@@ -5210,14 +5385,14 @@
           <w:rFonts w:ascii="Google Sans" w:cs="Google Sans" w:eastAsia="Google Sans" w:hAnsi="Google Sans"/>
           <w:rtl w:val="0"/>
         </w:rPr>
-        <w:t xml:space="preserve"> La K76 sganciava il pallet destinazione tracciandolo matematicamente a zero inventory=0 per agevolare il rientro. L'assenza di partizionamento induceva i task di riempimento a spedire colli nuovi su un sensore che, nella realtà dei PLC, era ancora palesemente ostruito dal pallet d'uscita in attesa di navetta.</w:t>
+        <w:t xml:space="preserve"> Collasso computazionale invisibile dei job asincroni: l'esasperato ampliamento dei giorni ritentivi per finalità di ispezione aveva affogato le risorse del thread in una spirale di lentezza, determinando la scadenza temporale dei task.</w:t>
       </w:r>
     </w:p>
     <w:p>
       <w:pPr>
         <w:numPr>
           <w:ilvl w:val="1"/>
-          <w:numId w:val="17"/>
+          <w:numId w:val="19"/>
         </w:numPr>
         <w:pBdr>
           <w:top w:space="0" w:sz="0" w:val="nil"/>
@@ -5244,7 +5419,7 @@
           <w:rFonts w:ascii="Google Sans" w:cs="Google Sans" w:eastAsia="Google Sans" w:hAnsi="Google Sans"/>
           <w:rtl w:val="0"/>
         </w:rPr>
-        <w:t xml:space="preserve"> Soppressione istantanea dei controlli (soglie tollerate azzerate) per coprire l'errore, terminazione spietata (Kill) delle transazioni orfane e pianificazione umiliante di un "Rollback del Rollback" per la serata.</w:t>
+        <w:t xml:space="preserve"> Avvio di un ticket rossissimo ("blind on the system") per iniettare script curativi e svuotare forzatamente i job appesi dal background, tutelando la continuità della flotta tir.</w:t>
       </w:r>
       <w:r>
         <w:rPr>
@@ -5283,14 +5458,14 @@
           <w:rFonts w:ascii="Google Sans" w:cs="Google Sans" w:eastAsia="Google Sans" w:hAnsi="Google Sans"/>
           <w:rtl w:val="0"/>
         </w:rPr>
-        <w:t xml:space="preserve"> 30/05/22</w:t>
+        <w:t xml:space="preserve"> 24/06/22</w:t>
       </w:r>
     </w:p>
     <w:p>
       <w:pPr>
         <w:numPr>
           <w:ilvl w:val="1"/>
-          <w:numId w:val="19"/>
+          <w:numId w:val="20"/>
         </w:numPr>
         <w:pBdr>
           <w:top w:space="0" w:sz="0" w:val="nil"/>
@@ -5317,14 +5492,14 @@
           <w:rFonts w:ascii="Google Sans" w:cs="Google Sans" w:eastAsia="Google Sans" w:hAnsi="Google Sans"/>
           <w:rtl w:val="0"/>
         </w:rPr>
-        <w:t xml:space="preserve"> Log Analitico (Tabella CC015) / Outbound (Spedizioni)</w:t>
+        <w:t xml:space="preserve"> Connettività Database Oracle / Analisi e Reportistica</w:t>
       </w:r>
     </w:p>
     <w:p>
       <w:pPr>
         <w:numPr>
           <w:ilvl w:val="1"/>
-          <w:numId w:val="19"/>
+          <w:numId w:val="20"/>
         </w:numPr>
         <w:pBdr>
           <w:top w:space="0" w:sz="0" w:val="nil"/>
@@ -5351,14 +5526,14 @@
           <w:rFonts w:ascii="Google Sans" w:cs="Google Sans" w:eastAsia="Google Sans" w:hAnsi="Google Sans"/>
           <w:rtl w:val="0"/>
         </w:rPr>
-        <w:t xml:space="preserve"> Arresto cardiaco del nastro logico alle 06:01. La macro-tabella di storico CC015 cessava di incidere movimenti. Contemporaneamente, montagne di spedizioni intere venivano "riservate" in database senza convertire le entità PPLU in ordini operativi sui palmari.</w:t>
+        <w:t xml:space="preserve"> Il layer SQL Oracle rigetta prepotentemente supervisori e manager con l'eccezione a livello kernel Fatal NI connect error 12170 e TNS:operation timed out inibendo il lavoro degli uffici amministrativi.</w:t>
       </w:r>
     </w:p>
     <w:p>
       <w:pPr>
         <w:numPr>
           <w:ilvl w:val="1"/>
-          <w:numId w:val="19"/>
+          <w:numId w:val="20"/>
         </w:numPr>
         <w:pBdr>
           <w:top w:space="0" w:sz="0" w:val="nil"/>
@@ -5385,14 +5560,14 @@
           <w:rFonts w:ascii="Google Sans" w:cs="Google Sans" w:eastAsia="Google Sans" w:hAnsi="Google Sans"/>
           <w:rtl w:val="0"/>
         </w:rPr>
-        <w:t xml:space="preserve"> Collasso computazionale invisibile dei job asincroni: l'esasperato ampliamento dei giorni ritentivi per finalità di ispezione aveva affogato le risorse del thread in una spirale di lentezza, determinando la scadenza temporale dei task.</w:t>
+        <w:t xml:space="preserve"> Il profilo query esterno ("atlas_prod_cust"), usato per monitorare le tempistiche di mesi di resi logistici e metriche operative, sbatteva su un limite hard-coded assurdo: solo 10 sessioni concorrenti preimpostate su un volume in continua ascesa.</w:t>
       </w:r>
     </w:p>
     <w:p>
       <w:pPr>
         <w:numPr>
           <w:ilvl w:val="1"/>
-          <w:numId w:val="19"/>
+          <w:numId w:val="20"/>
         </w:numPr>
         <w:pBdr>
           <w:top w:space="0" w:sz="0" w:val="nil"/>
@@ -5419,7 +5594,7 @@
           <w:rFonts w:ascii="Google Sans" w:cs="Google Sans" w:eastAsia="Google Sans" w:hAnsi="Google Sans"/>
           <w:rtl w:val="0"/>
         </w:rPr>
-        <w:t xml:space="preserve"> Avvio di un ticket rossissimo ("blind on the system") per iniettare script curativi e svuotare forzatamente i job appesi dal background, tutelando la continuità della flotta tir.</w:t>
+        <w:t xml:space="preserve"> Omicidio manuale da terminale (killing session) dei thread appesi. L'evento scoperchia la necessità di stanziare un "History/BI Server" alieno, evitando agli analisti di torturare a morte i dischi OLTP primari.</w:t>
       </w:r>
       <w:r>
         <w:rPr>
@@ -5458,14 +5633,14 @@
           <w:rFonts w:ascii="Google Sans" w:cs="Google Sans" w:eastAsia="Google Sans" w:hAnsi="Google Sans"/>
           <w:rtl w:val="0"/>
         </w:rPr>
-        <w:t xml:space="preserve"> 24/06/22</w:t>
+        <w:t xml:space="preserve"> 27/06/22</w:t>
       </w:r>
     </w:p>
     <w:p>
       <w:pPr>
         <w:numPr>
           <w:ilvl w:val="1"/>
-          <w:numId w:val="20"/>
+          <w:numId w:val="21"/>
         </w:numPr>
         <w:pBdr>
           <w:top w:space="0" w:sz="0" w:val="nil"/>
@@ -5492,14 +5667,14 @@
           <w:rFonts w:ascii="Google Sans" w:cs="Google Sans" w:eastAsia="Google Sans" w:hAnsi="Google Sans"/>
           <w:rtl w:val="0"/>
         </w:rPr>
-        <w:t xml:space="preserve"> Connettività Database Oracle / Analisi e Reportistica</w:t>
+        <w:t xml:space="preserve"> Rotte Veicoli (AGV) / Risorse Host WAMASAPP</w:t>
       </w:r>
     </w:p>
     <w:p>
       <w:pPr>
         <w:numPr>
           <w:ilvl w:val="1"/>
-          <w:numId w:val="20"/>
+          <w:numId w:val="21"/>
         </w:numPr>
         <w:pBdr>
           <w:top w:space="0" w:sz="0" w:val="nil"/>
@@ -5526,14 +5701,14 @@
           <w:rFonts w:ascii="Google Sans" w:cs="Google Sans" w:eastAsia="Google Sans" w:hAnsi="Google Sans"/>
           <w:rtl w:val="0"/>
         </w:rPr>
-        <w:t xml:space="preserve"> Il layer SQL Oracle rigetta prepotentemente supervisori e manager con l'eccezione a livello kernel Fatal NI connect error 12170 e TNS:operation timed out inibendo il lavoro degli uffici amministrativi.</w:t>
+        <w:t xml:space="preserve"> Arena C-way fulminata da blocco totale (AGV immobili) unita ad allerte ram su server WAMASAPP (Fisica asfittica scesa sotto il 4%), generando ordini fantasma "without occupation" ovunque.</w:t>
       </w:r>
     </w:p>
     <w:p>
       <w:pPr>
         <w:numPr>
           <w:ilvl w:val="1"/>
-          <w:numId w:val="20"/>
+          <w:numId w:val="21"/>
         </w:numPr>
         <w:pBdr>
           <w:top w:space="0" w:sz="0" w:val="nil"/>
@@ -5560,14 +5735,14 @@
           <w:rFonts w:ascii="Google Sans" w:cs="Google Sans" w:eastAsia="Google Sans" w:hAnsi="Google Sans"/>
           <w:rtl w:val="0"/>
         </w:rPr>
-        <w:t xml:space="preserve"> Il profilo query esterno ("atlas_prod_cust"), usato per monitorare le tempistiche di mesi di resi logistici e metriche operative, sbatteva su un limite hard-coded assurdo: solo 10 sessioni concorrenti preimpostate su un volume in continua ascesa.</w:t>
+        <w:t xml:space="preserve"> Due vettori: 1) Un agglomerato deforme di bancali ("stack of AF") alla cella S46A11X018Y01Z2 tranciava le query bloccando in coda il gestore (queue block). 2) Il prosciugamento disastroso della RAM fisica causato dal "memory leak" dell'eseguibile Firefox aperto cronicamente in background per mantenere viva Lighthouse H24.</w:t>
       </w:r>
     </w:p>
     <w:p>
       <w:pPr>
         <w:numPr>
           <w:ilvl w:val="1"/>
-          <w:numId w:val="20"/>
+          <w:numId w:val="21"/>
         </w:numPr>
         <w:pBdr>
           <w:top w:space="0" w:sz="0" w:val="nil"/>
@@ -5594,7 +5769,7 @@
           <w:rFonts w:ascii="Google Sans" w:cs="Google Sans" w:eastAsia="Google Sans" w:hAnsi="Google Sans"/>
           <w:rtl w:val="0"/>
         </w:rPr>
-        <w:t xml:space="preserve"> Omicidio manuale da terminale (killing session) dei thread appesi. L'evento scoperchia la necessità di stanziare un "History/BI Server" alieno, evitando agli analisti di torturare a morte i dischi OLTP primari.</w:t>
+        <w:t xml:space="preserve"> Chiusura forzata violenta di Firefox (che ha fatto schizzare al volo la Ram all'86%) e sanificazione chirurgica del messaggio incriminato dell'agglomerato di bancali.</w:t>
       </w:r>
       <w:r>
         <w:rPr>
@@ -5633,14 +5808,14 @@
           <w:rFonts w:ascii="Google Sans" w:cs="Google Sans" w:eastAsia="Google Sans" w:hAnsi="Google Sans"/>
           <w:rtl w:val="0"/>
         </w:rPr>
-        <w:t xml:space="preserve"> 27/06/22</w:t>
+        <w:t xml:space="preserve"> 01/07/22</w:t>
       </w:r>
     </w:p>
     <w:p>
       <w:pPr>
         <w:numPr>
           <w:ilvl w:val="1"/>
-          <w:numId w:val="21"/>
+          <w:numId w:val="22"/>
         </w:numPr>
         <w:pBdr>
           <w:top w:space="0" w:sz="0" w:val="nil"/>
@@ -5667,14 +5842,14 @@
           <w:rFonts w:ascii="Google Sans" w:cs="Google Sans" w:eastAsia="Google Sans" w:hAnsi="Google Sans"/>
           <w:rtl w:val="0"/>
         </w:rPr>
-        <w:t xml:space="preserve"> Rotte Veicoli (AGV) / Risorse Host WAMASAPP</w:t>
+        <w:t xml:space="preserve"> Palmari RF / WAMASDB Oracle (Processore Centrale)</w:t>
       </w:r>
     </w:p>
     <w:p>
       <w:pPr>
         <w:numPr>
           <w:ilvl w:val="1"/>
-          <w:numId w:val="21"/>
+          <w:numId w:val="22"/>
         </w:numPr>
         <w:pBdr>
           <w:top w:space="0" w:sz="0" w:val="nil"/>
@@ -5701,14 +5876,14 @@
           <w:rFonts w:ascii="Google Sans" w:cs="Google Sans" w:eastAsia="Google Sans" w:hAnsi="Google Sans"/>
           <w:rtl w:val="0"/>
         </w:rPr>
-        <w:t xml:space="preserve"> Arena C-way fulminata da blocco totale (AGV immobili) unita ad allerte ram su server WAMASAPP (Fisica asfittica scesa sotto il 4%), generando ordini fantasma "without occupation" ovunque.</w:t>
+        <w:t xml:space="preserve"> Terminalisti sistematicamente buttati fuori dalla sessione wireless ("kicked out") al tentativo di creare trasporti spontanei (es. da buffer a uscita). CPU Oracle murata permanentemente oltre la soglia del 99%.</w:t>
       </w:r>
     </w:p>
     <w:p>
       <w:pPr>
         <w:numPr>
           <w:ilvl w:val="1"/>
-          <w:numId w:val="21"/>
+          <w:numId w:val="22"/>
         </w:numPr>
         <w:pBdr>
           <w:top w:space="0" w:sz="0" w:val="nil"/>
@@ -5735,14 +5910,14 @@
           <w:rFonts w:ascii="Google Sans" w:cs="Google Sans" w:eastAsia="Google Sans" w:hAnsi="Google Sans"/>
           <w:rtl w:val="0"/>
         </w:rPr>
-        <w:t xml:space="preserve"> Due vettori: 1) Un agglomerato deforme di bancali ("stack of AF") alla cella S46A11X018Y01Z2 tranciava le query bloccando in coda il gestore (queue block). 2) Il prosciugamento disastroso della RAM fisica causato dal "memory leak" dell'eseguibile Firefox aperto cronicamente in background per mantenere viva Lighthouse H24.</w:t>
+        <w:t xml:space="preserve"> Una diabolica "zombie session" sfuggita all'epurazione di un reboot si è incistata nei processori, generando lock bloccanti di transazione. Il palmare non riceveva l'approvazione e scadeva in timeout.</w:t>
       </w:r>
     </w:p>
     <w:p>
       <w:pPr>
         <w:numPr>
           <w:ilvl w:val="1"/>
-          <w:numId w:val="21"/>
+          <w:numId w:val="22"/>
         </w:numPr>
         <w:pBdr>
           <w:top w:space="0" w:sz="0" w:val="nil"/>
@@ -5769,7 +5944,7 @@
           <w:rFonts w:ascii="Google Sans" w:cs="Google Sans" w:eastAsia="Google Sans" w:hAnsi="Google Sans"/>
           <w:rtl w:val="0"/>
         </w:rPr>
-        <w:t xml:space="preserve"> Chiusura forzata violenta di Firefox (che ha fatto schizzare al volo la Ram all'86%) e sanificazione chirurgica del messaggio incriminato dell'agglomerato di bancali.</w:t>
+        <w:t xml:space="preserve"> Abbattimento brutale del processo zombie ("🪓🔪🍺") via SQL, e, perdurando le lentezze di calcolo sulle query primarie per i rimasugli di memoria, programmazione forzata di un massivo e distruttivo "All-In-One restart" serale per deframmentare.</w:t>
       </w:r>
       <w:r>
         <w:rPr>
@@ -5808,14 +5983,14 @@
           <w:rFonts w:ascii="Google Sans" w:cs="Google Sans" w:eastAsia="Google Sans" w:hAnsi="Google Sans"/>
           <w:rtl w:val="0"/>
         </w:rPr>
-        <w:t xml:space="preserve"> 01/07/22</w:t>
+        <w:t xml:space="preserve"> 21/07/22</w:t>
       </w:r>
     </w:p>
     <w:p>
       <w:pPr>
         <w:numPr>
           <w:ilvl w:val="1"/>
-          <w:numId w:val="22"/>
+          <w:numId w:val="23"/>
         </w:numPr>
         <w:pBdr>
           <w:top w:space="0" w:sz="0" w:val="nil"/>
@@ -5842,14 +6017,14 @@
           <w:rFonts w:ascii="Google Sans" w:cs="Google Sans" w:eastAsia="Google Sans" w:hAnsi="Google Sans"/>
           <w:rtl w:val="0"/>
         </w:rPr>
-        <w:t xml:space="preserve"> Palmari RF / WAMASDB Oracle (Processore Centrale)</w:t>
+        <w:t xml:space="preserve"> Memory Area Globale (SGA) Oracle / Connessioni Lighthouse</w:t>
       </w:r>
     </w:p>
     <w:p>
       <w:pPr>
         <w:numPr>
           <w:ilvl w:val="1"/>
-          <w:numId w:val="22"/>
+          <w:numId w:val="23"/>
         </w:numPr>
         <w:pBdr>
           <w:top w:space="0" w:sz="0" w:val="nil"/>
@@ -5876,14 +6051,14 @@
           <w:rFonts w:ascii="Google Sans" w:cs="Google Sans" w:eastAsia="Google Sans" w:hAnsi="Google Sans"/>
           <w:rtl w:val="0"/>
         </w:rPr>
-        <w:t xml:space="preserve"> Terminalisti sistematicamente buttati fuori dalla sessione wireless ("kicked out") al tentativo di creare trasporti spontanei (es. da buffer a uscita). CPU Oracle murata permanentemente oltre la soglia del 99%.</w:t>
+        <w:t xml:space="preserve"> Il vertice della grande crisi estiva dei log: Login inibito con schermo Lighthouse spento. Processori bloccati al 96%. File alert di Oracle stracolmi del famigerato codice: ORA-00600: internal error code, arguments: [KGL-heap-size-exceeded].</w:t>
       </w:r>
     </w:p>
     <w:p>
       <w:pPr>
         <w:numPr>
           <w:ilvl w:val="1"/>
-          <w:numId w:val="22"/>
+          <w:numId w:val="23"/>
         </w:numPr>
         <w:pBdr>
           <w:top w:space="0" w:sz="0" w:val="nil"/>
@@ -5910,14 +6085,14 @@
           <w:rFonts w:ascii="Google Sans" w:cs="Google Sans" w:eastAsia="Google Sans" w:hAnsi="Google Sans"/>
           <w:rtl w:val="0"/>
         </w:rPr>
-        <w:t xml:space="preserve"> Una diabolica "zombie session" sfuggita all'epurazione di un reboot si è incistata nei processori, generando lock bloccanti di transazione. Il palmare non riceveva l'approvazione e scadeva in timeout.</w:t>
+        <w:t xml:space="preserve"> Buffer overflow letale della Library Cache Object. Il Query Optimizer di Oracle ha alzato bandiera bianca sotto la pressione mostruosa di SELECT partorite dall'MFS (transporto0_ con infinite JOIN alle storiche di locazione stoloc3_). L'enorme carico ritentivo preteso aveva superato l'heap d'analisi distruggendo l'SGA.</w:t>
       </w:r>
     </w:p>
     <w:p>
       <w:pPr>
         <w:numPr>
           <w:ilvl w:val="1"/>
-          <w:numId w:val="22"/>
+          <w:numId w:val="23"/>
         </w:numPr>
         <w:pBdr>
           <w:top w:space="0" w:sz="0" w:val="nil"/>
@@ -5944,7 +6119,7 @@
           <w:rFonts w:ascii="Google Sans" w:cs="Google Sans" w:eastAsia="Google Sans" w:hAnsi="Google Sans"/>
           <w:rtl w:val="0"/>
         </w:rPr>
-        <w:t xml:space="preserve"> Abbattimento brutale del processo zombie ("🪓🔪🍺") via SQL, e, perdurando le lentezze di calcolo sulle query primarie per i rimasugli di memoria, programmazione forzata di un massivo e distruttivo "All-In-One restart" serale per deframmentare.</w:t>
+        <w:t xml:space="preserve"> Riavvio drammatico da riga di comando per forzare l'evacuazione dell'area condivisa. Definitiva resa alla verità: i dati storici non possono coesistere con il database transazionale in real-time.</w:t>
       </w:r>
       <w:r>
         <w:rPr>
@@ -5983,14 +6158,14 @@
           <w:rFonts w:ascii="Google Sans" w:cs="Google Sans" w:eastAsia="Google Sans" w:hAnsi="Google Sans"/>
           <w:rtl w:val="0"/>
         </w:rPr>
-        <w:t xml:space="preserve"> 21/07/22</w:t>
+        <w:t xml:space="preserve"> 22/07/22</w:t>
       </w:r>
     </w:p>
     <w:p>
       <w:pPr>
         <w:numPr>
           <w:ilvl w:val="1"/>
-          <w:numId w:val="23"/>
+          <w:numId w:val="24"/>
         </w:numPr>
         <w:pBdr>
           <w:top w:space="0" w:sz="0" w:val="nil"/>
@@ -6017,14 +6192,14 @@
           <w:rFonts w:ascii="Google Sans" w:cs="Google Sans" w:eastAsia="Google Sans" w:hAnsi="Google Sans"/>
           <w:rtl w:val="0"/>
         </w:rPr>
-        <w:t xml:space="preserve"> Memory Area Globale (SGA) Oracle / Connessioni Lighthouse</w:t>
+        <w:t xml:space="preserve"> Layer Fisico (Cinematica) / Tracking Macchine</w:t>
       </w:r>
     </w:p>
     <w:p>
       <w:pPr>
         <w:numPr>
           <w:ilvl w:val="1"/>
-          <w:numId w:val="23"/>
+          <w:numId w:val="24"/>
         </w:numPr>
         <w:pBdr>
           <w:top w:space="0" w:sz="0" w:val="nil"/>
@@ -6051,14 +6226,14 @@
           <w:rFonts w:ascii="Google Sans" w:cs="Google Sans" w:eastAsia="Google Sans" w:hAnsi="Google Sans"/>
           <w:rtl w:val="0"/>
         </w:rPr>
-        <w:t xml:space="preserve"> Il vertice della grande crisi estiva dei log: Login inibito con schermo Lighthouse spento. Processori bloccati al 96%. File alert di Oracle stracolmi del famigerato codice: ORA-00600: internal error code, arguments: [KGL-heap-size-exceeded].</w:t>
+        <w:t xml:space="preserve"> A seguito delle uccisioni di server (hard shutdown) del giorno precedente per il caos DB, magazzino reale e tracciato digitale hanno smesso di conoscersi. I trenini (es. trolley #8) annaspavano a vuoto su PPF01C0611 reclamando bancali evaporati o investendo etichette scambiate (LU 60991388 vs 59924998).</w:t>
       </w:r>
     </w:p>
     <w:p>
       <w:pPr>
         <w:numPr>
           <w:ilvl w:val="1"/>
-          <w:numId w:val="23"/>
+          <w:numId w:val="24"/>
         </w:numPr>
         <w:pBdr>
           <w:top w:space="0" w:sz="0" w:val="nil"/>
@@ -6085,14 +6260,14 @@
           <w:rFonts w:ascii="Google Sans" w:cs="Google Sans" w:eastAsia="Google Sans" w:hAnsi="Google Sans"/>
           <w:rtl w:val="0"/>
         </w:rPr>
-        <w:t xml:space="preserve"> Buffer overflow letale della Library Cache Object. Il Query Optimizer di Oracle ha alzato bandiera bianca sotto la pressione mostruosa di SELECT partorite dall'MFS (transporto0_ con infinite JOIN alle storiche di locazione stoloc3_). L'enorme carico ritentivo preteso aveva superato l'heap d'analisi distruggendo l'SGA.</w:t>
+        <w:t xml:space="preserve"> Il collasso elettrico ha smarrito le istruzioni di scrittura pendenti, lasciando sensori fisici e database software irrimediabilmente asincroni.</w:t>
       </w:r>
     </w:p>
     <w:p>
       <w:pPr>
         <w:numPr>
           <w:ilvl w:val="1"/>
-          <w:numId w:val="23"/>
+          <w:numId w:val="24"/>
         </w:numPr>
         <w:pBdr>
           <w:top w:space="0" w:sz="0" w:val="nil"/>
@@ -6119,7 +6294,7 @@
           <w:rFonts w:ascii="Google Sans" w:cs="Google Sans" w:eastAsia="Google Sans" w:hAnsi="Google Sans"/>
           <w:rtl w:val="0"/>
         </w:rPr>
-        <w:t xml:space="preserve"> Riavvio drammatico da riga di comando per forzare l'evacuazione dell'area condivisa. Definitiva resa alla verità: i dati storici non possono coesistere con il database transazionale in real-time.</w:t>
+        <w:t xml:space="preserve"> Rimescolamento logistico a colpi di comandi CTOP (pennini radio): inibizione dei transiti, sfoltimento manuale anagrafiche fittizie e scansione forzata sul campo di codice a barre ad ogni metro per recuperare la sincronizzazione etichette.</w:t>
       </w:r>
       <w:r>
         <w:rPr>
@@ -6158,14 +6333,14 @@
           <w:rFonts w:ascii="Google Sans" w:cs="Google Sans" w:eastAsia="Google Sans" w:hAnsi="Google Sans"/>
           <w:rtl w:val="0"/>
         </w:rPr>
-        <w:t xml:space="preserve"> 22/07/22</w:t>
+        <w:t xml:space="preserve"> 08/08/22</w:t>
       </w:r>
     </w:p>
     <w:p>
       <w:pPr>
         <w:numPr>
           <w:ilvl w:val="1"/>
-          <w:numId w:val="24"/>
+          <w:numId w:val="25"/>
         </w:numPr>
         <w:pBdr>
           <w:top w:space="0" w:sz="0" w:val="nil"/>
@@ -6192,14 +6367,14 @@
           <w:rFonts w:ascii="Google Sans" w:cs="Google Sans" w:eastAsia="Google Sans" w:hAnsi="Google Sans"/>
           <w:rtl w:val="0"/>
         </w:rPr>
-        <w:t xml:space="preserve"> Layer Fisico (Cinematica) / Tracking Macchine</w:t>
+        <w:t xml:space="preserve"> Connettività WAN Esterna (VPN) / Dati CC015</w:t>
       </w:r>
     </w:p>
     <w:p>
       <w:pPr>
         <w:numPr>
           <w:ilvl w:val="1"/>
-          <w:numId w:val="24"/>
+          <w:numId w:val="25"/>
         </w:numPr>
         <w:pBdr>
           <w:top w:space="0" w:sz="0" w:val="nil"/>
@@ -6226,14 +6401,14 @@
           <w:rFonts w:ascii="Google Sans" w:cs="Google Sans" w:eastAsia="Google Sans" w:hAnsi="Google Sans"/>
           <w:rtl w:val="0"/>
         </w:rPr>
-        <w:t xml:space="preserve"> A seguito delle uccisioni di server (hard shutdown) del giorno precedente per il caos DB, magazzino reale e tracciato digitale hanno smesso di conoscersi. I trenini (es. trolley #8) annaspavano a vuoto su PPF01C0611 reclamando bancali evaporati o investendo etichette scambiate (LU 60991388 vs 59924998).</w:t>
+        <w:t xml:space="preserve"> Tabella log movimentazioni CC015 paralizzata, l'impianto diventa cieco. In un caso eclatante da "cigno nero", i tecnici SSI si vedevano impossibilitati ad intervenire a causa di un massivo crollo della rete VPN nella loro sede austriaca, recidendo il link con l'Italia.</w:t>
       </w:r>
     </w:p>
     <w:p>
       <w:pPr>
         <w:numPr>
           <w:ilvl w:val="1"/>
-          <w:numId w:val="24"/>
+          <w:numId w:val="25"/>
         </w:numPr>
         <w:pBdr>
           <w:top w:space="0" w:sz="0" w:val="nil"/>
@@ -6260,14 +6435,14 @@
           <w:rFonts w:ascii="Google Sans" w:cs="Google Sans" w:eastAsia="Google Sans" w:hAnsi="Google Sans"/>
           <w:rtl w:val="0"/>
         </w:rPr>
-        <w:t xml:space="preserve"> Il collasso elettrico ha smarrito le istruzioni di scrittura pendenti, lasciando sensori fisici e database software irrimediabilmente asincroni.</w:t>
+        <w:t xml:space="preserve"> Intasamento combinato della cache d'archiviazione unito al downtime simultaneo dell'infrastruttura di supporto remoto (VPN offline).</w:t>
       </w:r>
     </w:p>
     <w:p>
       <w:pPr>
         <w:numPr>
           <w:ilvl w:val="1"/>
-          <w:numId w:val="24"/>
+          <w:numId w:val="25"/>
         </w:numPr>
         <w:pBdr>
           <w:top w:space="0" w:sz="0" w:val="nil"/>
@@ -6294,7 +6469,7 @@
           <w:rFonts w:ascii="Google Sans" w:cs="Google Sans" w:eastAsia="Google Sans" w:hAnsi="Google Sans"/>
           <w:rtl w:val="0"/>
         </w:rPr>
-        <w:t xml:space="preserve"> Rimescolamento logistico a colpi di comandi CTOP (pennini radio): inibizione dei transiti, sfoltimento manuale anagrafiche fittizie e scansione forzata sul campo di codice a barre ad ogni metro per recuperare la sincronizzazione etichette.</w:t>
+        <w:t xml:space="preserve"> Dispiegamento puro di "Disaster Recovery a trazione sociale": in una call Zoom d'emergenza, il manager di piazzale fungeva da "braccio robotico" guidato in voce dall'Austria per iniettare comandi di purga sui datafile Oracle superando il blocco.</w:t>
       </w:r>
       <w:r>
         <w:rPr>
@@ -6333,14 +6508,14 @@
           <w:rFonts w:ascii="Google Sans" w:cs="Google Sans" w:eastAsia="Google Sans" w:hAnsi="Google Sans"/>
           <w:rtl w:val="0"/>
         </w:rPr>
-        <w:t xml:space="preserve"> 08/08/22</w:t>
+        <w:t xml:space="preserve"> 16/09/22</w:t>
       </w:r>
     </w:p>
     <w:p>
       <w:pPr>
         <w:numPr>
           <w:ilvl w:val="1"/>
-          <w:numId w:val="25"/>
+          <w:numId w:val="26"/>
         </w:numPr>
         <w:pBdr>
           <w:top w:space="0" w:sz="0" w:val="nil"/>
@@ -6367,14 +6542,14 @@
           <w:rFonts w:ascii="Google Sans" w:cs="Google Sans" w:eastAsia="Google Sans" w:hAnsi="Google Sans"/>
           <w:rtl w:val="0"/>
         </w:rPr>
-        <w:t xml:space="preserve"> Connettività WAN Esterna (VPN) / Dati CC015</w:t>
+        <w:t xml:space="preserve"> Rilascio di Rete Outbound / WAMASDB (CPU Bottleneck)</w:t>
       </w:r>
     </w:p>
     <w:p>
       <w:pPr>
         <w:numPr>
           <w:ilvl w:val="1"/>
-          <w:numId w:val="25"/>
+          <w:numId w:val="26"/>
         </w:numPr>
         <w:pBdr>
           <w:top w:space="0" w:sz="0" w:val="nil"/>
@@ -6401,14 +6576,14 @@
           <w:rFonts w:ascii="Google Sans" w:cs="Google Sans" w:eastAsia="Google Sans" w:hAnsi="Google Sans"/>
           <w:rtl w:val="0"/>
         </w:rPr>
-        <w:t xml:space="preserve"> Tabella log movimentazioni CC015 paralizzata, l'impianto diventa cieco. In un caso eclatante da "cigno nero", i tecnici SSI si vedevano impossibilitati ad intervenire a causa di un massivo crollo della rete VPN nella loro sede austriaca, recidendo il link con l'Italia.</w:t>
+        <w:t xml:space="preserve"> Ordini di spedizione per camion (es. OBD0000475696) letteralmente incastrati e ibernati in "release in progress" mentre l'ago del processore tocca le soglie del 100%.</w:t>
       </w:r>
     </w:p>
     <w:p>
       <w:pPr>
         <w:numPr>
           <w:ilvl w:val="1"/>
-          <w:numId w:val="25"/>
+          <w:numId w:val="26"/>
         </w:numPr>
         <w:pBdr>
           <w:top w:space="0" w:sz="0" w:val="nil"/>
@@ -6435,14 +6610,14 @@
           <w:rFonts w:ascii="Google Sans" w:cs="Google Sans" w:eastAsia="Google Sans" w:hAnsi="Google Sans"/>
           <w:rtl w:val="0"/>
         </w:rPr>
-        <w:t xml:space="preserve"> Intasamento combinato della cache d'archiviazione unito al downtime simultaneo dell'infrastruttura di supporto remoto (VPN offline).</w:t>
+        <w:t xml:space="preserve"> I calcoli per validare il commit da PPLU a picking scadono di tempo utile a causa dell'iper-inflazione e della pletora infinita di stringhe da controllare pretese nelle matrici relazionali centrali (OG002 e OG025).</w:t>
       </w:r>
     </w:p>
     <w:p>
       <w:pPr>
         <w:numPr>
           <w:ilvl w:val="1"/>
-          <w:numId w:val="25"/>
+          <w:numId w:val="26"/>
         </w:numPr>
         <w:pBdr>
           <w:top w:space="0" w:sz="0" w:val="nil"/>
@@ -6469,7 +6644,7 @@
           <w:rFonts w:ascii="Google Sans" w:cs="Google Sans" w:eastAsia="Google Sans" w:hAnsi="Google Sans"/>
           <w:rtl w:val="0"/>
         </w:rPr>
-        <w:t xml:space="preserve"> Dispiegamento puro di "Disaster Recovery a trazione sociale": in una call Zoom d'emergenza, il manager di piazzale fungeva da "braccio robotico" guidato in voce dall'Austria per iniettare comandi di purga sui datafile Oracle superando il blocco.</w:t>
+        <w:t xml:space="preserve"> Intervento drastico per tutelare una cruciale visita istituzionale (taglio dell'istanza in live per stordire e resuscitare le RAM) delegando l'ingorgo logoro e pesante della compilazione massiva ai calcoli d'ombra previsti per i weekend.</w:t>
       </w:r>
       <w:r>
         <w:rPr>
@@ -6508,14 +6683,14 @@
           <w:rFonts w:ascii="Google Sans" w:cs="Google Sans" w:eastAsia="Google Sans" w:hAnsi="Google Sans"/>
           <w:rtl w:val="0"/>
         </w:rPr>
-        <w:t xml:space="preserve"> 16/09/22</w:t>
+        <w:t xml:space="preserve"> 23/09/22</w:t>
       </w:r>
     </w:p>
     <w:p>
       <w:pPr>
         <w:numPr>
           <w:ilvl w:val="1"/>
-          <w:numId w:val="26"/>
+          <w:numId w:val="27"/>
         </w:numPr>
         <w:pBdr>
           <w:top w:space="0" w:sz="0" w:val="nil"/>
@@ -6542,14 +6717,14 @@
           <w:rFonts w:ascii="Google Sans" w:cs="Google Sans" w:eastAsia="Google Sans" w:hAnsi="Google Sans"/>
           <w:rtl w:val="0"/>
         </w:rPr>
-        <w:t xml:space="preserve"> Rilascio di Rete Outbound / WAMASDB (CPU Bottleneck)</w:t>
+        <w:t xml:space="preserve"> Configurazione Release Software / Change Request 04</w:t>
       </w:r>
     </w:p>
     <w:p>
       <w:pPr>
         <w:numPr>
           <w:ilvl w:val="1"/>
-          <w:numId w:val="26"/>
+          <w:numId w:val="27"/>
         </w:numPr>
         <w:pBdr>
           <w:top w:space="0" w:sz="0" w:val="nil"/>
@@ -6576,14 +6751,14 @@
           <w:rFonts w:ascii="Google Sans" w:cs="Google Sans" w:eastAsia="Google Sans" w:hAnsi="Google Sans"/>
           <w:rtl w:val="0"/>
         </w:rPr>
-        <w:t xml:space="preserve"> Ordini di spedizione per camion (es. OBD0000475696) letteralmente incastrati e ibernati in "release in progress" mentre l'ago del processore tocca le soglie del 100%.</w:t>
+        <w:t xml:space="preserve"> Un deploy inietta una modifica architetturale menomata: i magazzinieri vengono forzati e coercizzati dal terminale a rispedire giù le merci individualmente al nastro ("one by one") senza poter accumulare, affossando dolorosamente i KPI di baia.</w:t>
       </w:r>
     </w:p>
     <w:p>
       <w:pPr>
         <w:numPr>
           <w:ilvl w:val="1"/>
-          <w:numId w:val="26"/>
+          <w:numId w:val="27"/>
         </w:numPr>
         <w:pBdr>
           <w:top w:space="0" w:sz="0" w:val="nil"/>
@@ -6610,14 +6785,14 @@
           <w:rFonts w:ascii="Google Sans" w:cs="Google Sans" w:eastAsia="Google Sans" w:hAnsi="Google Sans"/>
           <w:rtl w:val="0"/>
         </w:rPr>
-        <w:t xml:space="preserve"> I calcoli per validare il commit da PPLU a picking scadono di tempo utile a causa dell'iper-inflazione e della pletora infinita di stringhe da controllare pretese nelle matrici relazionali centrali (OG002 e OG025).</w:t>
+        <w:t xml:space="preserve"> Scivolone da mancato testing procedurale: lo sviluppatore incapsulava un set compilato proveniente da specifiche superate ("old specification"), trascurando l'inclusione fondamentale dell'interruttore software SendBackSourcesOneByOne.Switch.</w:t>
       </w:r>
     </w:p>
     <w:p>
       <w:pPr>
         <w:numPr>
           <w:ilvl w:val="1"/>
-          <w:numId w:val="26"/>
+          <w:numId w:val="27"/>
         </w:numPr>
         <w:pBdr>
           <w:top w:space="0" w:sz="0" w:val="nil"/>
@@ -6644,7 +6819,7 @@
           <w:rFonts w:ascii="Google Sans" w:cs="Google Sans" w:eastAsia="Google Sans" w:hAnsi="Google Sans"/>
           <w:rtl w:val="0"/>
         </w:rPr>
-        <w:t xml:space="preserve"> Intervento drastico per tutelare una cruciale visita istituzionale (taglio dell'istanza in live per stordire e resuscitare le RAM) delegando l'ingorgo logoro e pesante della compilazione massiva ai calcoli d'ombra previsti per i weekend.</w:t>
+        <w:t xml:space="preserve"> Rassegnazione passiva per il turno e sopportazione, con l'officina romena che s'impegnava a calderare un hot-fix sottobanco in urgenza ("low priority" fintanto che la produzione non esplodeva).</w:t>
       </w:r>
       <w:r>
         <w:rPr>
@@ -6690,7 +6865,7 @@
       <w:pPr>
         <w:numPr>
           <w:ilvl w:val="1"/>
-          <w:numId w:val="27"/>
+          <w:numId w:val="28"/>
         </w:numPr>
         <w:pBdr>
           <w:top w:space="0" w:sz="0" w:val="nil"/>
@@ -6717,14 +6892,14 @@
           <w:rFonts w:ascii="Google Sans" w:cs="Google Sans" w:eastAsia="Google Sans" w:hAnsi="Google Sans"/>
           <w:rtl w:val="0"/>
         </w:rPr>
-        <w:t xml:space="preserve"> Configurazione Release Software / Change Request 04</w:t>
+        <w:t xml:space="preserve"> Sicurezza Utente / SQL Database Views (loadaid)</w:t>
       </w:r>
     </w:p>
     <w:p>
       <w:pPr>
         <w:numPr>
           <w:ilvl w:val="1"/>
-          <w:numId w:val="27"/>
+          <w:numId w:val="28"/>
         </w:numPr>
         <w:pBdr>
           <w:top w:space="0" w:sz="0" w:val="nil"/>
@@ -6751,14 +6926,14 @@
           <w:rFonts w:ascii="Google Sans" w:cs="Google Sans" w:eastAsia="Google Sans" w:hAnsi="Google Sans"/>
           <w:rtl w:val="0"/>
         </w:rPr>
-        <w:t xml:space="preserve"> Un deploy inietta una modifica architetturale menomata: i magazzinieri vengono forzati e coercizzati dal terminale a rispedire giù le merci individualmente al nastro ("one by one") senza poter accumulare, affossando dolorosamente i KPI di baia.</w:t>
+        <w:t xml:space="preserve"> Contestualmente al punto sopra, i Direttori subiscono l'evirazione totale ai diritti d'uso della form unificata SM525, mentre gli script statistici automatici crollano gridando "table or view is not existing" contro l'elemento focale loadaid.</w:t>
       </w:r>
     </w:p>
     <w:p>
       <w:pPr>
         <w:numPr>
           <w:ilvl w:val="1"/>
-          <w:numId w:val="27"/>
+          <w:numId w:val="28"/>
         </w:numPr>
         <w:pBdr>
           <w:top w:space="0" w:sz="0" w:val="nil"/>
@@ -6785,14 +6960,14 @@
           <w:rFonts w:ascii="Google Sans" w:cs="Google Sans" w:eastAsia="Google Sans" w:hAnsi="Google Sans"/>
           <w:rtl w:val="0"/>
         </w:rPr>
-        <w:t xml:space="preserve"> Scivolone da mancato testing procedurale: lo sviluppatore incapsulava un set compilato proveniente da specifiche superate ("old specification"), trascurando l'inclusione fondamentale dell'interruttore software SendBackSourcesOneByOne.Switch.</w:t>
+        <w:t xml:space="preserve"> I violenti script di migrazione inseriti dalla rel. update avevano spianato e distrutto involontariamente la gerarchia della vista nel database transazionale, spezzando i flag profilazione ai supervisor.</w:t>
       </w:r>
     </w:p>
     <w:p>
       <w:pPr>
         <w:numPr>
           <w:ilvl w:val="1"/>
-          <w:numId w:val="27"/>
+          <w:numId w:val="28"/>
         </w:numPr>
         <w:pBdr>
           <w:top w:space="0" w:sz="0" w:val="nil"/>
@@ -6819,7 +6994,7 @@
           <w:rFonts w:ascii="Google Sans" w:cs="Google Sans" w:eastAsia="Google Sans" w:hAnsi="Google Sans"/>
           <w:rtl w:val="0"/>
         </w:rPr>
-        <w:t xml:space="preserve"> Rassegnazione passiva per il turno e sopportazione, con l'officina romena che s'impegnava a calderare un hot-fix sottobanco in urgenza ("low priority" fintanto che la produzione non esplodeva).</w:t>
+        <w:t xml:space="preserve"> Lo sviluppatore romeno calava in live i comandi (a colpi di statement da 943 views riaccorpate) saldando la relazionale spezzata, col manager che riattivava manualmente in desktop access il full access perso.</w:t>
       </w:r>
       <w:r>
         <w:rPr>
@@ -6858,14 +7033,14 @@
           <w:rFonts w:ascii="Google Sans" w:cs="Google Sans" w:eastAsia="Google Sans" w:hAnsi="Google Sans"/>
           <w:rtl w:val="0"/>
         </w:rPr>
-        <w:t xml:space="preserve"> 23/09/22</w:t>
+        <w:t xml:space="preserve"> 19/10/22</w:t>
       </w:r>
     </w:p>
     <w:p>
       <w:pPr>
         <w:numPr>
           <w:ilvl w:val="1"/>
-          <w:numId w:val="28"/>
+          <w:numId w:val="29"/>
         </w:numPr>
         <w:pBdr>
           <w:top w:space="0" w:sz="0" w:val="nil"/>
@@ -6892,14 +7067,14 @@
           <w:rFonts w:ascii="Google Sans" w:cs="Google Sans" w:eastAsia="Google Sans" w:hAnsi="Google Sans"/>
           <w:rtl w:val="0"/>
         </w:rPr>
-        <w:t xml:space="preserve"> Sicurezza Utente / SQL Database Views (loadaid)</w:t>
+        <w:t xml:space="preserve"> Firmware Basso Livello (Handshake PLC) / Magazzino H (HBW)</w:t>
       </w:r>
     </w:p>
     <w:p>
       <w:pPr>
         <w:numPr>
           <w:ilvl w:val="1"/>
-          <w:numId w:val="28"/>
+          <w:numId w:val="29"/>
         </w:numPr>
         <w:pBdr>
           <w:top w:space="0" w:sz="0" w:val="nil"/>
@@ -6926,14 +7101,14 @@
           <w:rFonts w:ascii="Google Sans" w:cs="Google Sans" w:eastAsia="Google Sans" w:hAnsi="Google Sans"/>
           <w:rtl w:val="0"/>
         </w:rPr>
-        <w:t xml:space="preserve"> Contestualmente al punto sopra, i Direttori subiscono l'evirazione totale ai diritti d'uso della form unificata SM525, mentre gli script statistici automatici crollano gridando "table or view is not existing" contro l'elemento focale loadaid.</w:t>
+        <w:t xml:space="preserve"> Tempesta d'allarme fosforescente (x-mas tree) sulle gigantesche gru SRM 3, 4, 5 e 6 in area massiva. Fisicamente obbedienti sul suolo e con pallet adagiati sulle nicchie in altezza, venivano però boicottati dal WAMAS che ne dichiarava nullo l'impiego paralizzandone gli incarichi consecutivi.</w:t>
       </w:r>
     </w:p>
     <w:p>
       <w:pPr>
         <w:numPr>
           <w:ilvl w:val="1"/>
-          <w:numId w:val="28"/>
+          <w:numId w:val="29"/>
         </w:numPr>
         <w:pBdr>
           <w:top w:space="0" w:sz="0" w:val="nil"/>
@@ -6960,14 +7135,14 @@
           <w:rFonts w:ascii="Google Sans" w:cs="Google Sans" w:eastAsia="Google Sans" w:hAnsi="Google Sans"/>
           <w:rtl w:val="0"/>
         </w:rPr>
-        <w:t xml:space="preserve"> I violenti script di migrazione inseriti dalla rel. update avevano spianato e distrutto involontariamente la gerarchia della vista nel database transazionale, spezzando i flag profilazione ai supervisor.</w:t>
+        <w:t xml:space="preserve"> Intrusione catastrofica del dipartimento elettrico austriaco: un operatore smanettando recise incautamente la ricezione del segnale di avvenuta operazione (Handshake "storage signal" mancante). Il software ignora l'appoggio perché il PLC risulta "muto", andando in prevenzione di scontro e impantanandosi.</w:t>
       </w:r>
     </w:p>
     <w:p>
       <w:pPr>
         <w:numPr>
           <w:ilvl w:val="1"/>
-          <w:numId w:val="28"/>
+          <w:numId w:val="29"/>
         </w:numPr>
         <w:pBdr>
           <w:top w:space="0" w:sz="0" w:val="nil"/>
@@ -6994,7 +7169,7 @@
           <w:rFonts w:ascii="Google Sans" w:cs="Google Sans" w:eastAsia="Google Sans" w:hAnsi="Google Sans"/>
           <w:rtl w:val="0"/>
         </w:rPr>
-        <w:t xml:space="preserve"> Lo sviluppatore romeno calava in live i comandi (a colpi di statement da 943 views riaccorpate) saldando la relazionale spezzata, col manager che riattivava manualmente in desktop access il full access perso.</w:t>
+        <w:t xml:space="preserve"> Tre ore di tortura puramente logistica (comandi manuali e ponti radio con pendette CTOP in loco). Le pedane invertite (es. scambi tra LU 51553373 e LU 60933471 sul nodo TPF01C2141) vennero svuotate e reinserite al contagocce mentre si ristabilivano le sicurezze hardware e software.</w:t>
       </w:r>
       <w:r>
         <w:rPr>
@@ -7033,14 +7208,14 @@
           <w:rFonts w:ascii="Google Sans" w:cs="Google Sans" w:eastAsia="Google Sans" w:hAnsi="Google Sans"/>
           <w:rtl w:val="0"/>
         </w:rPr>
-        <w:t xml:space="preserve"> 19/10/22</w:t>
+        <w:t xml:space="preserve"> 28/10/22</w:t>
       </w:r>
     </w:p>
     <w:p>
       <w:pPr>
         <w:numPr>
           <w:ilvl w:val="1"/>
-          <w:numId w:val="29"/>
+          <w:numId w:val="30"/>
         </w:numPr>
         <w:pBdr>
           <w:top w:space="0" w:sz="0" w:val="nil"/>
@@ -7067,14 +7242,14 @@
           <w:rFonts w:ascii="Google Sans" w:cs="Google Sans" w:eastAsia="Google Sans" w:hAnsi="Google Sans"/>
           <w:rtl w:val="0"/>
         </w:rPr>
-        <w:t xml:space="preserve"> Firmware Basso Livello (Handshake PLC) / Magazzino H (HBW)</w:t>
+        <w:t xml:space="preserve"> Macchina WAMASAPP (Task Manager) / Client Interfaccia (GUI)</w:t>
       </w:r>
     </w:p>
     <w:p>
       <w:pPr>
         <w:numPr>
           <w:ilvl w:val="1"/>
-          <w:numId w:val="29"/>
+          <w:numId w:val="30"/>
         </w:numPr>
         <w:pBdr>
           <w:top w:space="0" w:sz="0" w:val="nil"/>
@@ -7101,14 +7276,14 @@
           <w:rFonts w:ascii="Google Sans" w:cs="Google Sans" w:eastAsia="Google Sans" w:hAnsi="Google Sans"/>
           <w:rtl w:val="0"/>
         </w:rPr>
-        <w:t xml:space="preserve"> Tempesta d'allarme fosforescente (x-mas tree) sulle gigantesche gru SRM 3, 4, 5 e 6 in area massiva. Fisicamente obbedienti sul suolo e con pallet adagiati sulle nicchie in altezza, venivano però boicottati dal WAMAS che ne dichiarava nullo l'impiego paralizzandone gli incarichi consecutivi.</w:t>
+        <w:t xml:space="preserve"> Scissione inaccettabile e nevrotizzante tra il clic della convalida del picking del lavoratore e la risposta dello schermo, incantato nel loop infinito di un opaco "Loading..." (30 secondi).</w:t>
       </w:r>
     </w:p>
     <w:p>
       <w:pPr>
         <w:numPr>
           <w:ilvl w:val="1"/>
-          <w:numId w:val="29"/>
+          <w:numId w:val="30"/>
         </w:numPr>
         <w:pBdr>
           <w:top w:space="0" w:sz="0" w:val="nil"/>
@@ -7135,14 +7310,14 @@
           <w:rFonts w:ascii="Google Sans" w:cs="Google Sans" w:eastAsia="Google Sans" w:hAnsi="Google Sans"/>
           <w:rtl w:val="0"/>
         </w:rPr>
-        <w:t xml:space="preserve"> Intrusione catastrofica del dipartimento elettrico austriaco: un operatore smanettando recise incautamente la ricezione del segnale di avvenuta operazione (Handshake "storage signal" mancante). Il software ignora l'appoggio perché il PLC risulta "muto", andando in prevenzione di scontro e impantanandosi.</w:t>
+        <w:t xml:space="preserve"> Un predatore occulto di memoria: scandagliando le latenze interne dell'OS Server WAMASAPP, si portava in luce un demone obsoleto (msaccess) che fagocitava illegalmente risorse preziose (processi legacy in background) strozzando l'elasticità applicativa Java.</w:t>
       </w:r>
     </w:p>
     <w:p>
       <w:pPr>
         <w:numPr>
           <w:ilvl w:val="1"/>
-          <w:numId w:val="29"/>
+          <w:numId w:val="30"/>
         </w:numPr>
         <w:pBdr>
           <w:top w:space="0" w:sz="0" w:val="nil"/>
@@ -7169,7 +7344,7 @@
           <w:rFonts w:ascii="Google Sans" w:cs="Google Sans" w:eastAsia="Google Sans" w:hAnsi="Google Sans"/>
           <w:rtl w:val="0"/>
         </w:rPr>
-        <w:t xml:space="preserve"> Tre ore di tortura puramente logistica (comandi manuali e ponti radio con pendette CTOP in loco). Le pedane invertite (es. scambi tra LU 51553373 e LU 60933471 sul nodo TPF01C2141) vennero svuotate e reinserite al contagocce mentre si ristabilivano le sicurezze hardware e software.</w:t>
+        <w:t xml:space="preserve"> Intervento drastico ed estirpazione via Task Manager ("I close it lectry" / kill) dell'eseguibile MSAccess alieno, abbattendo in picchiata l'iper-latenza di convalida schermo in officina.</w:t>
       </w:r>
       <w:r>
         <w:rPr>
@@ -7208,14 +7383,14 @@
           <w:rFonts w:ascii="Google Sans" w:cs="Google Sans" w:eastAsia="Google Sans" w:hAnsi="Google Sans"/>
           <w:rtl w:val="0"/>
         </w:rPr>
-        <w:t xml:space="preserve"> 28/10/22</w:t>
+        <w:t xml:space="preserve"> 09/11/22</w:t>
       </w:r>
     </w:p>
     <w:p>
       <w:pPr>
         <w:numPr>
           <w:ilvl w:val="1"/>
-          <w:numId w:val="30"/>
+          <w:numId w:val="31"/>
         </w:numPr>
         <w:pBdr>
           <w:top w:space="0" w:sz="0" w:val="nil"/>
@@ -7242,14 +7417,14 @@
           <w:rFonts w:ascii="Google Sans" w:cs="Google Sans" w:eastAsia="Google Sans" w:hAnsi="Google Sans"/>
           <w:rtl w:val="0"/>
         </w:rPr>
-        <w:t xml:space="preserve"> Macchina WAMASAPP (Task Manager) / Client Interfaccia (GUI)</w:t>
+        <w:t xml:space="preserve"> Azionamento Hard (Motori) / Strato Convogliatore</w:t>
       </w:r>
     </w:p>
     <w:p>
       <w:pPr>
         <w:numPr>
           <w:ilvl w:val="1"/>
-          <w:numId w:val="30"/>
+          <w:numId w:val="31"/>
         </w:numPr>
         <w:pBdr>
           <w:top w:space="0" w:sz="0" w:val="nil"/>
@@ -7276,14 +7451,14 @@
           <w:rFonts w:ascii="Google Sans" w:cs="Google Sans" w:eastAsia="Google Sans" w:hAnsi="Google Sans"/>
           <w:rtl w:val="0"/>
         </w:rPr>
-        <w:t xml:space="preserve"> Scissione inaccettabile e nevrotizzante tra il clic della convalida del picking del lavoratore e la risposta dello schermo, incantato nel loop infinito di un opaco "Loading..." (30 secondi).</w:t>
+        <w:t xml:space="preserve"> Il nastro non riparte ad un guasto puramente reazionario marcato da una scritta perentoria per nulla emendabile in informatica: Frequency inverter 164M01 fault.</w:t>
       </w:r>
     </w:p>
     <w:p>
       <w:pPr>
         <w:numPr>
           <w:ilvl w:val="1"/>
-          <w:numId w:val="30"/>
+          <w:numId w:val="31"/>
         </w:numPr>
         <w:pBdr>
           <w:top w:space="0" w:sz="0" w:val="nil"/>
@@ -7310,14 +7485,14 @@
           <w:rFonts w:ascii="Google Sans" w:cs="Google Sans" w:eastAsia="Google Sans" w:hAnsi="Google Sans"/>
           <w:rtl w:val="0"/>
         </w:rPr>
-        <w:t xml:space="preserve"> Un predatore occulto di memoria: scandagliando le latenze interne dell'OS Server WAMASAPP, si portava in luce un demone obsoleto (msaccess) che fagocitava illegalmente risorse preziose (processi legacy in background) strozzando l'elasticità applicativa Java.</w:t>
+        <w:t xml:space="preserve"> Blocco derivato dal reame fisico. Un termico scattato su assorbimento motore per un detrito d'attrito o un fungo di emergenza premuto spigolosamente dagli addetti alla spola, azzerando le capacità remote d'override.</w:t>
       </w:r>
     </w:p>
     <w:p>
       <w:pPr>
         <w:numPr>
           <w:ilvl w:val="1"/>
-          <w:numId w:val="30"/>
+          <w:numId w:val="31"/>
         </w:numPr>
         <w:pBdr>
           <w:top w:space="0" w:sz="0" w:val="nil"/>
@@ -7344,7 +7519,7 @@
           <w:rFonts w:ascii="Google Sans" w:cs="Google Sans" w:eastAsia="Google Sans" w:hAnsi="Google Sans"/>
           <w:rtl w:val="0"/>
         </w:rPr>
-        <w:t xml:space="preserve"> Intervento drastico ed estirpazione via Task Manager ("I close it lectry" / kill) dell'eseguibile MSAccess alieno, abbattendo in picchiata l'iper-latenza di convalida schermo in officina.</w:t>
+        <w:t xml:space="preserve"> Traslazione istantanea del disservizio alle uniche entità adeguate: il tecnico di pronto intervento on-site e lo specialista ai contattori PLC, sollevando la SSI da compiti logico-strutturali.</w:t>
       </w:r>
       <w:r>
         <w:rPr>
@@ -7383,14 +7558,14 @@
           <w:rFonts w:ascii="Google Sans" w:cs="Google Sans" w:eastAsia="Google Sans" w:hAnsi="Google Sans"/>
           <w:rtl w:val="0"/>
         </w:rPr>
-        <w:t xml:space="preserve"> 09/11/22</w:t>
+        <w:t xml:space="preserve"> 11/11/22</w:t>
       </w:r>
     </w:p>
     <w:p>
       <w:pPr>
         <w:numPr>
           <w:ilvl w:val="1"/>
-          <w:numId w:val="31"/>
+          <w:numId w:val="32"/>
         </w:numPr>
         <w:pBdr>
           <w:top w:space="0" w:sz="0" w:val="nil"/>
@@ -7417,14 +7592,14 @@
           <w:rFonts w:ascii="Google Sans" w:cs="Google Sans" w:eastAsia="Google Sans" w:hAnsi="Google Sans"/>
           <w:rtl w:val="0"/>
         </w:rPr>
-        <w:t xml:space="preserve"> Azionamento Hard (Motori) / Strato Convogliatore</w:t>
+        <w:t xml:space="preserve"> Job di Background (StationAssignmentWorkerTask) / Tabelle Database (activityprotocol)</w:t>
       </w:r>
     </w:p>
     <w:p>
       <w:pPr>
         <w:numPr>
           <w:ilvl w:val="1"/>
-          <w:numId w:val="31"/>
+          <w:numId w:val="32"/>
         </w:numPr>
         <w:pBdr>
           <w:top w:space="0" w:sz="0" w:val="nil"/>
@@ -7451,14 +7626,14 @@
           <w:rFonts w:ascii="Google Sans" w:cs="Google Sans" w:eastAsia="Google Sans" w:hAnsi="Google Sans"/>
           <w:rtl w:val="0"/>
         </w:rPr>
-        <w:t xml:space="preserve"> Il nastro non riparte ad un guasto puramente reazionario marcato da una scritta perentoria per nulla emendabile in informatica: Frequency inverter 164M01 fault.</w:t>
+        <w:t xml:space="preserve"> Arresto sistemico della somministrazione di materia grezza. Con oltre 1500 missioni traboccanti in OG025, le corsie delle baie esibivano fame totale, mantenendo un'attesa vuota. L'architettura dei Worker asincroni stava andando in asfissia e fame di esecuzione (starvation).</w:t>
       </w:r>
     </w:p>
     <w:p>
       <w:pPr>
         <w:numPr>
           <w:ilvl w:val="1"/>
-          <w:numId w:val="31"/>
+          <w:numId w:val="32"/>
         </w:numPr>
         <w:pBdr>
           <w:top w:space="0" w:sz="0" w:val="nil"/>
@@ -7485,14 +7660,14 @@
           <w:rFonts w:ascii="Google Sans" w:cs="Google Sans" w:eastAsia="Google Sans" w:hAnsi="Google Sans"/>
           <w:rtl w:val="0"/>
         </w:rPr>
-        <w:t xml:space="preserve"> Blocco derivato dal reame fisico. Un termico scattato su assorbimento motore per un detrito d'attrito o un fungo di emergenza premuto spigolosamente dagli addetti alla spola, azzerando le capacità remote d'override.</w:t>
+        <w:t xml:space="preserve"> Il demone deputato allo smistamento (eseguito ogni quinquennio di minuti per comparare i processi attivi) sbucava d'interrogare in profondità la ragnatela activityprotocol per calcolare carichi. Ma il demone notturno di pulizia bloccato aveva spropositatamente insanguinato quel registro fino a 5.969.172 voci non indicizzate: le query fallivano il timeout e morivano, non istruendo nulla al nastro.</w:t>
       </w:r>
     </w:p>
     <w:p>
       <w:pPr>
         <w:numPr>
           <w:ilvl w:val="1"/>
-          <w:numId w:val="31"/>
+          <w:numId w:val="32"/>
         </w:numPr>
         <w:pBdr>
           <w:top w:space="0" w:sz="0" w:val="nil"/>
@@ -7519,7 +7694,7 @@
           <w:rFonts w:ascii="Google Sans" w:cs="Google Sans" w:eastAsia="Google Sans" w:hAnsi="Google Sans"/>
           <w:rtl w:val="0"/>
         </w:rPr>
-        <w:t xml:space="preserve"> Traslazione istantanea del disservizio alle uniche entità adeguate: il tecnico di pronto intervento on-site e lo specialista ai contattori PLC, sollevando la SSI da compiti logico-strutturali.</w:t>
+        <w:t xml:space="preserve"> Evitata a tutti i costi la proposta di decapitazione e formattazione pura (comando TRUNCATE devastante da 0.4s) vitale per tracciare estrazioni container doganali JOIN; si approdò ad un escamotage ("wild idea"): congelare la linea scarti (NOK station). Il crollo I/O sul server risultante concesse ai Worker una frazione essenziale per non far abortire la logica di calcolo, smistando ossigeno sufficiente sino alla nottata del finesettimana atta a fagocitare il record a ritmo di logoranti 200 righe ogni 2 sec.</w:t>
       </w:r>
       <w:r>
         <w:rPr>
@@ -7558,181 +7733,6 @@
           <w:rFonts w:ascii="Google Sans" w:cs="Google Sans" w:eastAsia="Google Sans" w:hAnsi="Google Sans"/>
           <w:rtl w:val="0"/>
         </w:rPr>
-        <w:t xml:space="preserve"> 11/11/22</w:t>
-      </w:r>
-    </w:p>
-    <w:p>
-      <w:pPr>
-        <w:numPr>
-          <w:ilvl w:val="1"/>
-          <w:numId w:val="32"/>
-        </w:numPr>
-        <w:pBdr>
-          <w:top w:space="0" w:sz="0" w:val="nil"/>
-          <w:left w:space="0" w:sz="0" w:val="nil"/>
-          <w:bottom w:space="0" w:sz="0" w:val="nil"/>
-          <w:right w:space="0" w:sz="0" w:val="nil"/>
-          <w:between w:space="0" w:sz="0" w:val="nil"/>
-        </w:pBdr>
-        <w:shd w:fill="auto" w:val="clear"/>
-        <w:spacing w:line="275.9999942779541" w:lineRule="auto"/>
-        <w:ind w:left="1200" w:hanging="360"/>
-      </w:pPr>
-      <w:r>
-        <w:rPr>
-          <w:rFonts w:ascii="Google Sans" w:cs="Google Sans" w:eastAsia="Google Sans" w:hAnsi="Google Sans"/>
-          <w:b w:val="1"/>
-          <w:bCs w:val="1"/>
-          <w:rtl w:val="0"/>
-        </w:rPr>
-        <w:t xml:space="preserve">Sottosistema:</w:t>
-      </w:r>
-      <w:r>
-        <w:rPr>
-          <w:rFonts w:ascii="Google Sans" w:cs="Google Sans" w:eastAsia="Google Sans" w:hAnsi="Google Sans"/>
-          <w:rtl w:val="0"/>
-        </w:rPr>
-        <w:t xml:space="preserve"> Job di Background (StationAssignmentWorkerTask) / Tabelle Database (activityprotocol)</w:t>
-      </w:r>
-    </w:p>
-    <w:p>
-      <w:pPr>
-        <w:numPr>
-          <w:ilvl w:val="1"/>
-          <w:numId w:val="32"/>
-        </w:numPr>
-        <w:pBdr>
-          <w:top w:space="0" w:sz="0" w:val="nil"/>
-          <w:left w:space="0" w:sz="0" w:val="nil"/>
-          <w:bottom w:space="0" w:sz="0" w:val="nil"/>
-          <w:right w:space="0" w:sz="0" w:val="nil"/>
-          <w:between w:space="0" w:sz="0" w:val="nil"/>
-        </w:pBdr>
-        <w:shd w:fill="auto" w:val="clear"/>
-        <w:spacing w:line="275.9999942779541" w:lineRule="auto"/>
-        <w:ind w:left="1200" w:hanging="360"/>
-      </w:pPr>
-      <w:r>
-        <w:rPr>
-          <w:rFonts w:ascii="Google Sans" w:cs="Google Sans" w:eastAsia="Google Sans" w:hAnsi="Google Sans"/>
-          <w:b w:val="1"/>
-          <w:bCs w:val="1"/>
-          <w:rtl w:val="0"/>
-        </w:rPr>
-        <w:t xml:space="preserve">Descrizione del problema:</w:t>
-      </w:r>
-      <w:r>
-        <w:rPr>
-          <w:rFonts w:ascii="Google Sans" w:cs="Google Sans" w:eastAsia="Google Sans" w:hAnsi="Google Sans"/>
-          <w:rtl w:val="0"/>
-        </w:rPr>
-        <w:t xml:space="preserve"> Arresto sistemico della somministrazione di materia grezza. Con oltre 1500 missioni traboccanti in OG025, le corsie delle baie esibivano fame totale, mantenendo un'attesa vuota. L'architettura dei Worker asincroni stava andando in asfissia e fame di esecuzione (starvation).</w:t>
-      </w:r>
-    </w:p>
-    <w:p>
-      <w:pPr>
-        <w:numPr>
-          <w:ilvl w:val="1"/>
-          <w:numId w:val="32"/>
-        </w:numPr>
-        <w:pBdr>
-          <w:top w:space="0" w:sz="0" w:val="nil"/>
-          <w:left w:space="0" w:sz="0" w:val="nil"/>
-          <w:bottom w:space="0" w:sz="0" w:val="nil"/>
-          <w:right w:space="0" w:sz="0" w:val="nil"/>
-          <w:between w:space="0" w:sz="0" w:val="nil"/>
-        </w:pBdr>
-        <w:shd w:fill="auto" w:val="clear"/>
-        <w:spacing w:line="275.9999942779541" w:lineRule="auto"/>
-        <w:ind w:left="1200" w:hanging="360"/>
-      </w:pPr>
-      <w:r>
-        <w:rPr>
-          <w:rFonts w:ascii="Google Sans" w:cs="Google Sans" w:eastAsia="Google Sans" w:hAnsi="Google Sans"/>
-          <w:b w:val="1"/>
-          <w:bCs w:val="1"/>
-          <w:rtl w:val="0"/>
-        </w:rPr>
-        <w:t xml:space="preserve">Causa radice:</w:t>
-      </w:r>
-      <w:r>
-        <w:rPr>
-          <w:rFonts w:ascii="Google Sans" w:cs="Google Sans" w:eastAsia="Google Sans" w:hAnsi="Google Sans"/>
-          <w:rtl w:val="0"/>
-        </w:rPr>
-        <w:t xml:space="preserve"> Il demone deputato allo smistamento (eseguito ogni quinquennio di minuti per comparare i processi attivi) sbucava d'interrogare in profondità la ragnatela activityprotocol per calcolare carichi. Ma il demone notturno di pulizia bloccato aveva spropositatamente insanguinato quel registro fino a 5.969.172 voci non indicizzate: le query fallivano il timeout e morivano, non istruendo nulla al nastro.</w:t>
-      </w:r>
-    </w:p>
-    <w:p>
-      <w:pPr>
-        <w:numPr>
-          <w:ilvl w:val="1"/>
-          <w:numId w:val="32"/>
-        </w:numPr>
-        <w:pBdr>
-          <w:top w:space="0" w:sz="0" w:val="nil"/>
-          <w:left w:space="0" w:sz="0" w:val="nil"/>
-          <w:bottom w:space="0" w:sz="0" w:val="nil"/>
-          <w:right w:space="0" w:sz="0" w:val="nil"/>
-          <w:between w:space="0" w:sz="0" w:val="nil"/>
-        </w:pBdr>
-        <w:shd w:fill="auto" w:val="clear"/>
-        <w:spacing w:line="275.9999942779541" w:lineRule="auto"/>
-        <w:ind w:left="1200" w:hanging="360"/>
-      </w:pPr>
-      <w:r>
-        <w:rPr>
-          <w:rFonts w:ascii="Google Sans" w:cs="Google Sans" w:eastAsia="Google Sans" w:hAnsi="Google Sans"/>
-          <w:b w:val="1"/>
-          <w:bCs w:val="1"/>
-          <w:rtl w:val="0"/>
-        </w:rPr>
-        <w:t xml:space="preserve">Soluzione o workaround:</w:t>
-      </w:r>
-      <w:r>
-        <w:rPr>
-          <w:rFonts w:ascii="Google Sans" w:cs="Google Sans" w:eastAsia="Google Sans" w:hAnsi="Google Sans"/>
-          <w:rtl w:val="0"/>
-        </w:rPr>
-        <w:t xml:space="preserve"> Evitata a tutti i costi la proposta di decapitazione e formattazione pura (comando TRUNCATE devastante da 0.4s) vitale per tracciare estrazioni container doganali JOIN; si approdò ad un escamotage ("wild idea"): congelare la linea scarti (NOK station). Il crollo I/O sul server risultante concesse ai Worker una frazione essenziale per non far abortire la logica di calcolo, smistando ossigeno sufficiente sino alla nottata del finesettimana atta a fagocitare il record a ritmo di logoranti 200 righe ogni 2 sec.</w:t>
-      </w:r>
-      <w:r>
-        <w:rPr>
-          <w:rtl w:val="0"/>
-        </w:rPr>
-      </w:r>
-    </w:p>
-    <w:p>
-      <w:pPr>
-        <w:numPr>
-          <w:ilvl w:val="0"/>
-          <w:numId w:val="1"/>
-        </w:numPr>
-        <w:pBdr>
-          <w:top w:space="0" w:sz="0" w:val="nil"/>
-          <w:left w:space="0" w:sz="0" w:val="nil"/>
-          <w:bottom w:space="0" w:sz="0" w:val="nil"/>
-          <w:right w:space="0" w:sz="0" w:val="nil"/>
-          <w:between w:space="0" w:sz="0" w:val="nil"/>
-        </w:pBdr>
-        <w:shd w:fill="auto" w:val="clear"/>
-        <w:spacing w:line="275.9999942779541" w:lineRule="auto"/>
-        <w:ind w:left="600" w:hanging="360"/>
-      </w:pPr>
-      <w:r>
-        <w:rPr>
-          <w:rFonts w:ascii="Google Sans" w:cs="Google Sans" w:eastAsia="Google Sans" w:hAnsi="Google Sans"/>
-          <w:b w:val="1"/>
-          <w:bCs w:val="1"/>
-          <w:rtl w:val="0"/>
-        </w:rPr>
-        <w:t xml:space="preserve">Data:</w:t>
-      </w:r>
-      <w:r>
-        <w:rPr>
-          <w:rFonts w:ascii="Google Sans" w:cs="Google Sans" w:eastAsia="Google Sans" w:hAnsi="Google Sans"/>
-          <w:rtl w:val="0"/>
-        </w:rPr>
         <w:t xml:space="preserve"> Considerazioni Finali e Implicazioni Strutturali</w:t>
       </w:r>
     </w:p>
@@ -7875,55 +7875,6 @@
         <w:rPr>
           <w:rtl w:val="0"/>
         </w:rPr>
-      </w:r>
-    </w:p>
-    <w:p>
-      <w:pPr>
-        <w:pStyle w:val="Heading4"/>
-        <w:pBdr>
-          <w:top w:space="0" w:sz="0" w:val="nil"/>
-          <w:left w:space="0" w:sz="0" w:val="nil"/>
-          <w:bottom w:space="0" w:sz="0" w:val="nil"/>
-          <w:right w:space="0" w:sz="0" w:val="nil"/>
-          <w:between w:space="0" w:sz="0" w:val="nil"/>
-        </w:pBdr>
-        <w:shd w:fill="auto" w:val="clear"/>
-        <w:rPr>
-          <w:rFonts w:ascii="Google Sans" w:cs="Google Sans" w:eastAsia="Google Sans" w:hAnsi="Google Sans"/>
-        </w:rPr>
-      </w:pPr>
-      <w:r>
-        <w:rPr>
-          <w:rFonts w:ascii="Google Sans" w:cs="Google Sans" w:eastAsia="Google Sans" w:hAnsi="Google Sans"/>
-          <w:rtl w:val="0"/>
-        </w:rPr>
-        <w:t xml:space="preserve">Bibliografia</w:t>
-      </w:r>
-    </w:p>
-    <w:p>
-      <w:pPr>
-        <w:numPr>
-          <w:ilvl w:val="0"/>
-          <w:numId w:val="34"/>
-        </w:numPr>
-        <w:pBdr>
-          <w:top w:space="0" w:sz="0" w:val="nil"/>
-          <w:left w:space="0" w:sz="0" w:val="nil"/>
-          <w:bottom w:space="0" w:sz="0" w:val="nil"/>
-          <w:right w:space="0" w:sz="0" w:val="nil"/>
-          <w:between w:space="0" w:sz="0" w:val="nil"/>
-        </w:pBdr>
-        <w:shd w:fill="auto" w:val="clear"/>
-        <w:ind w:left="600" w:hanging="360"/>
-      </w:pPr>
-      <w:r>
-        <w:rPr>
-          <w:rFonts w:ascii="Google Sans" w:cs="Google Sans" w:eastAsia="Google Sans" w:hAnsi="Google Sans"/>
-          <w:sz w:val="24"/>
-          <w:szCs w:val="24"/>
-          <w:rtl w:val="0"/>
-        </w:rPr>
-        <w:t xml:space="preserve">2022.txt</w:t>
       </w:r>
     </w:p>
     <w:sectPr>
@@ -15134,8 +15085,8 @@
   <w:abstractNum w:abstractNumId="34">
     <w:lvl w:ilvl="0">
       <w:start w:val="1"/>
-      <w:numFmt w:val="decimal"/>
-      <w:lvlText w:val="%1."/>
+      <w:numFmt w:val="bullet"/>
+      <w:lvlText w:val="●"/>
       <w:lvlJc w:val="left"/>
       <w:pPr>
         <w:ind w:left="600" w:hanging="360"/>
@@ -15162,7 +15113,7 @@
       <w:lvlText w:val="○"/>
       <w:lvlJc w:val="left"/>
       <w:pPr>
-        <w:ind w:left="1440" w:hanging="360"/>
+        <w:ind w:left="1200" w:hanging="360"/>
       </w:pPr>
       <w:rPr>
         <w:rFonts w:ascii="Arial" w:cs="Arial" w:eastAsia="Arial" w:hAnsi="Arial"/>
@@ -17748,224 +17699,6 @@
     </w:lvl>
   </w:abstractNum>
   <w:abstractNum w:abstractNumId="46">
-    <w:lvl w:ilvl="0">
-      <w:start w:val="1"/>
-      <w:numFmt w:val="bullet"/>
-      <w:lvlText w:val="●"/>
-      <w:lvlJc w:val="left"/>
-      <w:pPr>
-        <w:ind w:left="600" w:hanging="360"/>
-      </w:pPr>
-      <w:rPr>
-        <w:rFonts w:ascii="Arial" w:cs="Arial" w:eastAsia="Arial" w:hAnsi="Arial"/>
-        <w:b w:val="0"/>
-        <w:bCs w:val="0"/>
-        <w:i w:val="0"/>
-        <w:iCs w:val="0"/>
-        <w:smallCaps w:val="0"/>
-        <w:strike w:val="0"/>
-        <w:color w:val="000000"/>
-        <w:sz w:val="22"/>
-        <w:szCs w:val="22"/>
-        <w:u w:val="none"/>
-        <w:shd w:fill="auto" w:val="clear"/>
-        <w:vertAlign w:val="baseline"/>
-      </w:rPr>
-    </w:lvl>
-    <w:lvl w:ilvl="1">
-      <w:start w:val="1"/>
-      <w:numFmt w:val="bullet"/>
-      <w:lvlText w:val="○"/>
-      <w:lvlJc w:val="left"/>
-      <w:pPr>
-        <w:ind w:left="1200" w:hanging="360"/>
-      </w:pPr>
-      <w:rPr>
-        <w:rFonts w:ascii="Arial" w:cs="Arial" w:eastAsia="Arial" w:hAnsi="Arial"/>
-        <w:b w:val="0"/>
-        <w:bCs w:val="0"/>
-        <w:i w:val="0"/>
-        <w:iCs w:val="0"/>
-        <w:smallCaps w:val="0"/>
-        <w:strike w:val="0"/>
-        <w:color w:val="000000"/>
-        <w:sz w:val="22"/>
-        <w:szCs w:val="22"/>
-        <w:u w:val="none"/>
-        <w:shd w:fill="auto" w:val="clear"/>
-        <w:vertAlign w:val="baseline"/>
-      </w:rPr>
-    </w:lvl>
-    <w:lvl w:ilvl="2">
-      <w:start w:val="1"/>
-      <w:numFmt w:val="bullet"/>
-      <w:lvlText w:val="■"/>
-      <w:lvlJc w:val="left"/>
-      <w:pPr>
-        <w:ind w:left="2160" w:hanging="360"/>
-      </w:pPr>
-      <w:rPr>
-        <w:rFonts w:ascii="Arial" w:cs="Arial" w:eastAsia="Arial" w:hAnsi="Arial"/>
-        <w:b w:val="0"/>
-        <w:bCs w:val="0"/>
-        <w:i w:val="0"/>
-        <w:iCs w:val="0"/>
-        <w:smallCaps w:val="0"/>
-        <w:strike w:val="0"/>
-        <w:color w:val="000000"/>
-        <w:sz w:val="22"/>
-        <w:szCs w:val="22"/>
-        <w:u w:val="none"/>
-        <w:shd w:fill="auto" w:val="clear"/>
-        <w:vertAlign w:val="baseline"/>
-      </w:rPr>
-    </w:lvl>
-    <w:lvl w:ilvl="3">
-      <w:start w:val="1"/>
-      <w:numFmt w:val="bullet"/>
-      <w:lvlText w:val="■"/>
-      <w:lvlJc w:val="left"/>
-      <w:pPr>
-        <w:ind w:left="2880" w:hanging="360"/>
-      </w:pPr>
-      <w:rPr>
-        <w:rFonts w:ascii="Arial" w:cs="Arial" w:eastAsia="Arial" w:hAnsi="Arial"/>
-        <w:b w:val="0"/>
-        <w:bCs w:val="0"/>
-        <w:i w:val="0"/>
-        <w:iCs w:val="0"/>
-        <w:smallCaps w:val="0"/>
-        <w:strike w:val="0"/>
-        <w:color w:val="000000"/>
-        <w:sz w:val="22"/>
-        <w:szCs w:val="22"/>
-        <w:u w:val="none"/>
-        <w:shd w:fill="auto" w:val="clear"/>
-        <w:vertAlign w:val="baseline"/>
-      </w:rPr>
-    </w:lvl>
-    <w:lvl w:ilvl="4">
-      <w:start w:val="1"/>
-      <w:numFmt w:val="bullet"/>
-      <w:lvlText w:val="■"/>
-      <w:lvlJc w:val="left"/>
-      <w:pPr>
-        <w:ind w:left="3600" w:hanging="360"/>
-      </w:pPr>
-      <w:rPr>
-        <w:rFonts w:ascii="Arial" w:cs="Arial" w:eastAsia="Arial" w:hAnsi="Arial"/>
-        <w:b w:val="0"/>
-        <w:bCs w:val="0"/>
-        <w:i w:val="0"/>
-        <w:iCs w:val="0"/>
-        <w:smallCaps w:val="0"/>
-        <w:strike w:val="0"/>
-        <w:color w:val="000000"/>
-        <w:sz w:val="22"/>
-        <w:szCs w:val="22"/>
-        <w:u w:val="none"/>
-        <w:shd w:fill="auto" w:val="clear"/>
-        <w:vertAlign w:val="baseline"/>
-      </w:rPr>
-    </w:lvl>
-    <w:lvl w:ilvl="5">
-      <w:start w:val="1"/>
-      <w:numFmt w:val="bullet"/>
-      <w:lvlText w:val="■"/>
-      <w:lvlJc w:val="left"/>
-      <w:pPr>
-        <w:ind w:left="4320" w:hanging="360"/>
-      </w:pPr>
-      <w:rPr>
-        <w:rFonts w:ascii="Arial" w:cs="Arial" w:eastAsia="Arial" w:hAnsi="Arial"/>
-        <w:b w:val="0"/>
-        <w:bCs w:val="0"/>
-        <w:i w:val="0"/>
-        <w:iCs w:val="0"/>
-        <w:smallCaps w:val="0"/>
-        <w:strike w:val="0"/>
-        <w:color w:val="000000"/>
-        <w:sz w:val="22"/>
-        <w:szCs w:val="22"/>
-        <w:u w:val="none"/>
-        <w:shd w:fill="auto" w:val="clear"/>
-        <w:vertAlign w:val="baseline"/>
-      </w:rPr>
-    </w:lvl>
-    <w:lvl w:ilvl="6">
-      <w:start w:val="1"/>
-      <w:numFmt w:val="bullet"/>
-      <w:lvlText w:val="■"/>
-      <w:lvlJc w:val="left"/>
-      <w:pPr>
-        <w:ind w:left="5040" w:hanging="360"/>
-      </w:pPr>
-      <w:rPr>
-        <w:rFonts w:ascii="Arial" w:cs="Arial" w:eastAsia="Arial" w:hAnsi="Arial"/>
-        <w:b w:val="0"/>
-        <w:bCs w:val="0"/>
-        <w:i w:val="0"/>
-        <w:iCs w:val="0"/>
-        <w:smallCaps w:val="0"/>
-        <w:strike w:val="0"/>
-        <w:color w:val="000000"/>
-        <w:sz w:val="22"/>
-        <w:szCs w:val="22"/>
-        <w:u w:val="none"/>
-        <w:shd w:fill="auto" w:val="clear"/>
-        <w:vertAlign w:val="baseline"/>
-      </w:rPr>
-    </w:lvl>
-    <w:lvl w:ilvl="7">
-      <w:start w:val="1"/>
-      <w:numFmt w:val="bullet"/>
-      <w:lvlText w:val="■"/>
-      <w:lvlJc w:val="left"/>
-      <w:pPr>
-        <w:ind w:left="5760" w:hanging="360"/>
-      </w:pPr>
-      <w:rPr>
-        <w:rFonts w:ascii="Arial" w:cs="Arial" w:eastAsia="Arial" w:hAnsi="Arial"/>
-        <w:b w:val="0"/>
-        <w:bCs w:val="0"/>
-        <w:i w:val="0"/>
-        <w:iCs w:val="0"/>
-        <w:smallCaps w:val="0"/>
-        <w:strike w:val="0"/>
-        <w:color w:val="000000"/>
-        <w:sz w:val="22"/>
-        <w:szCs w:val="22"/>
-        <w:u w:val="none"/>
-        <w:shd w:fill="auto" w:val="clear"/>
-        <w:vertAlign w:val="baseline"/>
-      </w:rPr>
-    </w:lvl>
-    <w:lvl w:ilvl="8">
-      <w:start w:val="1"/>
-      <w:numFmt w:val="bullet"/>
-      <w:lvlText w:val="■"/>
-      <w:lvlJc w:val="left"/>
-      <w:pPr>
-        <w:ind w:left="6480" w:hanging="360"/>
-      </w:pPr>
-      <w:rPr>
-        <w:rFonts w:ascii="Arial" w:cs="Arial" w:eastAsia="Arial" w:hAnsi="Arial"/>
-        <w:b w:val="0"/>
-        <w:bCs w:val="0"/>
-        <w:i w:val="0"/>
-        <w:iCs w:val="0"/>
-        <w:smallCaps w:val="0"/>
-        <w:strike w:val="0"/>
-        <w:color w:val="000000"/>
-        <w:sz w:val="22"/>
-        <w:szCs w:val="22"/>
-        <w:u w:val="none"/>
-        <w:shd w:fill="auto" w:val="clear"/>
-        <w:vertAlign w:val="baseline"/>
-      </w:rPr>
-    </w:lvl>
-  </w:abstractNum>
-  <w:abstractNum w:abstractNumId="47">
     <w:lvl w:ilvl="0">
       <w:start w:val="1"/>
       <w:numFmt w:val="bullet"/>
@@ -18320,9 +18053,6 @@
   </w:num>
   <w:num w:numId="46">
     <w:abstractNumId w:val="46"/>
-  </w:num>
-  <w:num w:numId="47">
-    <w:abstractNumId w:val="47"/>
   </w:num>
 </w:numbering>
 </file>

--- a/Documents/2022-rag.docx
+++ b/Documents/2022-rag.docx
@@ -5944,7 +5944,7 @@
           <w:rFonts w:ascii="Google Sans" w:cs="Google Sans" w:eastAsia="Google Sans" w:hAnsi="Google Sans"/>
           <w:rtl w:val="0"/>
         </w:rPr>
-        <w:t xml:space="preserve"> Abbattimento brutale del processo zombie ("🪓🔪🍺") via SQL, e, perdurando le lentezze di calcolo sulle query primarie per i rimasugli di memoria, programmazione forzata di un massivo e distruttivo "All-In-One restart" serale per deframmentare.</w:t>
+        <w:t xml:space="preserve"> Abbattimento brutale del processo zombie via SQL, e, perdurando le lentezze di calcolo sulle query primarie per i rimasugli di memoria, programmazione forzata di un massivo e distruttivo "All-In-One restart" serale per deframmentare.</w:t>
       </w:r>
       <w:r>
         <w:rPr>
